--- a/Logbook/Ryan Ward JavaScript Practical Logbook.docx
+++ b/Logbook/Ryan Ward JavaScript Practical Logbook.docx
@@ -155,13 +155,23 @@
                 <w:lang w:val="fr-FR"/>
               </w:rPr>
             </w:pPr>
+            <w:proofErr w:type="spellStart"/>
             <w:r>
               <w:rPr>
                 <w:color w:val="111111"/>
                 <w:sz w:val="18"/>
                 <w:lang w:val="fr-FR"/>
               </w:rPr>
-              <w:t>Skills Programme: JavaScript Programmer</w:t>
+              <w:t>Skills</w:t>
+            </w:r>
+            <w:proofErr w:type="spellEnd"/>
+            <w:r>
+              <w:rPr>
+                <w:color w:val="111111"/>
+                <w:sz w:val="18"/>
+                <w:lang w:val="fr-FR"/>
+              </w:rPr>
+              <w:t xml:space="preserve"> Programme: JavaScript Programmer</w:t>
             </w:r>
           </w:p>
           <w:p>
@@ -5199,7 +5209,31 @@
           </w:tcPr>
           <w:p>
             <w:r>
-              <w:t>C:\Users\ryanwa\OneDrive - Redpanda Software\Desktop\My Stuff\Personal\Javascript Training\LogBook\PM01 evidence</w:t>
+              <w:t xml:space="preserve">C:\Users\ryanwa\OneDrive - </w:t>
+            </w:r>
+            <w:proofErr w:type="spellStart"/>
+            <w:r>
+              <w:t>Redpanda</w:t>
+            </w:r>
+            <w:proofErr w:type="spellEnd"/>
+            <w:r>
+              <w:t xml:space="preserve"> Software\Desktop\My Stuff\Personal\</w:t>
+            </w:r>
+            <w:proofErr w:type="spellStart"/>
+            <w:r>
+              <w:t>Javascript</w:t>
+            </w:r>
+            <w:proofErr w:type="spellEnd"/>
+            <w:r>
+              <w:t xml:space="preserve"> Training\</w:t>
+            </w:r>
+            <w:proofErr w:type="spellStart"/>
+            <w:r>
+              <w:t>LogBook</w:t>
+            </w:r>
+            <w:proofErr w:type="spellEnd"/>
+            <w:r>
+              <w:t>\PM01 evidence</w:t>
             </w:r>
           </w:p>
         </w:tc>
@@ -7781,7 +7815,31 @@
           </w:tcPr>
           <w:p>
             <w:r>
-              <w:t>C:\Users\ryanwa\OneDrive - Redpanda Software\Desktop\My Stuff\Personal\Javascript Training\LogBook\PM01 evidence</w:t>
+              <w:t xml:space="preserve">C:\Users\ryanwa\OneDrive - </w:t>
+            </w:r>
+            <w:proofErr w:type="spellStart"/>
+            <w:r>
+              <w:t>Redpanda</w:t>
+            </w:r>
+            <w:proofErr w:type="spellEnd"/>
+            <w:r>
+              <w:t xml:space="preserve"> Software\Desktop\My Stuff\Personal\</w:t>
+            </w:r>
+            <w:proofErr w:type="spellStart"/>
+            <w:r>
+              <w:t>Javascript</w:t>
+            </w:r>
+            <w:proofErr w:type="spellEnd"/>
+            <w:r>
+              <w:t xml:space="preserve"> Training\</w:t>
+            </w:r>
+            <w:proofErr w:type="spellStart"/>
+            <w:r>
+              <w:t>LogBook</w:t>
+            </w:r>
+            <w:proofErr w:type="spellEnd"/>
+            <w:r>
+              <w:t>\PM01 evidence</w:t>
             </w:r>
           </w:p>
         </w:tc>
@@ -8919,9 +8977,77 @@
       </w:pPr>
       <w:r>
         <w:rPr>
+          <w:noProof/>
           <w:sz w:val="18"/>
         </w:rPr>
+        <w:drawing>
+          <wp:anchor distT="0" distB="0" distL="114300" distR="114300" simplePos="0" relativeHeight="251798528" behindDoc="0" locked="0" layoutInCell="1" allowOverlap="1" wp14:anchorId="7EF79ABD" wp14:editId="7506EE78">
+            <wp:simplePos x="0" y="0"/>
+            <wp:positionH relativeFrom="column">
+              <wp:posOffset>253706</wp:posOffset>
+            </wp:positionH>
+            <wp:positionV relativeFrom="paragraph">
+              <wp:posOffset>47570</wp:posOffset>
+            </wp:positionV>
+            <wp:extent cx="64770" cy="64770"/>
+            <wp:effectExtent l="0" t="0" r="0" b="0"/>
+            <wp:wrapNone/>
+            <wp:docPr id="1255269933" name="Graphic 1" descr="Checkmark with solid fill"/>
+            <wp:cNvGraphicFramePr>
+              <a:graphicFrameLocks xmlns:a="http://schemas.openxmlformats.org/drawingml/2006/main" noChangeAspect="1"/>
+            </wp:cNvGraphicFramePr>
+            <a:graphic xmlns:a="http://schemas.openxmlformats.org/drawingml/2006/main">
+              <a:graphicData uri="http://schemas.openxmlformats.org/drawingml/2006/picture">
+                <pic:pic xmlns:pic="http://schemas.openxmlformats.org/drawingml/2006/picture">
+                  <pic:nvPicPr>
+                    <pic:cNvPr id="1580647732" name="Graphic 1580647732" descr="Checkmark with solid fill"/>
+                    <pic:cNvPicPr/>
+                  </pic:nvPicPr>
+                  <pic:blipFill>
+                    <a:blip r:embed="rId8">
+                      <a:extLst>
+                        <a:ext uri="{96DAC541-7B7A-43D3-8B79-37D633B846F1}">
+                          <asvg:svgBlip xmlns:asvg="http://schemas.microsoft.com/office/drawing/2016/SVG/main" r:embed="rId9"/>
+                        </a:ext>
+                      </a:extLst>
+                    </a:blip>
+                    <a:stretch>
+                      <a:fillRect/>
+                    </a:stretch>
+                  </pic:blipFill>
+                  <pic:spPr>
+                    <a:xfrm>
+                      <a:off x="0" y="0"/>
+                      <a:ext cx="64770" cy="64770"/>
+                    </a:xfrm>
+                    <a:prstGeom prst="rect">
+                      <a:avLst/>
+                    </a:prstGeom>
+                  </pic:spPr>
+                </pic:pic>
+              </a:graphicData>
+            </a:graphic>
+            <wp14:sizeRelH relativeFrom="margin">
+              <wp14:pctWidth>0</wp14:pctWidth>
+            </wp14:sizeRelH>
+            <wp14:sizeRelV relativeFrom="margin">
+              <wp14:pctHeight>0</wp14:pctHeight>
+            </wp14:sizeRelV>
+          </wp:anchor>
+        </w:drawing>
+      </w:r>
+      <w:r>
+        <w:rPr>
+          <w:sz w:val="18"/>
+        </w:rPr>
         <w:t>☐ Create a GitHub repository.</w:t>
+      </w:r>
+      <w:r>
+        <w:rPr>
+          <w:noProof/>
+          <w:sz w:val="18"/>
+        </w:rPr>
+        <w:t xml:space="preserve"> </w:t>
       </w:r>
     </w:p>
     <w:p>
@@ -8935,9 +9061,77 @@
       </w:pPr>
       <w:r>
         <w:rPr>
+          <w:noProof/>
           <w:sz w:val="18"/>
         </w:rPr>
+        <w:drawing>
+          <wp:anchor distT="0" distB="0" distL="114300" distR="114300" simplePos="0" relativeHeight="251800576" behindDoc="0" locked="0" layoutInCell="1" allowOverlap="1" wp14:anchorId="18EC0AC8" wp14:editId="38937F41">
+            <wp:simplePos x="0" y="0"/>
+            <wp:positionH relativeFrom="column">
+              <wp:posOffset>248420</wp:posOffset>
+            </wp:positionH>
+            <wp:positionV relativeFrom="paragraph">
+              <wp:posOffset>57506</wp:posOffset>
+            </wp:positionV>
+            <wp:extent cx="64770" cy="64770"/>
+            <wp:effectExtent l="0" t="0" r="0" b="0"/>
+            <wp:wrapNone/>
+            <wp:docPr id="1052075215" name="Graphic 1" descr="Checkmark with solid fill"/>
+            <wp:cNvGraphicFramePr>
+              <a:graphicFrameLocks xmlns:a="http://schemas.openxmlformats.org/drawingml/2006/main" noChangeAspect="1"/>
+            </wp:cNvGraphicFramePr>
+            <a:graphic xmlns:a="http://schemas.openxmlformats.org/drawingml/2006/main">
+              <a:graphicData uri="http://schemas.openxmlformats.org/drawingml/2006/picture">
+                <pic:pic xmlns:pic="http://schemas.openxmlformats.org/drawingml/2006/picture">
+                  <pic:nvPicPr>
+                    <pic:cNvPr id="1580647732" name="Graphic 1580647732" descr="Checkmark with solid fill"/>
+                    <pic:cNvPicPr/>
+                  </pic:nvPicPr>
+                  <pic:blipFill>
+                    <a:blip r:embed="rId8">
+                      <a:extLst>
+                        <a:ext uri="{96DAC541-7B7A-43D3-8B79-37D633B846F1}">
+                          <asvg:svgBlip xmlns:asvg="http://schemas.microsoft.com/office/drawing/2016/SVG/main" r:embed="rId9"/>
+                        </a:ext>
+                      </a:extLst>
+                    </a:blip>
+                    <a:stretch>
+                      <a:fillRect/>
+                    </a:stretch>
+                  </pic:blipFill>
+                  <pic:spPr>
+                    <a:xfrm>
+                      <a:off x="0" y="0"/>
+                      <a:ext cx="64770" cy="64770"/>
+                    </a:xfrm>
+                    <a:prstGeom prst="rect">
+                      <a:avLst/>
+                    </a:prstGeom>
+                  </pic:spPr>
+                </pic:pic>
+              </a:graphicData>
+            </a:graphic>
+            <wp14:sizeRelH relativeFrom="margin">
+              <wp14:pctWidth>0</wp14:pctWidth>
+            </wp14:sizeRelH>
+            <wp14:sizeRelV relativeFrom="margin">
+              <wp14:pctHeight>0</wp14:pctHeight>
+            </wp14:sizeRelV>
+          </wp:anchor>
+        </w:drawing>
+      </w:r>
+      <w:r>
+        <w:rPr>
+          <w:sz w:val="18"/>
+        </w:rPr>
         <w:t>☐ Add the project files.</w:t>
+      </w:r>
+      <w:r>
+        <w:rPr>
+          <w:noProof/>
+          <w:sz w:val="18"/>
+        </w:rPr>
+        <w:t xml:space="preserve"> </w:t>
       </w:r>
     </w:p>
     <w:p>
@@ -8951,9 +9145,77 @@
       </w:pPr>
       <w:r>
         <w:rPr>
+          <w:noProof/>
           <w:sz w:val="18"/>
         </w:rPr>
+        <w:drawing>
+          <wp:anchor distT="0" distB="0" distL="114300" distR="114300" simplePos="0" relativeHeight="251802624" behindDoc="0" locked="0" layoutInCell="1" allowOverlap="1" wp14:anchorId="0B588982" wp14:editId="0A5CB880">
+            <wp:simplePos x="0" y="0"/>
+            <wp:positionH relativeFrom="column">
+              <wp:posOffset>248421</wp:posOffset>
+            </wp:positionH>
+            <wp:positionV relativeFrom="paragraph">
+              <wp:posOffset>47570</wp:posOffset>
+            </wp:positionV>
+            <wp:extent cx="64770" cy="64770"/>
+            <wp:effectExtent l="0" t="0" r="0" b="0"/>
+            <wp:wrapNone/>
+            <wp:docPr id="2041843787" name="Graphic 1" descr="Checkmark with solid fill"/>
+            <wp:cNvGraphicFramePr>
+              <a:graphicFrameLocks xmlns:a="http://schemas.openxmlformats.org/drawingml/2006/main" noChangeAspect="1"/>
+            </wp:cNvGraphicFramePr>
+            <a:graphic xmlns:a="http://schemas.openxmlformats.org/drawingml/2006/main">
+              <a:graphicData uri="http://schemas.openxmlformats.org/drawingml/2006/picture">
+                <pic:pic xmlns:pic="http://schemas.openxmlformats.org/drawingml/2006/picture">
+                  <pic:nvPicPr>
+                    <pic:cNvPr id="1580647732" name="Graphic 1580647732" descr="Checkmark with solid fill"/>
+                    <pic:cNvPicPr/>
+                  </pic:nvPicPr>
+                  <pic:blipFill>
+                    <a:blip r:embed="rId8">
+                      <a:extLst>
+                        <a:ext uri="{96DAC541-7B7A-43D3-8B79-37D633B846F1}">
+                          <asvg:svgBlip xmlns:asvg="http://schemas.microsoft.com/office/drawing/2016/SVG/main" r:embed="rId9"/>
+                        </a:ext>
+                      </a:extLst>
+                    </a:blip>
+                    <a:stretch>
+                      <a:fillRect/>
+                    </a:stretch>
+                  </pic:blipFill>
+                  <pic:spPr>
+                    <a:xfrm>
+                      <a:off x="0" y="0"/>
+                      <a:ext cx="64770" cy="64770"/>
+                    </a:xfrm>
+                    <a:prstGeom prst="rect">
+                      <a:avLst/>
+                    </a:prstGeom>
+                  </pic:spPr>
+                </pic:pic>
+              </a:graphicData>
+            </a:graphic>
+            <wp14:sizeRelH relativeFrom="margin">
+              <wp14:pctWidth>0</wp14:pctWidth>
+            </wp14:sizeRelH>
+            <wp14:sizeRelV relativeFrom="margin">
+              <wp14:pctHeight>0</wp14:pctHeight>
+            </wp14:sizeRelV>
+          </wp:anchor>
+        </w:drawing>
+      </w:r>
+      <w:r>
+        <w:rPr>
+          <w:sz w:val="18"/>
+        </w:rPr>
         <w:t>☐ Create at least three meaningful commits.</w:t>
+      </w:r>
+      <w:r>
+        <w:rPr>
+          <w:noProof/>
+          <w:sz w:val="18"/>
+        </w:rPr>
+        <w:t xml:space="preserve"> </w:t>
       </w:r>
     </w:p>
     <w:p>
@@ -8967,9 +9229,77 @@
       </w:pPr>
       <w:r>
         <w:rPr>
+          <w:noProof/>
           <w:sz w:val="18"/>
         </w:rPr>
+        <w:drawing>
+          <wp:anchor distT="0" distB="0" distL="114300" distR="114300" simplePos="0" relativeHeight="251804672" behindDoc="0" locked="0" layoutInCell="1" allowOverlap="1" wp14:anchorId="1535B0C4" wp14:editId="7EA5DB0F">
+            <wp:simplePos x="0" y="0"/>
+            <wp:positionH relativeFrom="column">
+              <wp:posOffset>243135</wp:posOffset>
+            </wp:positionH>
+            <wp:positionV relativeFrom="paragraph">
+              <wp:posOffset>57507</wp:posOffset>
+            </wp:positionV>
+            <wp:extent cx="64770" cy="64770"/>
+            <wp:effectExtent l="0" t="0" r="0" b="0"/>
+            <wp:wrapNone/>
+            <wp:docPr id="1450123123" name="Graphic 1" descr="Checkmark with solid fill"/>
+            <wp:cNvGraphicFramePr>
+              <a:graphicFrameLocks xmlns:a="http://schemas.openxmlformats.org/drawingml/2006/main" noChangeAspect="1"/>
+            </wp:cNvGraphicFramePr>
+            <a:graphic xmlns:a="http://schemas.openxmlformats.org/drawingml/2006/main">
+              <a:graphicData uri="http://schemas.openxmlformats.org/drawingml/2006/picture">
+                <pic:pic xmlns:pic="http://schemas.openxmlformats.org/drawingml/2006/picture">
+                  <pic:nvPicPr>
+                    <pic:cNvPr id="1580647732" name="Graphic 1580647732" descr="Checkmark with solid fill"/>
+                    <pic:cNvPicPr/>
+                  </pic:nvPicPr>
+                  <pic:blipFill>
+                    <a:blip r:embed="rId8">
+                      <a:extLst>
+                        <a:ext uri="{96DAC541-7B7A-43D3-8B79-37D633B846F1}">
+                          <asvg:svgBlip xmlns:asvg="http://schemas.microsoft.com/office/drawing/2016/SVG/main" r:embed="rId9"/>
+                        </a:ext>
+                      </a:extLst>
+                    </a:blip>
+                    <a:stretch>
+                      <a:fillRect/>
+                    </a:stretch>
+                  </pic:blipFill>
+                  <pic:spPr>
+                    <a:xfrm>
+                      <a:off x="0" y="0"/>
+                      <a:ext cx="64770" cy="64770"/>
+                    </a:xfrm>
+                    <a:prstGeom prst="rect">
+                      <a:avLst/>
+                    </a:prstGeom>
+                  </pic:spPr>
+                </pic:pic>
+              </a:graphicData>
+            </a:graphic>
+            <wp14:sizeRelH relativeFrom="margin">
+              <wp14:pctWidth>0</wp14:pctWidth>
+            </wp14:sizeRelH>
+            <wp14:sizeRelV relativeFrom="margin">
+              <wp14:pctHeight>0</wp14:pctHeight>
+            </wp14:sizeRelV>
+          </wp:anchor>
+        </w:drawing>
+      </w:r>
+      <w:r>
+        <w:rPr>
+          <w:sz w:val="18"/>
+        </w:rPr>
         <w:t>☐ Create a branch and make one change.</w:t>
+      </w:r>
+      <w:r>
+        <w:rPr>
+          <w:noProof/>
+          <w:sz w:val="18"/>
+        </w:rPr>
+        <w:t xml:space="preserve"> </w:t>
       </w:r>
     </w:p>
     <w:p>
@@ -8983,9 +9313,77 @@
       </w:pPr>
       <w:r>
         <w:rPr>
+          <w:noProof/>
           <w:sz w:val="18"/>
         </w:rPr>
+        <w:drawing>
+          <wp:anchor distT="0" distB="0" distL="114300" distR="114300" simplePos="0" relativeHeight="251806720" behindDoc="0" locked="0" layoutInCell="1" allowOverlap="1" wp14:anchorId="5DACBBE6" wp14:editId="6376F73B">
+            <wp:simplePos x="0" y="0"/>
+            <wp:positionH relativeFrom="column">
+              <wp:posOffset>248421</wp:posOffset>
+            </wp:positionH>
+            <wp:positionV relativeFrom="paragraph">
+              <wp:posOffset>42284</wp:posOffset>
+            </wp:positionV>
+            <wp:extent cx="64770" cy="64770"/>
+            <wp:effectExtent l="0" t="0" r="0" b="0"/>
+            <wp:wrapNone/>
+            <wp:docPr id="1486208760" name="Graphic 1" descr="Checkmark with solid fill"/>
+            <wp:cNvGraphicFramePr>
+              <a:graphicFrameLocks xmlns:a="http://schemas.openxmlformats.org/drawingml/2006/main" noChangeAspect="1"/>
+            </wp:cNvGraphicFramePr>
+            <a:graphic xmlns:a="http://schemas.openxmlformats.org/drawingml/2006/main">
+              <a:graphicData uri="http://schemas.openxmlformats.org/drawingml/2006/picture">
+                <pic:pic xmlns:pic="http://schemas.openxmlformats.org/drawingml/2006/picture">
+                  <pic:nvPicPr>
+                    <pic:cNvPr id="1580647732" name="Graphic 1580647732" descr="Checkmark with solid fill"/>
+                    <pic:cNvPicPr/>
+                  </pic:nvPicPr>
+                  <pic:blipFill>
+                    <a:blip r:embed="rId8">
+                      <a:extLst>
+                        <a:ext uri="{96DAC541-7B7A-43D3-8B79-37D633B846F1}">
+                          <asvg:svgBlip xmlns:asvg="http://schemas.microsoft.com/office/drawing/2016/SVG/main" r:embed="rId9"/>
+                        </a:ext>
+                      </a:extLst>
+                    </a:blip>
+                    <a:stretch>
+                      <a:fillRect/>
+                    </a:stretch>
+                  </pic:blipFill>
+                  <pic:spPr>
+                    <a:xfrm>
+                      <a:off x="0" y="0"/>
+                      <a:ext cx="64770" cy="64770"/>
+                    </a:xfrm>
+                    <a:prstGeom prst="rect">
+                      <a:avLst/>
+                    </a:prstGeom>
+                  </pic:spPr>
+                </pic:pic>
+              </a:graphicData>
+            </a:graphic>
+            <wp14:sizeRelH relativeFrom="margin">
+              <wp14:pctWidth>0</wp14:pctWidth>
+            </wp14:sizeRelH>
+            <wp14:sizeRelV relativeFrom="margin">
+              <wp14:pctHeight>0</wp14:pctHeight>
+            </wp14:sizeRelV>
+          </wp:anchor>
+        </w:drawing>
+      </w:r>
+      <w:r>
+        <w:rPr>
+          <w:sz w:val="18"/>
+        </w:rPr>
         <w:t>☐ Push the branch and open a basic pull request, where required.</w:t>
+      </w:r>
+      <w:r>
+        <w:rPr>
+          <w:noProof/>
+          <w:sz w:val="18"/>
+        </w:rPr>
+        <w:t xml:space="preserve"> </w:t>
       </w:r>
     </w:p>
     <w:p>
@@ -8999,6 +9397,67 @@
       </w:pPr>
       <w:r>
         <w:rPr>
+          <w:noProof/>
+          <w:sz w:val="18"/>
+        </w:rPr>
+        <w:drawing>
+          <wp:anchor distT="0" distB="0" distL="114300" distR="114300" simplePos="0" relativeHeight="251808768" behindDoc="0" locked="0" layoutInCell="1" allowOverlap="1" wp14:anchorId="47D3B40F" wp14:editId="1C7BEAD3">
+            <wp:simplePos x="0" y="0"/>
+            <wp:positionH relativeFrom="column">
+              <wp:posOffset>243135</wp:posOffset>
+            </wp:positionH>
+            <wp:positionV relativeFrom="paragraph">
+              <wp:posOffset>52220</wp:posOffset>
+            </wp:positionV>
+            <wp:extent cx="64770" cy="64770"/>
+            <wp:effectExtent l="0" t="0" r="0" b="0"/>
+            <wp:wrapNone/>
+            <wp:docPr id="996319912" name="Graphic 1" descr="Checkmark with solid fill"/>
+            <wp:cNvGraphicFramePr>
+              <a:graphicFrameLocks xmlns:a="http://schemas.openxmlformats.org/drawingml/2006/main" noChangeAspect="1"/>
+            </wp:cNvGraphicFramePr>
+            <a:graphic xmlns:a="http://schemas.openxmlformats.org/drawingml/2006/main">
+              <a:graphicData uri="http://schemas.openxmlformats.org/drawingml/2006/picture">
+                <pic:pic xmlns:pic="http://schemas.openxmlformats.org/drawingml/2006/picture">
+                  <pic:nvPicPr>
+                    <pic:cNvPr id="1580647732" name="Graphic 1580647732" descr="Checkmark with solid fill"/>
+                    <pic:cNvPicPr/>
+                  </pic:nvPicPr>
+                  <pic:blipFill>
+                    <a:blip r:embed="rId8">
+                      <a:extLst>
+                        <a:ext uri="{96DAC541-7B7A-43D3-8B79-37D633B846F1}">
+                          <asvg:svgBlip xmlns:asvg="http://schemas.microsoft.com/office/drawing/2016/SVG/main" r:embed="rId9"/>
+                        </a:ext>
+                      </a:extLst>
+                    </a:blip>
+                    <a:stretch>
+                      <a:fillRect/>
+                    </a:stretch>
+                  </pic:blipFill>
+                  <pic:spPr>
+                    <a:xfrm>
+                      <a:off x="0" y="0"/>
+                      <a:ext cx="64770" cy="64770"/>
+                    </a:xfrm>
+                    <a:prstGeom prst="rect">
+                      <a:avLst/>
+                    </a:prstGeom>
+                  </pic:spPr>
+                </pic:pic>
+              </a:graphicData>
+            </a:graphic>
+            <wp14:sizeRelH relativeFrom="margin">
+              <wp14:pctWidth>0</wp14:pctWidth>
+            </wp14:sizeRelH>
+            <wp14:sizeRelV relativeFrom="margin">
+              <wp14:pctHeight>0</wp14:pctHeight>
+            </wp14:sizeRelV>
+          </wp:anchor>
+        </w:drawing>
+      </w:r>
+      <w:r>
+        <w:rPr>
           <w:sz w:val="18"/>
         </w:rPr>
         <w:t xml:space="preserve">☐ Use clear commit messages. </w:t>
@@ -9023,9 +9482,77 @@
       </w:pPr>
       <w:r>
         <w:rPr>
+          <w:noProof/>
           <w:sz w:val="18"/>
         </w:rPr>
+        <w:drawing>
+          <wp:anchor distT="0" distB="0" distL="114300" distR="114300" simplePos="0" relativeHeight="251810816" behindDoc="0" locked="0" layoutInCell="1" allowOverlap="1" wp14:anchorId="5D96A973" wp14:editId="76C64CFB">
+            <wp:simplePos x="0" y="0"/>
+            <wp:positionH relativeFrom="column">
+              <wp:posOffset>248421</wp:posOffset>
+            </wp:positionH>
+            <wp:positionV relativeFrom="paragraph">
+              <wp:posOffset>47570</wp:posOffset>
+            </wp:positionV>
+            <wp:extent cx="64770" cy="64770"/>
+            <wp:effectExtent l="0" t="0" r="0" b="0"/>
+            <wp:wrapNone/>
+            <wp:docPr id="1118755405" name="Graphic 1" descr="Checkmark with solid fill"/>
+            <wp:cNvGraphicFramePr>
+              <a:graphicFrameLocks xmlns:a="http://schemas.openxmlformats.org/drawingml/2006/main" noChangeAspect="1"/>
+            </wp:cNvGraphicFramePr>
+            <a:graphic xmlns:a="http://schemas.openxmlformats.org/drawingml/2006/main">
+              <a:graphicData uri="http://schemas.openxmlformats.org/drawingml/2006/picture">
+                <pic:pic xmlns:pic="http://schemas.openxmlformats.org/drawingml/2006/picture">
+                  <pic:nvPicPr>
+                    <pic:cNvPr id="1580647732" name="Graphic 1580647732" descr="Checkmark with solid fill"/>
+                    <pic:cNvPicPr/>
+                  </pic:nvPicPr>
+                  <pic:blipFill>
+                    <a:blip r:embed="rId8">
+                      <a:extLst>
+                        <a:ext uri="{96DAC541-7B7A-43D3-8B79-37D633B846F1}">
+                          <asvg:svgBlip xmlns:asvg="http://schemas.microsoft.com/office/drawing/2016/SVG/main" r:embed="rId9"/>
+                        </a:ext>
+                      </a:extLst>
+                    </a:blip>
+                    <a:stretch>
+                      <a:fillRect/>
+                    </a:stretch>
+                  </pic:blipFill>
+                  <pic:spPr>
+                    <a:xfrm>
+                      <a:off x="0" y="0"/>
+                      <a:ext cx="64770" cy="64770"/>
+                    </a:xfrm>
+                    <a:prstGeom prst="rect">
+                      <a:avLst/>
+                    </a:prstGeom>
+                  </pic:spPr>
+                </pic:pic>
+              </a:graphicData>
+            </a:graphic>
+            <wp14:sizeRelH relativeFrom="margin">
+              <wp14:pctWidth>0</wp14:pctWidth>
+            </wp14:sizeRelH>
+            <wp14:sizeRelV relativeFrom="margin">
+              <wp14:pctHeight>0</wp14:pctHeight>
+            </wp14:sizeRelV>
+          </wp:anchor>
+        </w:drawing>
+      </w:r>
+      <w:r>
+        <w:rPr>
+          <w:sz w:val="18"/>
+        </w:rPr>
         <w:t>☐ Repository link.</w:t>
+      </w:r>
+      <w:r>
+        <w:rPr>
+          <w:noProof/>
+          <w:sz w:val="18"/>
+        </w:rPr>
+        <w:t xml:space="preserve"> </w:t>
       </w:r>
     </w:p>
     <w:p>
@@ -9039,9 +9566,77 @@
       </w:pPr>
       <w:r>
         <w:rPr>
+          <w:noProof/>
           <w:sz w:val="18"/>
         </w:rPr>
+        <w:drawing>
+          <wp:anchor distT="0" distB="0" distL="114300" distR="114300" simplePos="0" relativeHeight="251812864" behindDoc="0" locked="0" layoutInCell="1" allowOverlap="1" wp14:anchorId="03410C0E" wp14:editId="0F208049">
+            <wp:simplePos x="0" y="0"/>
+            <wp:positionH relativeFrom="column">
+              <wp:posOffset>248421</wp:posOffset>
+            </wp:positionH>
+            <wp:positionV relativeFrom="paragraph">
+              <wp:posOffset>64135</wp:posOffset>
+            </wp:positionV>
+            <wp:extent cx="64770" cy="64770"/>
+            <wp:effectExtent l="0" t="0" r="0" b="0"/>
+            <wp:wrapNone/>
+            <wp:docPr id="322304336" name="Graphic 1" descr="Checkmark with solid fill"/>
+            <wp:cNvGraphicFramePr>
+              <a:graphicFrameLocks xmlns:a="http://schemas.openxmlformats.org/drawingml/2006/main" noChangeAspect="1"/>
+            </wp:cNvGraphicFramePr>
+            <a:graphic xmlns:a="http://schemas.openxmlformats.org/drawingml/2006/main">
+              <a:graphicData uri="http://schemas.openxmlformats.org/drawingml/2006/picture">
+                <pic:pic xmlns:pic="http://schemas.openxmlformats.org/drawingml/2006/picture">
+                  <pic:nvPicPr>
+                    <pic:cNvPr id="1580647732" name="Graphic 1580647732" descr="Checkmark with solid fill"/>
+                    <pic:cNvPicPr/>
+                  </pic:nvPicPr>
+                  <pic:blipFill>
+                    <a:blip r:embed="rId8">
+                      <a:extLst>
+                        <a:ext uri="{96DAC541-7B7A-43D3-8B79-37D633B846F1}">
+                          <asvg:svgBlip xmlns:asvg="http://schemas.microsoft.com/office/drawing/2016/SVG/main" r:embed="rId9"/>
+                        </a:ext>
+                      </a:extLst>
+                    </a:blip>
+                    <a:stretch>
+                      <a:fillRect/>
+                    </a:stretch>
+                  </pic:blipFill>
+                  <pic:spPr>
+                    <a:xfrm>
+                      <a:off x="0" y="0"/>
+                      <a:ext cx="64770" cy="64770"/>
+                    </a:xfrm>
+                    <a:prstGeom prst="rect">
+                      <a:avLst/>
+                    </a:prstGeom>
+                  </pic:spPr>
+                </pic:pic>
+              </a:graphicData>
+            </a:graphic>
+            <wp14:sizeRelH relativeFrom="margin">
+              <wp14:pctWidth>0</wp14:pctWidth>
+            </wp14:sizeRelH>
+            <wp14:sizeRelV relativeFrom="margin">
+              <wp14:pctHeight>0</wp14:pctHeight>
+            </wp14:sizeRelV>
+          </wp:anchor>
+        </w:drawing>
+      </w:r>
+      <w:r>
+        <w:rPr>
+          <w:sz w:val="18"/>
+        </w:rPr>
         <w:t>☐ Screenshot of commit history.</w:t>
+      </w:r>
+      <w:r>
+        <w:rPr>
+          <w:noProof/>
+          <w:sz w:val="18"/>
+        </w:rPr>
+        <w:t xml:space="preserve"> </w:t>
       </w:r>
     </w:p>
     <w:p>
@@ -9055,9 +9650,77 @@
       </w:pPr>
       <w:r>
         <w:rPr>
+          <w:noProof/>
           <w:sz w:val="18"/>
         </w:rPr>
+        <w:drawing>
+          <wp:anchor distT="0" distB="0" distL="114300" distR="114300" simplePos="0" relativeHeight="251814912" behindDoc="0" locked="0" layoutInCell="1" allowOverlap="1" wp14:anchorId="1A4A8A4F" wp14:editId="28DAFCFC">
+            <wp:simplePos x="0" y="0"/>
+            <wp:positionH relativeFrom="column">
+              <wp:posOffset>248421</wp:posOffset>
+            </wp:positionH>
+            <wp:positionV relativeFrom="paragraph">
+              <wp:posOffset>52855</wp:posOffset>
+            </wp:positionV>
+            <wp:extent cx="64770" cy="64770"/>
+            <wp:effectExtent l="0" t="0" r="0" b="0"/>
+            <wp:wrapNone/>
+            <wp:docPr id="412661049" name="Graphic 1" descr="Checkmark with solid fill"/>
+            <wp:cNvGraphicFramePr>
+              <a:graphicFrameLocks xmlns:a="http://schemas.openxmlformats.org/drawingml/2006/main" noChangeAspect="1"/>
+            </wp:cNvGraphicFramePr>
+            <a:graphic xmlns:a="http://schemas.openxmlformats.org/drawingml/2006/main">
+              <a:graphicData uri="http://schemas.openxmlformats.org/drawingml/2006/picture">
+                <pic:pic xmlns:pic="http://schemas.openxmlformats.org/drawingml/2006/picture">
+                  <pic:nvPicPr>
+                    <pic:cNvPr id="1580647732" name="Graphic 1580647732" descr="Checkmark with solid fill"/>
+                    <pic:cNvPicPr/>
+                  </pic:nvPicPr>
+                  <pic:blipFill>
+                    <a:blip r:embed="rId8">
+                      <a:extLst>
+                        <a:ext uri="{96DAC541-7B7A-43D3-8B79-37D633B846F1}">
+                          <asvg:svgBlip xmlns:asvg="http://schemas.microsoft.com/office/drawing/2016/SVG/main" r:embed="rId9"/>
+                        </a:ext>
+                      </a:extLst>
+                    </a:blip>
+                    <a:stretch>
+                      <a:fillRect/>
+                    </a:stretch>
+                  </pic:blipFill>
+                  <pic:spPr>
+                    <a:xfrm>
+                      <a:off x="0" y="0"/>
+                      <a:ext cx="64770" cy="64770"/>
+                    </a:xfrm>
+                    <a:prstGeom prst="rect">
+                      <a:avLst/>
+                    </a:prstGeom>
+                  </pic:spPr>
+                </pic:pic>
+              </a:graphicData>
+            </a:graphic>
+            <wp14:sizeRelH relativeFrom="margin">
+              <wp14:pctWidth>0</wp14:pctWidth>
+            </wp14:sizeRelH>
+            <wp14:sizeRelV relativeFrom="margin">
+              <wp14:pctHeight>0</wp14:pctHeight>
+            </wp14:sizeRelV>
+          </wp:anchor>
+        </w:drawing>
+      </w:r>
+      <w:r>
+        <w:rPr>
+          <w:sz w:val="18"/>
+        </w:rPr>
         <w:t>☐ Screenshot of branch or pull request.</w:t>
+      </w:r>
+      <w:r>
+        <w:rPr>
+          <w:noProof/>
+          <w:sz w:val="18"/>
+        </w:rPr>
+        <w:t xml:space="preserve"> </w:t>
       </w:r>
     </w:p>
     <w:p>
@@ -9071,6 +9734,67 @@
       </w:pPr>
       <w:r>
         <w:rPr>
+          <w:noProof/>
+          <w:sz w:val="18"/>
+        </w:rPr>
+        <w:drawing>
+          <wp:anchor distT="0" distB="0" distL="114300" distR="114300" simplePos="0" relativeHeight="251816960" behindDoc="0" locked="0" layoutInCell="1" allowOverlap="1" wp14:anchorId="31F4BA53" wp14:editId="7EF5BD7A">
+            <wp:simplePos x="0" y="0"/>
+            <wp:positionH relativeFrom="column">
+              <wp:posOffset>248421</wp:posOffset>
+            </wp:positionH>
+            <wp:positionV relativeFrom="paragraph">
+              <wp:posOffset>52220</wp:posOffset>
+            </wp:positionV>
+            <wp:extent cx="64770" cy="64770"/>
+            <wp:effectExtent l="0" t="0" r="0" b="0"/>
+            <wp:wrapNone/>
+            <wp:docPr id="1414107082" name="Graphic 1" descr="Checkmark with solid fill"/>
+            <wp:cNvGraphicFramePr>
+              <a:graphicFrameLocks xmlns:a="http://schemas.openxmlformats.org/drawingml/2006/main" noChangeAspect="1"/>
+            </wp:cNvGraphicFramePr>
+            <a:graphic xmlns:a="http://schemas.openxmlformats.org/drawingml/2006/main">
+              <a:graphicData uri="http://schemas.openxmlformats.org/drawingml/2006/picture">
+                <pic:pic xmlns:pic="http://schemas.openxmlformats.org/drawingml/2006/picture">
+                  <pic:nvPicPr>
+                    <pic:cNvPr id="1580647732" name="Graphic 1580647732" descr="Checkmark with solid fill"/>
+                    <pic:cNvPicPr/>
+                  </pic:nvPicPr>
+                  <pic:blipFill>
+                    <a:blip r:embed="rId8">
+                      <a:extLst>
+                        <a:ext uri="{96DAC541-7B7A-43D3-8B79-37D633B846F1}">
+                          <asvg:svgBlip xmlns:asvg="http://schemas.microsoft.com/office/drawing/2016/SVG/main" r:embed="rId9"/>
+                        </a:ext>
+                      </a:extLst>
+                    </a:blip>
+                    <a:stretch>
+                      <a:fillRect/>
+                    </a:stretch>
+                  </pic:blipFill>
+                  <pic:spPr>
+                    <a:xfrm>
+                      <a:off x="0" y="0"/>
+                      <a:ext cx="64770" cy="64770"/>
+                    </a:xfrm>
+                    <a:prstGeom prst="rect">
+                      <a:avLst/>
+                    </a:prstGeom>
+                  </pic:spPr>
+                </pic:pic>
+              </a:graphicData>
+            </a:graphic>
+            <wp14:sizeRelH relativeFrom="margin">
+              <wp14:pctWidth>0</wp14:pctWidth>
+            </wp14:sizeRelH>
+            <wp14:sizeRelV relativeFrom="margin">
+              <wp14:pctHeight>0</wp14:pctHeight>
+            </wp14:sizeRelV>
+          </wp:anchor>
+        </w:drawing>
+      </w:r>
+      <w:r>
+        <w:rPr>
           <w:sz w:val="18"/>
         </w:rPr>
         <w:t xml:space="preserve">☐ README or project description. </w:t>
@@ -9095,9 +9819,77 @@
       </w:pPr>
       <w:r>
         <w:rPr>
+          <w:noProof/>
           <w:sz w:val="18"/>
         </w:rPr>
+        <w:drawing>
+          <wp:anchor distT="0" distB="0" distL="114300" distR="114300" simplePos="0" relativeHeight="251819008" behindDoc="0" locked="0" layoutInCell="1" allowOverlap="1" wp14:anchorId="2B8132E6" wp14:editId="2F114E4B">
+            <wp:simplePos x="0" y="0"/>
+            <wp:positionH relativeFrom="column">
+              <wp:posOffset>248421</wp:posOffset>
+            </wp:positionH>
+            <wp:positionV relativeFrom="paragraph">
+              <wp:posOffset>57506</wp:posOffset>
+            </wp:positionV>
+            <wp:extent cx="64770" cy="64770"/>
+            <wp:effectExtent l="0" t="0" r="0" b="0"/>
+            <wp:wrapNone/>
+            <wp:docPr id="82513898" name="Graphic 1" descr="Checkmark with solid fill"/>
+            <wp:cNvGraphicFramePr>
+              <a:graphicFrameLocks xmlns:a="http://schemas.openxmlformats.org/drawingml/2006/main" noChangeAspect="1"/>
+            </wp:cNvGraphicFramePr>
+            <a:graphic xmlns:a="http://schemas.openxmlformats.org/drawingml/2006/main">
+              <a:graphicData uri="http://schemas.openxmlformats.org/drawingml/2006/picture">
+                <pic:pic xmlns:pic="http://schemas.openxmlformats.org/drawingml/2006/picture">
+                  <pic:nvPicPr>
+                    <pic:cNvPr id="1580647732" name="Graphic 1580647732" descr="Checkmark with solid fill"/>
+                    <pic:cNvPicPr/>
+                  </pic:nvPicPr>
+                  <pic:blipFill>
+                    <a:blip r:embed="rId8">
+                      <a:extLst>
+                        <a:ext uri="{96DAC541-7B7A-43D3-8B79-37D633B846F1}">
+                          <asvg:svgBlip xmlns:asvg="http://schemas.microsoft.com/office/drawing/2016/SVG/main" r:embed="rId9"/>
+                        </a:ext>
+                      </a:extLst>
+                    </a:blip>
+                    <a:stretch>
+                      <a:fillRect/>
+                    </a:stretch>
+                  </pic:blipFill>
+                  <pic:spPr>
+                    <a:xfrm>
+                      <a:off x="0" y="0"/>
+                      <a:ext cx="64770" cy="64770"/>
+                    </a:xfrm>
+                    <a:prstGeom prst="rect">
+                      <a:avLst/>
+                    </a:prstGeom>
+                  </pic:spPr>
+                </pic:pic>
+              </a:graphicData>
+            </a:graphic>
+            <wp14:sizeRelH relativeFrom="margin">
+              <wp14:pctWidth>0</wp14:pctWidth>
+            </wp14:sizeRelH>
+            <wp14:sizeRelV relativeFrom="margin">
+              <wp14:pctHeight>0</wp14:pctHeight>
+            </wp14:sizeRelV>
+          </wp:anchor>
+        </w:drawing>
+      </w:r>
+      <w:r>
+        <w:rPr>
+          <w:sz w:val="18"/>
+        </w:rPr>
         <w:t>☐ Repository contains correct files.</w:t>
+      </w:r>
+      <w:r>
+        <w:rPr>
+          <w:noProof/>
+          <w:sz w:val="18"/>
+        </w:rPr>
+        <w:t xml:space="preserve"> </w:t>
       </w:r>
     </w:p>
     <w:p>
@@ -9111,9 +9903,77 @@
       </w:pPr>
       <w:r>
         <w:rPr>
+          <w:noProof/>
           <w:sz w:val="18"/>
         </w:rPr>
+        <w:drawing>
+          <wp:anchor distT="0" distB="0" distL="114300" distR="114300" simplePos="0" relativeHeight="251821056" behindDoc="0" locked="0" layoutInCell="1" allowOverlap="1" wp14:anchorId="74A88EA5" wp14:editId="0F5EDC73">
+            <wp:simplePos x="0" y="0"/>
+            <wp:positionH relativeFrom="column">
+              <wp:posOffset>248421</wp:posOffset>
+            </wp:positionH>
+            <wp:positionV relativeFrom="paragraph">
+              <wp:posOffset>57506</wp:posOffset>
+            </wp:positionV>
+            <wp:extent cx="64770" cy="64770"/>
+            <wp:effectExtent l="0" t="0" r="0" b="0"/>
+            <wp:wrapNone/>
+            <wp:docPr id="972353855" name="Graphic 1" descr="Checkmark with solid fill"/>
+            <wp:cNvGraphicFramePr>
+              <a:graphicFrameLocks xmlns:a="http://schemas.openxmlformats.org/drawingml/2006/main" noChangeAspect="1"/>
+            </wp:cNvGraphicFramePr>
+            <a:graphic xmlns:a="http://schemas.openxmlformats.org/drawingml/2006/main">
+              <a:graphicData uri="http://schemas.openxmlformats.org/drawingml/2006/picture">
+                <pic:pic xmlns:pic="http://schemas.openxmlformats.org/drawingml/2006/picture">
+                  <pic:nvPicPr>
+                    <pic:cNvPr id="1580647732" name="Graphic 1580647732" descr="Checkmark with solid fill"/>
+                    <pic:cNvPicPr/>
+                  </pic:nvPicPr>
+                  <pic:blipFill>
+                    <a:blip r:embed="rId8">
+                      <a:extLst>
+                        <a:ext uri="{96DAC541-7B7A-43D3-8B79-37D633B846F1}">
+                          <asvg:svgBlip xmlns:asvg="http://schemas.microsoft.com/office/drawing/2016/SVG/main" r:embed="rId9"/>
+                        </a:ext>
+                      </a:extLst>
+                    </a:blip>
+                    <a:stretch>
+                      <a:fillRect/>
+                    </a:stretch>
+                  </pic:blipFill>
+                  <pic:spPr>
+                    <a:xfrm>
+                      <a:off x="0" y="0"/>
+                      <a:ext cx="64770" cy="64770"/>
+                    </a:xfrm>
+                    <a:prstGeom prst="rect">
+                      <a:avLst/>
+                    </a:prstGeom>
+                  </pic:spPr>
+                </pic:pic>
+              </a:graphicData>
+            </a:graphic>
+            <wp14:sizeRelH relativeFrom="margin">
+              <wp14:pctWidth>0</wp14:pctWidth>
+            </wp14:sizeRelH>
+            <wp14:sizeRelV relativeFrom="margin">
+              <wp14:pctHeight>0</wp14:pctHeight>
+            </wp14:sizeRelV>
+          </wp:anchor>
+        </w:drawing>
+      </w:r>
+      <w:r>
+        <w:rPr>
+          <w:sz w:val="18"/>
+        </w:rPr>
         <w:t>☐ Commit history shows progressive work.</w:t>
+      </w:r>
+      <w:r>
+        <w:rPr>
+          <w:noProof/>
+          <w:sz w:val="18"/>
+        </w:rPr>
+        <w:t xml:space="preserve"> </w:t>
       </w:r>
     </w:p>
     <w:p>
@@ -9127,9 +9987,77 @@
       </w:pPr>
       <w:r>
         <w:rPr>
+          <w:noProof/>
           <w:sz w:val="18"/>
         </w:rPr>
+        <w:drawing>
+          <wp:anchor distT="0" distB="0" distL="114300" distR="114300" simplePos="0" relativeHeight="251823104" behindDoc="0" locked="0" layoutInCell="1" allowOverlap="1" wp14:anchorId="0EA15539" wp14:editId="3CBAF815">
+            <wp:simplePos x="0" y="0"/>
+            <wp:positionH relativeFrom="column">
+              <wp:posOffset>243135</wp:posOffset>
+            </wp:positionH>
+            <wp:positionV relativeFrom="paragraph">
+              <wp:posOffset>52856</wp:posOffset>
+            </wp:positionV>
+            <wp:extent cx="64770" cy="64770"/>
+            <wp:effectExtent l="0" t="0" r="0" b="0"/>
+            <wp:wrapNone/>
+            <wp:docPr id="792983933" name="Graphic 1" descr="Checkmark with solid fill"/>
+            <wp:cNvGraphicFramePr>
+              <a:graphicFrameLocks xmlns:a="http://schemas.openxmlformats.org/drawingml/2006/main" noChangeAspect="1"/>
+            </wp:cNvGraphicFramePr>
+            <a:graphic xmlns:a="http://schemas.openxmlformats.org/drawingml/2006/main">
+              <a:graphicData uri="http://schemas.openxmlformats.org/drawingml/2006/picture">
+                <pic:pic xmlns:pic="http://schemas.openxmlformats.org/drawingml/2006/picture">
+                  <pic:nvPicPr>
+                    <pic:cNvPr id="1580647732" name="Graphic 1580647732" descr="Checkmark with solid fill"/>
+                    <pic:cNvPicPr/>
+                  </pic:nvPicPr>
+                  <pic:blipFill>
+                    <a:blip r:embed="rId8">
+                      <a:extLst>
+                        <a:ext uri="{96DAC541-7B7A-43D3-8B79-37D633B846F1}">
+                          <asvg:svgBlip xmlns:asvg="http://schemas.microsoft.com/office/drawing/2016/SVG/main" r:embed="rId9"/>
+                        </a:ext>
+                      </a:extLst>
+                    </a:blip>
+                    <a:stretch>
+                      <a:fillRect/>
+                    </a:stretch>
+                  </pic:blipFill>
+                  <pic:spPr>
+                    <a:xfrm>
+                      <a:off x="0" y="0"/>
+                      <a:ext cx="64770" cy="64770"/>
+                    </a:xfrm>
+                    <a:prstGeom prst="rect">
+                      <a:avLst/>
+                    </a:prstGeom>
+                  </pic:spPr>
+                </pic:pic>
+              </a:graphicData>
+            </a:graphic>
+            <wp14:sizeRelH relativeFrom="margin">
+              <wp14:pctWidth>0</wp14:pctWidth>
+            </wp14:sizeRelH>
+            <wp14:sizeRelV relativeFrom="margin">
+              <wp14:pctHeight>0</wp14:pctHeight>
+            </wp14:sizeRelV>
+          </wp:anchor>
+        </w:drawing>
+      </w:r>
+      <w:r>
+        <w:rPr>
+          <w:sz w:val="18"/>
+        </w:rPr>
         <w:t>☐ Branching evidence is present.</w:t>
+      </w:r>
+      <w:r>
+        <w:rPr>
+          <w:noProof/>
+          <w:sz w:val="18"/>
+        </w:rPr>
+        <w:t xml:space="preserve"> </w:t>
       </w:r>
     </w:p>
     <w:p>
@@ -9141,6 +10069,67 @@
         <w:spacing w:after="184"/>
         <w:ind w:hanging="360"/>
       </w:pPr>
+      <w:r>
+        <w:rPr>
+          <w:noProof/>
+          <w:sz w:val="18"/>
+        </w:rPr>
+        <w:drawing>
+          <wp:anchor distT="0" distB="0" distL="114300" distR="114300" simplePos="0" relativeHeight="251825152" behindDoc="0" locked="0" layoutInCell="1" allowOverlap="1" wp14:anchorId="53FB2D92" wp14:editId="146729F5">
+            <wp:simplePos x="0" y="0"/>
+            <wp:positionH relativeFrom="column">
+              <wp:posOffset>243135</wp:posOffset>
+            </wp:positionH>
+            <wp:positionV relativeFrom="paragraph">
+              <wp:posOffset>41000</wp:posOffset>
+            </wp:positionV>
+            <wp:extent cx="64770" cy="64770"/>
+            <wp:effectExtent l="0" t="0" r="0" b="0"/>
+            <wp:wrapNone/>
+            <wp:docPr id="1303585187" name="Graphic 1" descr="Checkmark with solid fill"/>
+            <wp:cNvGraphicFramePr>
+              <a:graphicFrameLocks xmlns:a="http://schemas.openxmlformats.org/drawingml/2006/main" noChangeAspect="1"/>
+            </wp:cNvGraphicFramePr>
+            <a:graphic xmlns:a="http://schemas.openxmlformats.org/drawingml/2006/main">
+              <a:graphicData uri="http://schemas.openxmlformats.org/drawingml/2006/picture">
+                <pic:pic xmlns:pic="http://schemas.openxmlformats.org/drawingml/2006/picture">
+                  <pic:nvPicPr>
+                    <pic:cNvPr id="1580647732" name="Graphic 1580647732" descr="Checkmark with solid fill"/>
+                    <pic:cNvPicPr/>
+                  </pic:nvPicPr>
+                  <pic:blipFill>
+                    <a:blip r:embed="rId8">
+                      <a:extLst>
+                        <a:ext uri="{96DAC541-7B7A-43D3-8B79-37D633B846F1}">
+                          <asvg:svgBlip xmlns:asvg="http://schemas.microsoft.com/office/drawing/2016/SVG/main" r:embed="rId9"/>
+                        </a:ext>
+                      </a:extLst>
+                    </a:blip>
+                    <a:stretch>
+                      <a:fillRect/>
+                    </a:stretch>
+                  </pic:blipFill>
+                  <pic:spPr>
+                    <a:xfrm>
+                      <a:off x="0" y="0"/>
+                      <a:ext cx="64770" cy="64770"/>
+                    </a:xfrm>
+                    <a:prstGeom prst="rect">
+                      <a:avLst/>
+                    </a:prstGeom>
+                  </pic:spPr>
+                </pic:pic>
+              </a:graphicData>
+            </a:graphic>
+            <wp14:sizeRelH relativeFrom="margin">
+              <wp14:pctWidth>0</wp14:pctWidth>
+            </wp14:sizeRelH>
+            <wp14:sizeRelV relativeFrom="margin">
+              <wp14:pctHeight>0</wp14:pctHeight>
+            </wp14:sizeRelV>
+          </wp:anchor>
+        </w:drawing>
+      </w:r>
       <w:r>
         <w:rPr>
           <w:sz w:val="18"/>
@@ -9338,7 +10327,11 @@
               <w:right w:val="single" w:sz="4" w:space="0" w:color="B7B7B7"/>
             </w:tcBorders>
           </w:tcPr>
-          <w:p/>
+          <w:p>
+            <w:r>
+              <w:t>2 hours</w:t>
+            </w:r>
+          </w:p>
         </w:tc>
       </w:tr>
       <w:tr>
@@ -9418,7 +10411,31 @@
           </w:tcPr>
           <w:p>
             <w:r>
-              <w:t>C:\Users\ryanwa\OneDrive - Redpanda Software\Desktop\My Stuff\Personal\Javascript Training\LogBook\PM01 evidence</w:t>
+              <w:t xml:space="preserve">C:\Users\ryanwa\OneDrive - </w:t>
+            </w:r>
+            <w:proofErr w:type="spellStart"/>
+            <w:r>
+              <w:t>Redpanda</w:t>
+            </w:r>
+            <w:proofErr w:type="spellEnd"/>
+            <w:r>
+              <w:t xml:space="preserve"> Software\Desktop\My Stuff\Personal\</w:t>
+            </w:r>
+            <w:proofErr w:type="spellStart"/>
+            <w:r>
+              <w:t>Javascript</w:t>
+            </w:r>
+            <w:proofErr w:type="spellEnd"/>
+            <w:r>
+              <w:t xml:space="preserve"> Training\</w:t>
+            </w:r>
+            <w:proofErr w:type="spellStart"/>
+            <w:r>
+              <w:t>LogBook</w:t>
+            </w:r>
+            <w:proofErr w:type="spellEnd"/>
+            <w:r>
+              <w:t>\PM01 evidence</w:t>
             </w:r>
           </w:p>
         </w:tc>
@@ -9459,7 +10476,11 @@
               <w:right w:val="single" w:sz="4" w:space="0" w:color="B7B7B7"/>
             </w:tcBorders>
           </w:tcPr>
-          <w:p/>
+          <w:p>
+            <w:r>
+              <w:t>None</w:t>
+            </w:r>
+          </w:p>
         </w:tc>
       </w:tr>
       <w:tr>
@@ -9535,7 +10556,28 @@
           <w:color w:val="888888"/>
           <w:sz w:val="16"/>
         </w:rPr>
-        <w:t>________________________________________________________________________________</w:t>
+        <w:t xml:space="preserve">I completed my </w:t>
+      </w:r>
+      <w:r>
+        <w:rPr>
+          <w:color w:val="888888"/>
+          <w:sz w:val="16"/>
+        </w:rPr>
+        <w:t xml:space="preserve">basic webpage of my team department and </w:t>
+      </w:r>
+      <w:r>
+        <w:rPr>
+          <w:color w:val="888888"/>
+          <w:sz w:val="16"/>
+        </w:rPr>
+        <w:t xml:space="preserve">was able to </w:t>
+      </w:r>
+      <w:r>
+        <w:rPr>
+          <w:color w:val="888888"/>
+          <w:sz w:val="16"/>
+        </w:rPr>
+        <w:t>make commits, push and create a branch from Git commands.</w:t>
       </w:r>
     </w:p>
     <w:p>
@@ -9548,7 +10590,7 @@
           <w:color w:val="888888"/>
           <w:sz w:val="16"/>
         </w:rPr>
-        <w:t>________________________________________________________________________________</w:t>
+        <w:t>_______________________________________________________________________________</w:t>
       </w:r>
     </w:p>
     <w:p>
@@ -9574,7 +10616,7 @@
           <w:color w:val="888888"/>
           <w:sz w:val="16"/>
         </w:rPr>
-        <w:t>________________________________________________________________________________</w:t>
+        <w:t>I applied more alert messages and console.log() showing messages if a button was clicked. Also added a function to the button to show different text and change the colour when clicked.</w:t>
       </w:r>
     </w:p>
     <w:p>
@@ -9587,7 +10629,7 @@
           <w:color w:val="888888"/>
           <w:sz w:val="16"/>
         </w:rPr>
-        <w:t>________________________________________________________________________________</w:t>
+        <w:t>_______________________________________________________________________________</w:t>
       </w:r>
     </w:p>
     <w:p>
@@ -9613,8 +10655,14 @@
           <w:color w:val="888888"/>
           <w:sz w:val="16"/>
         </w:rPr>
-        <w:lastRenderedPageBreak/>
-        <w:t>________________________________________________________________________________</w:t>
+        <w:t>Being able to run all my git commands in the Visual Studio built in terminal</w:t>
+      </w:r>
+      <w:r>
+        <w:rPr>
+          <w:color w:val="888888"/>
+          <w:sz w:val="16"/>
+        </w:rPr>
+        <w:t>.</w:t>
       </w:r>
     </w:p>
     <w:p>
@@ -9627,6 +10675,7 @@
           <w:color w:val="888888"/>
           <w:sz w:val="16"/>
         </w:rPr>
+        <w:lastRenderedPageBreak/>
         <w:t xml:space="preserve">________________________________________________________________________________ </w:t>
       </w:r>
       <w:r>
@@ -9647,7 +10696,7 @@
           <w:color w:val="888888"/>
           <w:sz w:val="16"/>
         </w:rPr>
-        <w:t>________________________________________________________________________________</w:t>
+        <w:t>No errors or difficulties where experienced during this activity</w:t>
       </w:r>
     </w:p>
     <w:p>
@@ -9660,7 +10709,7 @@
           <w:color w:val="888888"/>
           <w:sz w:val="16"/>
         </w:rPr>
-        <w:t>________________________________________________________________________________</w:t>
+        <w:t>_______________________________________________________________________________</w:t>
       </w:r>
     </w:p>
     <w:p>
@@ -9686,7 +10735,35 @@
           <w:color w:val="888888"/>
           <w:sz w:val="16"/>
         </w:rPr>
-        <w:t>________________________________________________________________________________</w:t>
+        <w:t xml:space="preserve">The department I work in uses things like repo, git commands and Visual studio </w:t>
+      </w:r>
+      <w:r>
+        <w:rPr>
+          <w:color w:val="888888"/>
+          <w:sz w:val="16"/>
+        </w:rPr>
+        <w:t>every day</w:t>
+      </w:r>
+      <w:r>
+        <w:rPr>
+          <w:color w:val="888888"/>
+          <w:sz w:val="16"/>
+        </w:rPr>
+        <w:t>.</w:t>
+      </w:r>
+      <w:r>
+        <w:rPr>
+          <w:color w:val="888888"/>
+          <w:sz w:val="16"/>
+        </w:rPr>
+        <w:t xml:space="preserve"> Things like branches are good practice as it can allow the user to make and test any changes without </w:t>
+      </w:r>
+      <w:r>
+        <w:rPr>
+          <w:color w:val="888888"/>
+          <w:sz w:val="16"/>
+        </w:rPr>
+        <w:t>affecting the main branch until the pull request is sent.</w:t>
       </w:r>
     </w:p>
     <w:p>
@@ -9699,7 +10776,7 @@
           <w:color w:val="888888"/>
           <w:sz w:val="16"/>
         </w:rPr>
-        <w:t>________________________________________________________________________________</w:t>
+        <w:t>_______________________________________________________________________________</w:t>
       </w:r>
     </w:p>
     <w:p>
@@ -10604,7 +11681,6 @@
                 <w:color w:val="111111"/>
                 <w:sz w:val="18"/>
               </w:rPr>
-              <w:lastRenderedPageBreak/>
               <w:t>Capture and calculate workplace or retail information using variables and operators.</w:t>
             </w:r>
           </w:p>
@@ -10617,6 +11693,7 @@
         <w:ind w:left="-5"/>
       </w:pPr>
       <w:r>
+        <w:lastRenderedPageBreak/>
         <w:t>Instructions to the learner</w:t>
       </w:r>
     </w:p>
@@ -12048,48 +13125,57 @@
           <w:color w:val="888888"/>
           <w:sz w:val="16"/>
         </w:rPr>
-        <w:t>Understanding s</w:t>
-      </w:r>
+        <w:t xml:space="preserve">Understanding </w:t>
+      </w:r>
+      <w:proofErr w:type="spellStart"/>
       <w:r>
         <w:rPr>
           <w:color w:val="888888"/>
           <w:sz w:val="16"/>
         </w:rPr>
-        <w:t>nystax</w:t>
+        <w:t>s</w:t>
       </w:r>
       <w:r>
         <w:rPr>
           <w:color w:val="888888"/>
           <w:sz w:val="16"/>
         </w:rPr>
-        <w:t xml:space="preserve"> and readability in JavaScript code. Knowing the difference between values </w:t>
-      </w:r>
+        <w:t>nystax</w:t>
+      </w:r>
+      <w:proofErr w:type="spellEnd"/>
       <w:r>
         <w:rPr>
           <w:color w:val="888888"/>
           <w:sz w:val="16"/>
         </w:rPr>
-        <w:t xml:space="preserve">And knowing that </w:t>
+        <w:t xml:space="preserve"> and readability in JavaScript code. Knowing the difference between values </w:t>
       </w:r>
       <w:r>
         <w:rPr>
           <w:color w:val="888888"/>
           <w:sz w:val="16"/>
         </w:rPr>
-        <w:t xml:space="preserve">if the syntax is </w:t>
+        <w:t xml:space="preserve">And knowing that </w:t>
       </w:r>
       <w:r>
         <w:rPr>
           <w:color w:val="888888"/>
           <w:sz w:val="16"/>
         </w:rPr>
-        <w:t>wrong,</w:t>
+        <w:t xml:space="preserve">if the syntax is </w:t>
       </w:r>
       <w:r>
         <w:rPr>
           <w:color w:val="888888"/>
           <w:sz w:val="16"/>
         </w:rPr>
+        <w:t>wrong,</w:t>
+      </w:r>
+      <w:r>
+        <w:rPr>
+          <w:color w:val="888888"/>
+          <w:sz w:val="16"/>
+        </w:rPr>
         <w:t xml:space="preserve"> it will cause the JavaScript to break.</w:t>
       </w:r>
     </w:p>
@@ -12130,41 +13216,57 @@
           <w:color w:val="888888"/>
           <w:sz w:val="16"/>
         </w:rPr>
-        <w:t xml:space="preserve">I applied concepts like const that is a value or item that </w:t>
-      </w:r>
+        <w:t xml:space="preserve">I applied concepts like </w:t>
+      </w:r>
+      <w:proofErr w:type="spellStart"/>
       <w:r>
         <w:rPr>
           <w:color w:val="888888"/>
           <w:sz w:val="16"/>
         </w:rPr>
-        <w:t>cannot be changed, as well as adding let which is a value or item that change</w:t>
-      </w:r>
+        <w:t>const</w:t>
+      </w:r>
+      <w:proofErr w:type="spellEnd"/>
       <w:r>
         <w:rPr>
           <w:color w:val="888888"/>
           <w:sz w:val="16"/>
         </w:rPr>
-        <w:t xml:space="preserve">. Applying the concept of variables as they needed to </w:t>
+        <w:t xml:space="preserve"> that is a value or item that </w:t>
       </w:r>
       <w:r>
         <w:rPr>
           <w:color w:val="888888"/>
           <w:sz w:val="16"/>
         </w:rPr>
-        <w:t>add</w:t>
+        <w:t>cannot be changed, as well as adding let which is a value or item that change</w:t>
       </w:r>
       <w:r>
         <w:rPr>
           <w:color w:val="888888"/>
           <w:sz w:val="16"/>
         </w:rPr>
-        <w:t xml:space="preserve"> in the begin </w:t>
+        <w:t xml:space="preserve">. Applying the concept of variables as they needed to </w:t>
       </w:r>
       <w:r>
         <w:rPr>
           <w:color w:val="888888"/>
           <w:sz w:val="16"/>
         </w:rPr>
+        <w:t>add</w:t>
+      </w:r>
+      <w:r>
+        <w:rPr>
+          <w:color w:val="888888"/>
+          <w:sz w:val="16"/>
+        </w:rPr>
+        <w:t xml:space="preserve"> in the begin </w:t>
+      </w:r>
+      <w:r>
+        <w:rPr>
+          <w:color w:val="888888"/>
+          <w:sz w:val="16"/>
+        </w:rPr>
         <w:t>of any JavaScript.</w:t>
       </w:r>
     </w:p>
@@ -12326,7 +13428,23 @@
           <w:color w:val="888888"/>
           <w:sz w:val="16"/>
         </w:rPr>
-        <w:t>it will add the subtotal and a final amount with VatRate added.</w:t>
+        <w:t xml:space="preserve">it will add the subtotal and a final amount with </w:t>
+      </w:r>
+      <w:proofErr w:type="spellStart"/>
+      <w:r>
+        <w:rPr>
+          <w:color w:val="888888"/>
+          <w:sz w:val="16"/>
+        </w:rPr>
+        <w:t>VatRate</w:t>
+      </w:r>
+      <w:proofErr w:type="spellEnd"/>
+      <w:r>
+        <w:rPr>
+          <w:color w:val="888888"/>
+          <w:sz w:val="16"/>
+        </w:rPr>
+        <w:t xml:space="preserve"> added.</w:t>
       </w:r>
     </w:p>
     <w:p>
@@ -18599,7 +19717,35 @@
         <w:rPr>
           <w:sz w:val="18"/>
         </w:rPr>
-        <w:t>☐ Use console.log(), console.warn() and console.error() appropriately.</w:t>
+        <w:t xml:space="preserve">☐ Use console.log(), </w:t>
+      </w:r>
+      <w:proofErr w:type="spellStart"/>
+      <w:r>
+        <w:rPr>
+          <w:sz w:val="18"/>
+        </w:rPr>
+        <w:t>console.warn</w:t>
+      </w:r>
+      <w:proofErr w:type="spellEnd"/>
+      <w:r>
+        <w:rPr>
+          <w:sz w:val="18"/>
+        </w:rPr>
+        <w:t xml:space="preserve">() and </w:t>
+      </w:r>
+      <w:proofErr w:type="spellStart"/>
+      <w:r>
+        <w:rPr>
+          <w:sz w:val="18"/>
+        </w:rPr>
+        <w:t>console.error</w:t>
+      </w:r>
+      <w:proofErr w:type="spellEnd"/>
+      <w:r>
+        <w:rPr>
+          <w:sz w:val="18"/>
+        </w:rPr>
+        <w:t>() appropriately.</w:t>
       </w:r>
     </w:p>
     <w:p>
@@ -21862,7 +23008,21 @@
         <w:rPr>
           <w:sz w:val="18"/>
         </w:rPr>
-        <w:t>☐ Use event.preventDefault() where appropriate.</w:t>
+        <w:t xml:space="preserve">☐ Use </w:t>
+      </w:r>
+      <w:proofErr w:type="spellStart"/>
+      <w:r>
+        <w:rPr>
+          <w:sz w:val="18"/>
+        </w:rPr>
+        <w:t>event.preventDefault</w:t>
+      </w:r>
+      <w:proofErr w:type="spellEnd"/>
+      <w:r>
+        <w:rPr>
+          <w:sz w:val="18"/>
+        </w:rPr>
+        <w:t>() where appropriate.</w:t>
       </w:r>
     </w:p>
     <w:p>
@@ -40912,11 +42072,19 @@
         <w:spacing w:after="48"/>
         <w:ind w:hanging="360"/>
       </w:pPr>
+      <w:proofErr w:type="spellStart"/>
       <w:r>
         <w:rPr>
           <w:sz w:val="18"/>
         </w:rPr>
-        <w:t>redAcademy JavaScript Fundamentals Curriculum and PM-01 to PM-04 learning content.</w:t>
+        <w:t>redAcademy</w:t>
+      </w:r>
+      <w:proofErr w:type="spellEnd"/>
+      <w:r>
+        <w:rPr>
+          <w:sz w:val="18"/>
+        </w:rPr>
+        <w:t xml:space="preserve"> JavaScript Fundamentals Curriculum and PM-01 to PM-04 learning content.</w:t>
       </w:r>
     </w:p>
     <w:sectPr>
@@ -40971,7 +42139,23 @@
         <w:color w:val="555555"/>
         <w:sz w:val="14"/>
       </w:rPr>
-      <w:t>JavaScript Fundamentals Practical Logbook | SP-220373 | redAcademy Career Accelerator</w:t>
+      <w:t xml:space="preserve">JavaScript Fundamentals Practical Logbook | SP-220373 | </w:t>
+    </w:r>
+    <w:proofErr w:type="spellStart"/>
+    <w:r>
+      <w:rPr>
+        <w:color w:val="555555"/>
+        <w:sz w:val="14"/>
+      </w:rPr>
+      <w:t>redAcademy</w:t>
+    </w:r>
+    <w:proofErr w:type="spellEnd"/>
+    <w:r>
+      <w:rPr>
+        <w:color w:val="555555"/>
+        <w:sz w:val="14"/>
+      </w:rPr>
+      <w:t xml:space="preserve"> Career Accelerator</w:t>
     </w:r>
   </w:p>
   <w:p>
@@ -41023,7 +42207,23 @@
         <w:color w:val="555555"/>
         <w:sz w:val="14"/>
       </w:rPr>
-      <w:t>JavaScript Fundamentals Practical Logbook | SP-220373 | redAcademy Career Accelerator</w:t>
+      <w:t xml:space="preserve">JavaScript Fundamentals Practical Logbook | SP-220373 | </w:t>
+    </w:r>
+    <w:proofErr w:type="spellStart"/>
+    <w:r>
+      <w:rPr>
+        <w:color w:val="555555"/>
+        <w:sz w:val="14"/>
+      </w:rPr>
+      <w:t>redAcademy</w:t>
+    </w:r>
+    <w:proofErr w:type="spellEnd"/>
+    <w:r>
+      <w:rPr>
+        <w:color w:val="555555"/>
+        <w:sz w:val="14"/>
+      </w:rPr>
+      <w:t xml:space="preserve"> Career Accelerator</w:t>
     </w:r>
   </w:p>
   <w:p>
@@ -41075,7 +42275,23 @@
         <w:color w:val="555555"/>
         <w:sz w:val="14"/>
       </w:rPr>
-      <w:t>JavaScript Fundamentals Practical Logbook | SP-220373 | redAcademy Career Accelerator</w:t>
+      <w:t xml:space="preserve">JavaScript Fundamentals Practical Logbook | SP-220373 | </w:t>
+    </w:r>
+    <w:proofErr w:type="spellStart"/>
+    <w:r>
+      <w:rPr>
+        <w:color w:val="555555"/>
+        <w:sz w:val="14"/>
+      </w:rPr>
+      <w:t>redAcademy</w:t>
+    </w:r>
+    <w:proofErr w:type="spellEnd"/>
+    <w:r>
+      <w:rPr>
+        <w:color w:val="555555"/>
+        <w:sz w:val="14"/>
+      </w:rPr>
+      <w:t xml:space="preserve"> Career Accelerator</w:t>
     </w:r>
   </w:p>
   <w:p>
@@ -41128,7 +42344,23 @@
         <w:color w:val="555555"/>
         <w:sz w:val="14"/>
       </w:rPr>
-      <w:t>JavaScript Fundamentals Practical Logbook | SP-220373 | redAcademy Career Accelerator</w:t>
+      <w:t xml:space="preserve">JavaScript Fundamentals Practical Logbook | SP-220373 | </w:t>
+    </w:r>
+    <w:proofErr w:type="spellStart"/>
+    <w:r>
+      <w:rPr>
+        <w:color w:val="555555"/>
+        <w:sz w:val="14"/>
+      </w:rPr>
+      <w:t>redAcademy</w:t>
+    </w:r>
+    <w:proofErr w:type="spellEnd"/>
+    <w:r>
+      <w:rPr>
+        <w:color w:val="555555"/>
+        <w:sz w:val="14"/>
+      </w:rPr>
+      <w:t xml:space="preserve"> Career Accelerator</w:t>
     </w:r>
   </w:p>
   <w:p>
@@ -41181,7 +42413,23 @@
         <w:color w:val="555555"/>
         <w:sz w:val="14"/>
       </w:rPr>
-      <w:t>JavaScript Fundamentals Practical Logbook | SP-220373 | redAcademy Career Accelerator</w:t>
+      <w:t xml:space="preserve">JavaScript Fundamentals Practical Logbook | SP-220373 | </w:t>
+    </w:r>
+    <w:proofErr w:type="spellStart"/>
+    <w:r>
+      <w:rPr>
+        <w:color w:val="555555"/>
+        <w:sz w:val="14"/>
+      </w:rPr>
+      <w:t>redAcademy</w:t>
+    </w:r>
+    <w:proofErr w:type="spellEnd"/>
+    <w:r>
+      <w:rPr>
+        <w:color w:val="555555"/>
+        <w:sz w:val="14"/>
+      </w:rPr>
+      <w:t xml:space="preserve"> Career Accelerator</w:t>
     </w:r>
   </w:p>
   <w:p>
@@ -41234,7 +42482,23 @@
         <w:color w:val="555555"/>
         <w:sz w:val="14"/>
       </w:rPr>
-      <w:t>JavaScript Fundamentals Practical Logbook | SP-220373 | redAcademy Career Accelerator</w:t>
+      <w:t xml:space="preserve">JavaScript Fundamentals Practical Logbook | SP-220373 | </w:t>
+    </w:r>
+    <w:proofErr w:type="spellStart"/>
+    <w:r>
+      <w:rPr>
+        <w:color w:val="555555"/>
+        <w:sz w:val="14"/>
+      </w:rPr>
+      <w:t>redAcademy</w:t>
+    </w:r>
+    <w:proofErr w:type="spellEnd"/>
+    <w:r>
+      <w:rPr>
+        <w:color w:val="555555"/>
+        <w:sz w:val="14"/>
+      </w:rPr>
+      <w:t xml:space="preserve"> Career Accelerator</w:t>
     </w:r>
   </w:p>
   <w:p>

--- a/Logbook/Ryan Ward JavaScript Practical Logbook.docx
+++ b/Logbook/Ryan Ward JavaScript Practical Logbook.docx
@@ -433,7 +433,19 @@
               <w:right w:val="single" w:sz="4" w:space="0" w:color="B7B7B7"/>
             </w:tcBorders>
           </w:tcPr>
-          <w:p/>
+          <w:p>
+            <w:r>
+              <w:t xml:space="preserve">Mr Mahomed </w:t>
+            </w:r>
+            <w:r>
+              <w:t xml:space="preserve">H. G </w:t>
+            </w:r>
+            <w:proofErr w:type="spellStart"/>
+            <w:r>
+              <w:t>Nabee</w:t>
+            </w:r>
+            <w:proofErr w:type="spellEnd"/>
+          </w:p>
         </w:tc>
       </w:tr>
       <w:tr>
@@ -472,7 +484,16 @@
               <w:right w:val="single" w:sz="4" w:space="0" w:color="B7B7B7"/>
             </w:tcBorders>
           </w:tcPr>
-          <w:p/>
+          <w:p>
+            <w:r>
+              <w:t xml:space="preserve">Mr Mahomed H. G </w:t>
+            </w:r>
+            <w:proofErr w:type="spellStart"/>
+            <w:r>
+              <w:t>Nabee</w:t>
+            </w:r>
+            <w:proofErr w:type="spellEnd"/>
+          </w:p>
         </w:tc>
       </w:tr>
       <w:tr>
@@ -5209,31 +5230,10 @@
           </w:tcPr>
           <w:p>
             <w:r>
-              <w:t xml:space="preserve">C:\Users\ryanwa\OneDrive - </w:t>
-            </w:r>
-            <w:proofErr w:type="spellStart"/>
-            <w:r>
-              <w:t>Redpanda</w:t>
-            </w:r>
-            <w:proofErr w:type="spellEnd"/>
-            <w:r>
-              <w:t xml:space="preserve"> Software\Desktop\My Stuff\Personal\</w:t>
-            </w:r>
-            <w:proofErr w:type="spellStart"/>
-            <w:r>
-              <w:t>Javascript</w:t>
-            </w:r>
-            <w:proofErr w:type="spellEnd"/>
-            <w:r>
-              <w:t xml:space="preserve"> Training\</w:t>
-            </w:r>
-            <w:proofErr w:type="spellStart"/>
-            <w:r>
-              <w:t>LogBook</w:t>
-            </w:r>
-            <w:proofErr w:type="spellEnd"/>
-            <w:r>
-              <w:t>\PM01 evidence</w:t>
+              <w:t>P</w:t>
+            </w:r>
+            <w:r>
+              <w:t>M 01\evidence</w:t>
             </w:r>
           </w:p>
         </w:tc>
@@ -5274,7 +5274,11 @@
               <w:right w:val="single" w:sz="4" w:space="0" w:color="B7B7B7"/>
             </w:tcBorders>
           </w:tcPr>
-          <w:p/>
+          <w:p>
+            <w:r>
+              <w:t>None</w:t>
+            </w:r>
+          </w:p>
         </w:tc>
       </w:tr>
       <w:tr>
@@ -5324,7 +5328,6 @@
         <w:ind w:left="-5"/>
       </w:pPr>
       <w:r>
-        <w:lastRenderedPageBreak/>
         <w:t>Learner Reflection</w:t>
       </w:r>
     </w:p>
@@ -5355,6 +5358,7 @@
           <w:color w:val="888888"/>
           <w:sz w:val="16"/>
         </w:rPr>
+        <w:lastRenderedPageBreak/>
         <w:t xml:space="preserve">Setting up a basic webpage with a HTML, CSS and JS file in one folder. At the end the webpage has a short description with a working button and two pop </w:t>
       </w:r>
       <w:r>
@@ -6259,7 +6263,6 @@
                 <w:color w:val="111111"/>
                 <w:sz w:val="18"/>
               </w:rPr>
-              <w:lastRenderedPageBreak/>
               <w:t>Learner acknowledgement and signature</w:t>
             </w:r>
           </w:p>
@@ -7815,31 +7818,10 @@
           </w:tcPr>
           <w:p>
             <w:r>
-              <w:t xml:space="preserve">C:\Users\ryanwa\OneDrive - </w:t>
-            </w:r>
-            <w:proofErr w:type="spellStart"/>
-            <w:r>
-              <w:t>Redpanda</w:t>
-            </w:r>
-            <w:proofErr w:type="spellEnd"/>
-            <w:r>
-              <w:t xml:space="preserve"> Software\Desktop\My Stuff\Personal\</w:t>
-            </w:r>
-            <w:proofErr w:type="spellStart"/>
-            <w:r>
-              <w:t>Javascript</w:t>
-            </w:r>
-            <w:proofErr w:type="spellEnd"/>
-            <w:r>
-              <w:t xml:space="preserve"> Training\</w:t>
-            </w:r>
-            <w:proofErr w:type="spellStart"/>
-            <w:r>
-              <w:t>LogBook</w:t>
-            </w:r>
-            <w:proofErr w:type="spellEnd"/>
-            <w:r>
-              <w:t>\PM01 evidence</w:t>
+              <w:t>P</w:t>
+            </w:r>
+            <w:r>
+              <w:t>M 01\evidence</w:t>
             </w:r>
           </w:p>
         </w:tc>
@@ -7880,7 +7862,11 @@
               <w:right w:val="single" w:sz="4" w:space="0" w:color="B7B7B7"/>
             </w:tcBorders>
           </w:tcPr>
-          <w:p/>
+          <w:p>
+            <w:r>
+              <w:t>None</w:t>
+            </w:r>
+          </w:p>
         </w:tc>
       </w:tr>
       <w:tr>
@@ -7919,7 +7905,14 @@
               <w:right w:val="single" w:sz="4" w:space="0" w:color="B7B7B7"/>
             </w:tcBorders>
           </w:tcPr>
-          <w:p/>
+          <w:p>
+            <w:r>
+              <w:t>Double checked spelling when it came to file names</w:t>
+            </w:r>
+            <w:r>
+              <w:t>.</w:t>
+            </w:r>
+          </w:p>
         </w:tc>
       </w:tr>
     </w:tbl>
@@ -10411,31 +10404,10 @@
           </w:tcPr>
           <w:p>
             <w:r>
-              <w:t xml:space="preserve">C:\Users\ryanwa\OneDrive - </w:t>
-            </w:r>
-            <w:proofErr w:type="spellStart"/>
-            <w:r>
-              <w:t>Redpanda</w:t>
-            </w:r>
-            <w:proofErr w:type="spellEnd"/>
-            <w:r>
-              <w:t xml:space="preserve"> Software\Desktop\My Stuff\Personal\</w:t>
-            </w:r>
-            <w:proofErr w:type="spellStart"/>
-            <w:r>
-              <w:t>Javascript</w:t>
-            </w:r>
-            <w:proofErr w:type="spellEnd"/>
-            <w:r>
-              <w:t xml:space="preserve"> Training\</w:t>
-            </w:r>
-            <w:proofErr w:type="spellStart"/>
-            <w:r>
-              <w:t>LogBook</w:t>
-            </w:r>
-            <w:proofErr w:type="spellEnd"/>
-            <w:r>
-              <w:t>\PM01 evidence</w:t>
+              <w:t>P</w:t>
+            </w:r>
+            <w:r>
+              <w:t>M 01\evidence</w:t>
             </w:r>
           </w:p>
         </w:tc>
@@ -12997,7 +12969,7 @@
           </w:tcPr>
           <w:p>
             <w:r>
-              <w:t>Ryan Ward PM-02.docx</w:t>
+              <w:t>PM 02\pm-02-ticket-checker\evidence</w:t>
             </w:r>
           </w:p>
         </w:tc>
@@ -15607,7 +15579,7 @@
           </w:tcPr>
           <w:p>
             <w:r>
-              <w:t>Ryan Ward PM-02.docx</w:t>
+              <w:t>PM 02\pm-02-ticket-checker\evidence</w:t>
             </w:r>
           </w:p>
         </w:tc>
@@ -18257,7 +18229,7 @@
           </w:tcPr>
           <w:p>
             <w:r>
-              <w:t>Ryan Ward PM-02.docx</w:t>
+              <w:t>PM 02\pm-02-ticket-checker\evidence</w:t>
             </w:r>
           </w:p>
         </w:tc>
@@ -19699,9 +19671,77 @@
       </w:pPr>
       <w:r>
         <w:rPr>
+          <w:noProof/>
           <w:sz w:val="18"/>
         </w:rPr>
+        <w:drawing>
+          <wp:anchor distT="0" distB="0" distL="114300" distR="114300" simplePos="0" relativeHeight="251837440" behindDoc="0" locked="0" layoutInCell="1" allowOverlap="1" wp14:anchorId="55CF684F" wp14:editId="7CC0CEE2">
+            <wp:simplePos x="0" y="0"/>
+            <wp:positionH relativeFrom="column">
+              <wp:posOffset>248421</wp:posOffset>
+            </wp:positionH>
+            <wp:positionV relativeFrom="paragraph">
+              <wp:posOffset>42285</wp:posOffset>
+            </wp:positionV>
+            <wp:extent cx="64770" cy="64770"/>
+            <wp:effectExtent l="0" t="0" r="0" b="0"/>
+            <wp:wrapNone/>
+            <wp:docPr id="1681076076" name="Graphic 1" descr="Checkmark with solid fill"/>
+            <wp:cNvGraphicFramePr>
+              <a:graphicFrameLocks xmlns:a="http://schemas.openxmlformats.org/drawingml/2006/main" noChangeAspect="1"/>
+            </wp:cNvGraphicFramePr>
+            <a:graphic xmlns:a="http://schemas.openxmlformats.org/drawingml/2006/main">
+              <a:graphicData uri="http://schemas.openxmlformats.org/drawingml/2006/picture">
+                <pic:pic xmlns:pic="http://schemas.openxmlformats.org/drawingml/2006/picture">
+                  <pic:nvPicPr>
+                    <pic:cNvPr id="1580647732" name="Graphic 1580647732" descr="Checkmark with solid fill"/>
+                    <pic:cNvPicPr/>
+                  </pic:nvPicPr>
+                  <pic:blipFill>
+                    <a:blip r:embed="rId8">
+                      <a:extLst>
+                        <a:ext uri="{96DAC541-7B7A-43D3-8B79-37D633B846F1}">
+                          <asvg:svgBlip xmlns:asvg="http://schemas.microsoft.com/office/drawing/2016/SVG/main" r:embed="rId9"/>
+                        </a:ext>
+                      </a:extLst>
+                    </a:blip>
+                    <a:stretch>
+                      <a:fillRect/>
+                    </a:stretch>
+                  </pic:blipFill>
+                  <pic:spPr>
+                    <a:xfrm>
+                      <a:off x="0" y="0"/>
+                      <a:ext cx="64770" cy="64770"/>
+                    </a:xfrm>
+                    <a:prstGeom prst="rect">
+                      <a:avLst/>
+                    </a:prstGeom>
+                  </pic:spPr>
+                </pic:pic>
+              </a:graphicData>
+            </a:graphic>
+            <wp14:sizeRelH relativeFrom="margin">
+              <wp14:pctWidth>0</wp14:pctWidth>
+            </wp14:sizeRelH>
+            <wp14:sizeRelV relativeFrom="margin">
+              <wp14:pctHeight>0</wp14:pctHeight>
+            </wp14:sizeRelV>
+          </wp:anchor>
+        </w:drawing>
+      </w:r>
+      <w:r>
+        <w:rPr>
+          <w:sz w:val="18"/>
+        </w:rPr>
         <w:t>☐ Open and read browser console errors.</w:t>
+      </w:r>
+      <w:r>
+        <w:rPr>
+          <w:noProof/>
+          <w:sz w:val="18"/>
+        </w:rPr>
+        <w:t xml:space="preserve"> </w:t>
       </w:r>
     </w:p>
     <w:p>
@@ -19715,8 +19755,69 @@
       </w:pPr>
       <w:r>
         <w:rPr>
+          <w:noProof/>
           <w:sz w:val="18"/>
         </w:rPr>
+        <w:drawing>
+          <wp:anchor distT="0" distB="0" distL="114300" distR="114300" simplePos="0" relativeHeight="251835392" behindDoc="0" locked="0" layoutInCell="1" allowOverlap="1" wp14:anchorId="27740E05" wp14:editId="1200BC7C">
+            <wp:simplePos x="0" y="0"/>
+            <wp:positionH relativeFrom="column">
+              <wp:posOffset>248421</wp:posOffset>
+            </wp:positionH>
+            <wp:positionV relativeFrom="paragraph">
+              <wp:posOffset>64135</wp:posOffset>
+            </wp:positionV>
+            <wp:extent cx="64770" cy="64770"/>
+            <wp:effectExtent l="0" t="0" r="0" b="0"/>
+            <wp:wrapNone/>
+            <wp:docPr id="1937963133" name="Graphic 1" descr="Checkmark with solid fill"/>
+            <wp:cNvGraphicFramePr>
+              <a:graphicFrameLocks xmlns:a="http://schemas.openxmlformats.org/drawingml/2006/main" noChangeAspect="1"/>
+            </wp:cNvGraphicFramePr>
+            <a:graphic xmlns:a="http://schemas.openxmlformats.org/drawingml/2006/main">
+              <a:graphicData uri="http://schemas.openxmlformats.org/drawingml/2006/picture">
+                <pic:pic xmlns:pic="http://schemas.openxmlformats.org/drawingml/2006/picture">
+                  <pic:nvPicPr>
+                    <pic:cNvPr id="1580647732" name="Graphic 1580647732" descr="Checkmark with solid fill"/>
+                    <pic:cNvPicPr/>
+                  </pic:nvPicPr>
+                  <pic:blipFill>
+                    <a:blip r:embed="rId8">
+                      <a:extLst>
+                        <a:ext uri="{96DAC541-7B7A-43D3-8B79-37D633B846F1}">
+                          <asvg:svgBlip xmlns:asvg="http://schemas.microsoft.com/office/drawing/2016/SVG/main" r:embed="rId9"/>
+                        </a:ext>
+                      </a:extLst>
+                    </a:blip>
+                    <a:stretch>
+                      <a:fillRect/>
+                    </a:stretch>
+                  </pic:blipFill>
+                  <pic:spPr>
+                    <a:xfrm>
+                      <a:off x="0" y="0"/>
+                      <a:ext cx="64770" cy="64770"/>
+                    </a:xfrm>
+                    <a:prstGeom prst="rect">
+                      <a:avLst/>
+                    </a:prstGeom>
+                  </pic:spPr>
+                </pic:pic>
+              </a:graphicData>
+            </a:graphic>
+            <wp14:sizeRelH relativeFrom="margin">
+              <wp14:pctWidth>0</wp14:pctWidth>
+            </wp14:sizeRelH>
+            <wp14:sizeRelV relativeFrom="margin">
+              <wp14:pctHeight>0</wp14:pctHeight>
+            </wp14:sizeRelV>
+          </wp:anchor>
+        </w:drawing>
+      </w:r>
+      <w:r>
+        <w:rPr>
+          <w:sz w:val="18"/>
+        </w:rPr>
         <w:t xml:space="preserve">☐ Use console.log(), </w:t>
       </w:r>
       <w:proofErr w:type="spellStart"/>
@@ -19746,6 +19847,13 @@
           <w:sz w:val="18"/>
         </w:rPr>
         <w:t>() appropriately.</w:t>
+      </w:r>
+      <w:r>
+        <w:rPr>
+          <w:noProof/>
+          <w:sz w:val="18"/>
+        </w:rPr>
+        <w:t xml:space="preserve"> </w:t>
       </w:r>
     </w:p>
     <w:p>
@@ -19759,9 +19867,77 @@
       </w:pPr>
       <w:r>
         <w:rPr>
+          <w:noProof/>
           <w:sz w:val="18"/>
         </w:rPr>
+        <w:drawing>
+          <wp:anchor distT="0" distB="0" distL="114300" distR="114300" simplePos="0" relativeHeight="251833344" behindDoc="0" locked="0" layoutInCell="1" allowOverlap="1" wp14:anchorId="5B0A35B0" wp14:editId="3C6473C1">
+            <wp:simplePos x="0" y="0"/>
+            <wp:positionH relativeFrom="column">
+              <wp:posOffset>248421</wp:posOffset>
+            </wp:positionH>
+            <wp:positionV relativeFrom="paragraph">
+              <wp:posOffset>58141</wp:posOffset>
+            </wp:positionV>
+            <wp:extent cx="64770" cy="64770"/>
+            <wp:effectExtent l="0" t="0" r="0" b="0"/>
+            <wp:wrapNone/>
+            <wp:docPr id="1712197590" name="Graphic 1" descr="Checkmark with solid fill"/>
+            <wp:cNvGraphicFramePr>
+              <a:graphicFrameLocks xmlns:a="http://schemas.openxmlformats.org/drawingml/2006/main" noChangeAspect="1"/>
+            </wp:cNvGraphicFramePr>
+            <a:graphic xmlns:a="http://schemas.openxmlformats.org/drawingml/2006/main">
+              <a:graphicData uri="http://schemas.openxmlformats.org/drawingml/2006/picture">
+                <pic:pic xmlns:pic="http://schemas.openxmlformats.org/drawingml/2006/picture">
+                  <pic:nvPicPr>
+                    <pic:cNvPr id="1580647732" name="Graphic 1580647732" descr="Checkmark with solid fill"/>
+                    <pic:cNvPicPr/>
+                  </pic:nvPicPr>
+                  <pic:blipFill>
+                    <a:blip r:embed="rId8">
+                      <a:extLst>
+                        <a:ext uri="{96DAC541-7B7A-43D3-8B79-37D633B846F1}">
+                          <asvg:svgBlip xmlns:asvg="http://schemas.microsoft.com/office/drawing/2016/SVG/main" r:embed="rId9"/>
+                        </a:ext>
+                      </a:extLst>
+                    </a:blip>
+                    <a:stretch>
+                      <a:fillRect/>
+                    </a:stretch>
+                  </pic:blipFill>
+                  <pic:spPr>
+                    <a:xfrm>
+                      <a:off x="0" y="0"/>
+                      <a:ext cx="64770" cy="64770"/>
+                    </a:xfrm>
+                    <a:prstGeom prst="rect">
+                      <a:avLst/>
+                    </a:prstGeom>
+                  </pic:spPr>
+                </pic:pic>
+              </a:graphicData>
+            </a:graphic>
+            <wp14:sizeRelH relativeFrom="margin">
+              <wp14:pctWidth>0</wp14:pctWidth>
+            </wp14:sizeRelH>
+            <wp14:sizeRelV relativeFrom="margin">
+              <wp14:pctHeight>0</wp14:pctHeight>
+            </wp14:sizeRelV>
+          </wp:anchor>
+        </w:drawing>
+      </w:r>
+      <w:r>
+        <w:rPr>
+          <w:sz w:val="18"/>
+        </w:rPr>
         <w:t>☐ Use a breakpoint and step through code.</w:t>
+      </w:r>
+      <w:r>
+        <w:rPr>
+          <w:noProof/>
+          <w:sz w:val="18"/>
+        </w:rPr>
+        <w:t xml:space="preserve"> </w:t>
       </w:r>
     </w:p>
     <w:p>
@@ -19775,9 +19951,77 @@
       </w:pPr>
       <w:r>
         <w:rPr>
+          <w:noProof/>
           <w:sz w:val="18"/>
         </w:rPr>
+        <w:drawing>
+          <wp:anchor distT="0" distB="0" distL="114300" distR="114300" simplePos="0" relativeHeight="251831296" behindDoc="0" locked="0" layoutInCell="1" allowOverlap="1" wp14:anchorId="2E421E2E" wp14:editId="4736029C">
+            <wp:simplePos x="0" y="0"/>
+            <wp:positionH relativeFrom="column">
+              <wp:posOffset>237849</wp:posOffset>
+            </wp:positionH>
+            <wp:positionV relativeFrom="paragraph">
+              <wp:posOffset>64135</wp:posOffset>
+            </wp:positionV>
+            <wp:extent cx="64770" cy="64770"/>
+            <wp:effectExtent l="0" t="0" r="0" b="0"/>
+            <wp:wrapNone/>
+            <wp:docPr id="974860837" name="Graphic 1" descr="Checkmark with solid fill"/>
+            <wp:cNvGraphicFramePr>
+              <a:graphicFrameLocks xmlns:a="http://schemas.openxmlformats.org/drawingml/2006/main" noChangeAspect="1"/>
+            </wp:cNvGraphicFramePr>
+            <a:graphic xmlns:a="http://schemas.openxmlformats.org/drawingml/2006/main">
+              <a:graphicData uri="http://schemas.openxmlformats.org/drawingml/2006/picture">
+                <pic:pic xmlns:pic="http://schemas.openxmlformats.org/drawingml/2006/picture">
+                  <pic:nvPicPr>
+                    <pic:cNvPr id="1580647732" name="Graphic 1580647732" descr="Checkmark with solid fill"/>
+                    <pic:cNvPicPr/>
+                  </pic:nvPicPr>
+                  <pic:blipFill>
+                    <a:blip r:embed="rId8">
+                      <a:extLst>
+                        <a:ext uri="{96DAC541-7B7A-43D3-8B79-37D633B846F1}">
+                          <asvg:svgBlip xmlns:asvg="http://schemas.microsoft.com/office/drawing/2016/SVG/main" r:embed="rId9"/>
+                        </a:ext>
+                      </a:extLst>
+                    </a:blip>
+                    <a:stretch>
+                      <a:fillRect/>
+                    </a:stretch>
+                  </pic:blipFill>
+                  <pic:spPr>
+                    <a:xfrm>
+                      <a:off x="0" y="0"/>
+                      <a:ext cx="64770" cy="64770"/>
+                    </a:xfrm>
+                    <a:prstGeom prst="rect">
+                      <a:avLst/>
+                    </a:prstGeom>
+                  </pic:spPr>
+                </pic:pic>
+              </a:graphicData>
+            </a:graphic>
+            <wp14:sizeRelH relativeFrom="margin">
+              <wp14:pctWidth>0</wp14:pctWidth>
+            </wp14:sizeRelH>
+            <wp14:sizeRelV relativeFrom="margin">
+              <wp14:pctHeight>0</wp14:pctHeight>
+            </wp14:sizeRelV>
+          </wp:anchor>
+        </w:drawing>
+      </w:r>
+      <w:r>
+        <w:rPr>
+          <w:sz w:val="18"/>
+        </w:rPr>
         <w:t>☐ Correct at least three seeded errors.</w:t>
+      </w:r>
+      <w:r>
+        <w:rPr>
+          <w:noProof/>
+          <w:sz w:val="18"/>
+        </w:rPr>
+        <w:t xml:space="preserve"> </w:t>
       </w:r>
     </w:p>
     <w:p>
@@ -19791,6 +20035,67 @@
       </w:pPr>
       <w:r>
         <w:rPr>
+          <w:noProof/>
+          <w:sz w:val="18"/>
+        </w:rPr>
+        <w:drawing>
+          <wp:anchor distT="0" distB="0" distL="114300" distR="114300" simplePos="0" relativeHeight="251829248" behindDoc="0" locked="0" layoutInCell="1" allowOverlap="1" wp14:anchorId="586D73CE" wp14:editId="03EA9AB1">
+            <wp:simplePos x="0" y="0"/>
+            <wp:positionH relativeFrom="column">
+              <wp:posOffset>248421</wp:posOffset>
+            </wp:positionH>
+            <wp:positionV relativeFrom="paragraph">
+              <wp:posOffset>37649</wp:posOffset>
+            </wp:positionV>
+            <wp:extent cx="64770" cy="64770"/>
+            <wp:effectExtent l="0" t="0" r="0" b="0"/>
+            <wp:wrapNone/>
+            <wp:docPr id="842431462" name="Graphic 1" descr="Checkmark with solid fill"/>
+            <wp:cNvGraphicFramePr>
+              <a:graphicFrameLocks xmlns:a="http://schemas.openxmlformats.org/drawingml/2006/main" noChangeAspect="1"/>
+            </wp:cNvGraphicFramePr>
+            <a:graphic xmlns:a="http://schemas.openxmlformats.org/drawingml/2006/main">
+              <a:graphicData uri="http://schemas.openxmlformats.org/drawingml/2006/picture">
+                <pic:pic xmlns:pic="http://schemas.openxmlformats.org/drawingml/2006/picture">
+                  <pic:nvPicPr>
+                    <pic:cNvPr id="1580647732" name="Graphic 1580647732" descr="Checkmark with solid fill"/>
+                    <pic:cNvPicPr/>
+                  </pic:nvPicPr>
+                  <pic:blipFill>
+                    <a:blip r:embed="rId8">
+                      <a:extLst>
+                        <a:ext uri="{96DAC541-7B7A-43D3-8B79-37D633B846F1}">
+                          <asvg:svgBlip xmlns:asvg="http://schemas.microsoft.com/office/drawing/2016/SVG/main" r:embed="rId9"/>
+                        </a:ext>
+                      </a:extLst>
+                    </a:blip>
+                    <a:stretch>
+                      <a:fillRect/>
+                    </a:stretch>
+                  </pic:blipFill>
+                  <pic:spPr>
+                    <a:xfrm>
+                      <a:off x="0" y="0"/>
+                      <a:ext cx="64770" cy="64770"/>
+                    </a:xfrm>
+                    <a:prstGeom prst="rect">
+                      <a:avLst/>
+                    </a:prstGeom>
+                  </pic:spPr>
+                </pic:pic>
+              </a:graphicData>
+            </a:graphic>
+            <wp14:sizeRelH relativeFrom="margin">
+              <wp14:pctWidth>0</wp14:pctWidth>
+            </wp14:sizeRelH>
+            <wp14:sizeRelV relativeFrom="margin">
+              <wp14:pctHeight>0</wp14:pctHeight>
+            </wp14:sizeRelV>
+          </wp:anchor>
+        </w:drawing>
+      </w:r>
+      <w:r>
+        <w:rPr>
           <w:sz w:val="18"/>
         </w:rPr>
         <w:t>☐ Use try...catch for a controlled error example.</w:t>
@@ -19807,6 +20112,67 @@
       </w:pPr>
       <w:r>
         <w:rPr>
+          <w:noProof/>
+          <w:sz w:val="18"/>
+        </w:rPr>
+        <w:drawing>
+          <wp:anchor distT="0" distB="0" distL="114300" distR="114300" simplePos="0" relativeHeight="251827200" behindDoc="0" locked="0" layoutInCell="1" allowOverlap="1" wp14:anchorId="68654684" wp14:editId="1BD61536">
+            <wp:simplePos x="0" y="0"/>
+            <wp:positionH relativeFrom="column">
+              <wp:posOffset>237850</wp:posOffset>
+            </wp:positionH>
+            <wp:positionV relativeFrom="paragraph">
+              <wp:posOffset>52221</wp:posOffset>
+            </wp:positionV>
+            <wp:extent cx="64770" cy="64770"/>
+            <wp:effectExtent l="0" t="0" r="0" b="0"/>
+            <wp:wrapNone/>
+            <wp:docPr id="11499578" name="Graphic 1" descr="Checkmark with solid fill"/>
+            <wp:cNvGraphicFramePr>
+              <a:graphicFrameLocks xmlns:a="http://schemas.openxmlformats.org/drawingml/2006/main" noChangeAspect="1"/>
+            </wp:cNvGraphicFramePr>
+            <a:graphic xmlns:a="http://schemas.openxmlformats.org/drawingml/2006/main">
+              <a:graphicData uri="http://schemas.openxmlformats.org/drawingml/2006/picture">
+                <pic:pic xmlns:pic="http://schemas.openxmlformats.org/drawingml/2006/picture">
+                  <pic:nvPicPr>
+                    <pic:cNvPr id="1580647732" name="Graphic 1580647732" descr="Checkmark with solid fill"/>
+                    <pic:cNvPicPr/>
+                  </pic:nvPicPr>
+                  <pic:blipFill>
+                    <a:blip r:embed="rId8">
+                      <a:extLst>
+                        <a:ext uri="{96DAC541-7B7A-43D3-8B79-37D633B846F1}">
+                          <asvg:svgBlip xmlns:asvg="http://schemas.microsoft.com/office/drawing/2016/SVG/main" r:embed="rId9"/>
+                        </a:ext>
+                      </a:extLst>
+                    </a:blip>
+                    <a:stretch>
+                      <a:fillRect/>
+                    </a:stretch>
+                  </pic:blipFill>
+                  <pic:spPr>
+                    <a:xfrm>
+                      <a:off x="0" y="0"/>
+                      <a:ext cx="64770" cy="64770"/>
+                    </a:xfrm>
+                    <a:prstGeom prst="rect">
+                      <a:avLst/>
+                    </a:prstGeom>
+                  </pic:spPr>
+                </pic:pic>
+              </a:graphicData>
+            </a:graphic>
+            <wp14:sizeRelH relativeFrom="margin">
+              <wp14:pctWidth>0</wp14:pctWidth>
+            </wp14:sizeRelH>
+            <wp14:sizeRelV relativeFrom="margin">
+              <wp14:pctHeight>0</wp14:pctHeight>
+            </wp14:sizeRelV>
+          </wp:anchor>
+        </w:drawing>
+      </w:r>
+      <w:r>
+        <w:rPr>
           <w:sz w:val="18"/>
         </w:rPr>
         <w:t xml:space="preserve">☐ Record the original error, cause and fix. </w:t>
@@ -19831,9 +20197,77 @@
       </w:pPr>
       <w:r>
         <w:rPr>
+          <w:noProof/>
           <w:sz w:val="18"/>
         </w:rPr>
+        <w:drawing>
+          <wp:anchor distT="0" distB="0" distL="114300" distR="114300" simplePos="0" relativeHeight="251839488" behindDoc="0" locked="0" layoutInCell="1" allowOverlap="1" wp14:anchorId="714B72EF" wp14:editId="40F614DD">
+            <wp:simplePos x="0" y="0"/>
+            <wp:positionH relativeFrom="column">
+              <wp:posOffset>248421</wp:posOffset>
+            </wp:positionH>
+            <wp:positionV relativeFrom="paragraph">
+              <wp:posOffset>58141</wp:posOffset>
+            </wp:positionV>
+            <wp:extent cx="64770" cy="64770"/>
+            <wp:effectExtent l="0" t="0" r="0" b="0"/>
+            <wp:wrapNone/>
+            <wp:docPr id="1059181612" name="Graphic 1" descr="Checkmark with solid fill"/>
+            <wp:cNvGraphicFramePr>
+              <a:graphicFrameLocks xmlns:a="http://schemas.openxmlformats.org/drawingml/2006/main" noChangeAspect="1"/>
+            </wp:cNvGraphicFramePr>
+            <a:graphic xmlns:a="http://schemas.openxmlformats.org/drawingml/2006/main">
+              <a:graphicData uri="http://schemas.openxmlformats.org/drawingml/2006/picture">
+                <pic:pic xmlns:pic="http://schemas.openxmlformats.org/drawingml/2006/picture">
+                  <pic:nvPicPr>
+                    <pic:cNvPr id="1580647732" name="Graphic 1580647732" descr="Checkmark with solid fill"/>
+                    <pic:cNvPicPr/>
+                  </pic:nvPicPr>
+                  <pic:blipFill>
+                    <a:blip r:embed="rId8">
+                      <a:extLst>
+                        <a:ext uri="{96DAC541-7B7A-43D3-8B79-37D633B846F1}">
+                          <asvg:svgBlip xmlns:asvg="http://schemas.microsoft.com/office/drawing/2016/SVG/main" r:embed="rId9"/>
+                        </a:ext>
+                      </a:extLst>
+                    </a:blip>
+                    <a:stretch>
+                      <a:fillRect/>
+                    </a:stretch>
+                  </pic:blipFill>
+                  <pic:spPr>
+                    <a:xfrm>
+                      <a:off x="0" y="0"/>
+                      <a:ext cx="64770" cy="64770"/>
+                    </a:xfrm>
+                    <a:prstGeom prst="rect">
+                      <a:avLst/>
+                    </a:prstGeom>
+                  </pic:spPr>
+                </pic:pic>
+              </a:graphicData>
+            </a:graphic>
+            <wp14:sizeRelH relativeFrom="margin">
+              <wp14:pctWidth>0</wp14:pctWidth>
+            </wp14:sizeRelH>
+            <wp14:sizeRelV relativeFrom="margin">
+              <wp14:pctHeight>0</wp14:pctHeight>
+            </wp14:sizeRelV>
+          </wp:anchor>
+        </w:drawing>
+      </w:r>
+      <w:r>
+        <w:rPr>
+          <w:sz w:val="18"/>
+        </w:rPr>
         <w:t>☐ Before-and-after screenshots.</w:t>
+      </w:r>
+      <w:r>
+        <w:rPr>
+          <w:noProof/>
+          <w:sz w:val="18"/>
+        </w:rPr>
+        <w:t xml:space="preserve"> </w:t>
       </w:r>
     </w:p>
     <w:p>
@@ -19847,9 +20281,77 @@
       </w:pPr>
       <w:r>
         <w:rPr>
+          <w:noProof/>
           <w:sz w:val="18"/>
         </w:rPr>
+        <w:drawing>
+          <wp:anchor distT="0" distB="0" distL="114300" distR="114300" simplePos="0" relativeHeight="251841536" behindDoc="0" locked="0" layoutInCell="1" allowOverlap="1" wp14:anchorId="4D06D200" wp14:editId="734E859D">
+            <wp:simplePos x="0" y="0"/>
+            <wp:positionH relativeFrom="column">
+              <wp:posOffset>258991</wp:posOffset>
+            </wp:positionH>
+            <wp:positionV relativeFrom="paragraph">
+              <wp:posOffset>64135</wp:posOffset>
+            </wp:positionV>
+            <wp:extent cx="64770" cy="64770"/>
+            <wp:effectExtent l="0" t="0" r="0" b="0"/>
+            <wp:wrapNone/>
+            <wp:docPr id="1612849047" name="Graphic 1" descr="Checkmark with solid fill"/>
+            <wp:cNvGraphicFramePr>
+              <a:graphicFrameLocks xmlns:a="http://schemas.openxmlformats.org/drawingml/2006/main" noChangeAspect="1"/>
+            </wp:cNvGraphicFramePr>
+            <a:graphic xmlns:a="http://schemas.openxmlformats.org/drawingml/2006/main">
+              <a:graphicData uri="http://schemas.openxmlformats.org/drawingml/2006/picture">
+                <pic:pic xmlns:pic="http://schemas.openxmlformats.org/drawingml/2006/picture">
+                  <pic:nvPicPr>
+                    <pic:cNvPr id="1580647732" name="Graphic 1580647732" descr="Checkmark with solid fill"/>
+                    <pic:cNvPicPr/>
+                  </pic:nvPicPr>
+                  <pic:blipFill>
+                    <a:blip r:embed="rId8">
+                      <a:extLst>
+                        <a:ext uri="{96DAC541-7B7A-43D3-8B79-37D633B846F1}">
+                          <asvg:svgBlip xmlns:asvg="http://schemas.microsoft.com/office/drawing/2016/SVG/main" r:embed="rId9"/>
+                        </a:ext>
+                      </a:extLst>
+                    </a:blip>
+                    <a:stretch>
+                      <a:fillRect/>
+                    </a:stretch>
+                  </pic:blipFill>
+                  <pic:spPr>
+                    <a:xfrm>
+                      <a:off x="0" y="0"/>
+                      <a:ext cx="64770" cy="64770"/>
+                    </a:xfrm>
+                    <a:prstGeom prst="rect">
+                      <a:avLst/>
+                    </a:prstGeom>
+                  </pic:spPr>
+                </pic:pic>
+              </a:graphicData>
+            </a:graphic>
+            <wp14:sizeRelH relativeFrom="margin">
+              <wp14:pctWidth>0</wp14:pctWidth>
+            </wp14:sizeRelH>
+            <wp14:sizeRelV relativeFrom="margin">
+              <wp14:pctHeight>0</wp14:pctHeight>
+            </wp14:sizeRelV>
+          </wp:anchor>
+        </w:drawing>
+      </w:r>
+      <w:r>
+        <w:rPr>
+          <w:sz w:val="18"/>
+        </w:rPr>
         <w:t>☐ Debugging record for at least three errors.</w:t>
+      </w:r>
+      <w:r>
+        <w:rPr>
+          <w:noProof/>
+          <w:sz w:val="18"/>
+        </w:rPr>
+        <w:t xml:space="preserve"> </w:t>
       </w:r>
     </w:p>
     <w:p>
@@ -19863,9 +20365,77 @@
       </w:pPr>
       <w:r>
         <w:rPr>
+          <w:noProof/>
           <w:sz w:val="18"/>
         </w:rPr>
+        <w:drawing>
+          <wp:anchor distT="0" distB="0" distL="114300" distR="114300" simplePos="0" relativeHeight="251843584" behindDoc="0" locked="0" layoutInCell="1" allowOverlap="1" wp14:anchorId="798EEBC6" wp14:editId="1C5CE842">
+            <wp:simplePos x="0" y="0"/>
+            <wp:positionH relativeFrom="column">
+              <wp:posOffset>248421</wp:posOffset>
+            </wp:positionH>
+            <wp:positionV relativeFrom="paragraph">
+              <wp:posOffset>47570</wp:posOffset>
+            </wp:positionV>
+            <wp:extent cx="64770" cy="64770"/>
+            <wp:effectExtent l="0" t="0" r="0" b="0"/>
+            <wp:wrapNone/>
+            <wp:docPr id="1474781756" name="Graphic 1" descr="Checkmark with solid fill"/>
+            <wp:cNvGraphicFramePr>
+              <a:graphicFrameLocks xmlns:a="http://schemas.openxmlformats.org/drawingml/2006/main" noChangeAspect="1"/>
+            </wp:cNvGraphicFramePr>
+            <a:graphic xmlns:a="http://schemas.openxmlformats.org/drawingml/2006/main">
+              <a:graphicData uri="http://schemas.openxmlformats.org/drawingml/2006/picture">
+                <pic:pic xmlns:pic="http://schemas.openxmlformats.org/drawingml/2006/picture">
+                  <pic:nvPicPr>
+                    <pic:cNvPr id="1580647732" name="Graphic 1580647732" descr="Checkmark with solid fill"/>
+                    <pic:cNvPicPr/>
+                  </pic:nvPicPr>
+                  <pic:blipFill>
+                    <a:blip r:embed="rId8">
+                      <a:extLst>
+                        <a:ext uri="{96DAC541-7B7A-43D3-8B79-37D633B846F1}">
+                          <asvg:svgBlip xmlns:asvg="http://schemas.microsoft.com/office/drawing/2016/SVG/main" r:embed="rId9"/>
+                        </a:ext>
+                      </a:extLst>
+                    </a:blip>
+                    <a:stretch>
+                      <a:fillRect/>
+                    </a:stretch>
+                  </pic:blipFill>
+                  <pic:spPr>
+                    <a:xfrm>
+                      <a:off x="0" y="0"/>
+                      <a:ext cx="64770" cy="64770"/>
+                    </a:xfrm>
+                    <a:prstGeom prst="rect">
+                      <a:avLst/>
+                    </a:prstGeom>
+                  </pic:spPr>
+                </pic:pic>
+              </a:graphicData>
+            </a:graphic>
+            <wp14:sizeRelH relativeFrom="margin">
+              <wp14:pctWidth>0</wp14:pctWidth>
+            </wp14:sizeRelH>
+            <wp14:sizeRelV relativeFrom="margin">
+              <wp14:pctHeight>0</wp14:pctHeight>
+            </wp14:sizeRelV>
+          </wp:anchor>
+        </w:drawing>
+      </w:r>
+      <w:r>
+        <w:rPr>
+          <w:sz w:val="18"/>
+        </w:rPr>
         <w:t>☐ Corrected code.</w:t>
+      </w:r>
+      <w:r>
+        <w:rPr>
+          <w:noProof/>
+          <w:sz w:val="18"/>
+        </w:rPr>
+        <w:t xml:space="preserve"> </w:t>
       </w:r>
     </w:p>
     <w:p>
@@ -19879,6 +20449,67 @@
       </w:pPr>
       <w:r>
         <w:rPr>
+          <w:noProof/>
+          <w:sz w:val="18"/>
+        </w:rPr>
+        <w:drawing>
+          <wp:anchor distT="0" distB="0" distL="114300" distR="114300" simplePos="0" relativeHeight="251845632" behindDoc="0" locked="0" layoutInCell="1" allowOverlap="1" wp14:anchorId="1C2FB7C4" wp14:editId="1B150846">
+            <wp:simplePos x="0" y="0"/>
+            <wp:positionH relativeFrom="column">
+              <wp:posOffset>248421</wp:posOffset>
+            </wp:positionH>
+            <wp:positionV relativeFrom="paragraph">
+              <wp:posOffset>46935</wp:posOffset>
+            </wp:positionV>
+            <wp:extent cx="64770" cy="64770"/>
+            <wp:effectExtent l="0" t="0" r="0" b="0"/>
+            <wp:wrapNone/>
+            <wp:docPr id="1867141292" name="Graphic 1" descr="Checkmark with solid fill"/>
+            <wp:cNvGraphicFramePr>
+              <a:graphicFrameLocks xmlns:a="http://schemas.openxmlformats.org/drawingml/2006/main" noChangeAspect="1"/>
+            </wp:cNvGraphicFramePr>
+            <a:graphic xmlns:a="http://schemas.openxmlformats.org/drawingml/2006/main">
+              <a:graphicData uri="http://schemas.openxmlformats.org/drawingml/2006/picture">
+                <pic:pic xmlns:pic="http://schemas.openxmlformats.org/drawingml/2006/picture">
+                  <pic:nvPicPr>
+                    <pic:cNvPr id="1580647732" name="Graphic 1580647732" descr="Checkmark with solid fill"/>
+                    <pic:cNvPicPr/>
+                  </pic:nvPicPr>
+                  <pic:blipFill>
+                    <a:blip r:embed="rId8">
+                      <a:extLst>
+                        <a:ext uri="{96DAC541-7B7A-43D3-8B79-37D633B846F1}">
+                          <asvg:svgBlip xmlns:asvg="http://schemas.microsoft.com/office/drawing/2016/SVG/main" r:embed="rId9"/>
+                        </a:ext>
+                      </a:extLst>
+                    </a:blip>
+                    <a:stretch>
+                      <a:fillRect/>
+                    </a:stretch>
+                  </pic:blipFill>
+                  <pic:spPr>
+                    <a:xfrm>
+                      <a:off x="0" y="0"/>
+                      <a:ext cx="64770" cy="64770"/>
+                    </a:xfrm>
+                    <a:prstGeom prst="rect">
+                      <a:avLst/>
+                    </a:prstGeom>
+                  </pic:spPr>
+                </pic:pic>
+              </a:graphicData>
+            </a:graphic>
+            <wp14:sizeRelH relativeFrom="margin">
+              <wp14:pctWidth>0</wp14:pctWidth>
+            </wp14:sizeRelH>
+            <wp14:sizeRelV relativeFrom="margin">
+              <wp14:pctHeight>0</wp14:pctHeight>
+            </wp14:sizeRelV>
+          </wp:anchor>
+        </w:drawing>
+      </w:r>
+      <w:r>
+        <w:rPr>
           <w:sz w:val="18"/>
         </w:rPr>
         <w:t xml:space="preserve">☐ Screenshot of breakpoint or Sources panel. </w:t>
@@ -19903,9 +20534,77 @@
       </w:pPr>
       <w:r>
         <w:rPr>
+          <w:noProof/>
           <w:sz w:val="18"/>
         </w:rPr>
+        <w:drawing>
+          <wp:anchor distT="0" distB="0" distL="114300" distR="114300" simplePos="0" relativeHeight="251847680" behindDoc="0" locked="0" layoutInCell="1" allowOverlap="1" wp14:anchorId="2CB9242C" wp14:editId="78388134">
+            <wp:simplePos x="0" y="0"/>
+            <wp:positionH relativeFrom="column">
+              <wp:posOffset>248421</wp:posOffset>
+            </wp:positionH>
+            <wp:positionV relativeFrom="paragraph">
+              <wp:posOffset>57506</wp:posOffset>
+            </wp:positionV>
+            <wp:extent cx="64770" cy="64770"/>
+            <wp:effectExtent l="0" t="0" r="0" b="0"/>
+            <wp:wrapNone/>
+            <wp:docPr id="1951450864" name="Graphic 1" descr="Checkmark with solid fill"/>
+            <wp:cNvGraphicFramePr>
+              <a:graphicFrameLocks xmlns:a="http://schemas.openxmlformats.org/drawingml/2006/main" noChangeAspect="1"/>
+            </wp:cNvGraphicFramePr>
+            <a:graphic xmlns:a="http://schemas.openxmlformats.org/drawingml/2006/main">
+              <a:graphicData uri="http://schemas.openxmlformats.org/drawingml/2006/picture">
+                <pic:pic xmlns:pic="http://schemas.openxmlformats.org/drawingml/2006/picture">
+                  <pic:nvPicPr>
+                    <pic:cNvPr id="1580647732" name="Graphic 1580647732" descr="Checkmark with solid fill"/>
+                    <pic:cNvPicPr/>
+                  </pic:nvPicPr>
+                  <pic:blipFill>
+                    <a:blip r:embed="rId8">
+                      <a:extLst>
+                        <a:ext uri="{96DAC541-7B7A-43D3-8B79-37D633B846F1}">
+                          <asvg:svgBlip xmlns:asvg="http://schemas.microsoft.com/office/drawing/2016/SVG/main" r:embed="rId9"/>
+                        </a:ext>
+                      </a:extLst>
+                    </a:blip>
+                    <a:stretch>
+                      <a:fillRect/>
+                    </a:stretch>
+                  </pic:blipFill>
+                  <pic:spPr>
+                    <a:xfrm>
+                      <a:off x="0" y="0"/>
+                      <a:ext cx="64770" cy="64770"/>
+                    </a:xfrm>
+                    <a:prstGeom prst="rect">
+                      <a:avLst/>
+                    </a:prstGeom>
+                  </pic:spPr>
+                </pic:pic>
+              </a:graphicData>
+            </a:graphic>
+            <wp14:sizeRelH relativeFrom="margin">
+              <wp14:pctWidth>0</wp14:pctWidth>
+            </wp14:sizeRelH>
+            <wp14:sizeRelV relativeFrom="margin">
+              <wp14:pctHeight>0</wp14:pctHeight>
+            </wp14:sizeRelV>
+          </wp:anchor>
+        </w:drawing>
+      </w:r>
+      <w:r>
+        <w:rPr>
+          <w:sz w:val="18"/>
+        </w:rPr>
         <w:t>☐ Learner identifies relevant error details.</w:t>
+      </w:r>
+      <w:r>
+        <w:rPr>
+          <w:noProof/>
+          <w:sz w:val="18"/>
+        </w:rPr>
+        <w:t xml:space="preserve"> </w:t>
       </w:r>
     </w:p>
     <w:p>
@@ -19919,9 +20618,77 @@
       </w:pPr>
       <w:r>
         <w:rPr>
+          <w:noProof/>
           <w:sz w:val="18"/>
         </w:rPr>
+        <w:drawing>
+          <wp:anchor distT="0" distB="0" distL="114300" distR="114300" simplePos="0" relativeHeight="251849728" behindDoc="0" locked="0" layoutInCell="1" allowOverlap="1" wp14:anchorId="44A1C431" wp14:editId="1D33B3D8">
+            <wp:simplePos x="0" y="0"/>
+            <wp:positionH relativeFrom="column">
+              <wp:posOffset>243135</wp:posOffset>
+            </wp:positionH>
+            <wp:positionV relativeFrom="paragraph">
+              <wp:posOffset>52221</wp:posOffset>
+            </wp:positionV>
+            <wp:extent cx="64770" cy="64770"/>
+            <wp:effectExtent l="0" t="0" r="0" b="0"/>
+            <wp:wrapNone/>
+            <wp:docPr id="1199945950" name="Graphic 1" descr="Checkmark with solid fill"/>
+            <wp:cNvGraphicFramePr>
+              <a:graphicFrameLocks xmlns:a="http://schemas.openxmlformats.org/drawingml/2006/main" noChangeAspect="1"/>
+            </wp:cNvGraphicFramePr>
+            <a:graphic xmlns:a="http://schemas.openxmlformats.org/drawingml/2006/main">
+              <a:graphicData uri="http://schemas.openxmlformats.org/drawingml/2006/picture">
+                <pic:pic xmlns:pic="http://schemas.openxmlformats.org/drawingml/2006/picture">
+                  <pic:nvPicPr>
+                    <pic:cNvPr id="1580647732" name="Graphic 1580647732" descr="Checkmark with solid fill"/>
+                    <pic:cNvPicPr/>
+                  </pic:nvPicPr>
+                  <pic:blipFill>
+                    <a:blip r:embed="rId8">
+                      <a:extLst>
+                        <a:ext uri="{96DAC541-7B7A-43D3-8B79-37D633B846F1}">
+                          <asvg:svgBlip xmlns:asvg="http://schemas.microsoft.com/office/drawing/2016/SVG/main" r:embed="rId9"/>
+                        </a:ext>
+                      </a:extLst>
+                    </a:blip>
+                    <a:stretch>
+                      <a:fillRect/>
+                    </a:stretch>
+                  </pic:blipFill>
+                  <pic:spPr>
+                    <a:xfrm>
+                      <a:off x="0" y="0"/>
+                      <a:ext cx="64770" cy="64770"/>
+                    </a:xfrm>
+                    <a:prstGeom prst="rect">
+                      <a:avLst/>
+                    </a:prstGeom>
+                  </pic:spPr>
+                </pic:pic>
+              </a:graphicData>
+            </a:graphic>
+            <wp14:sizeRelH relativeFrom="margin">
+              <wp14:pctWidth>0</wp14:pctWidth>
+            </wp14:sizeRelH>
+            <wp14:sizeRelV relativeFrom="margin">
+              <wp14:pctHeight>0</wp14:pctHeight>
+            </wp14:sizeRelV>
+          </wp:anchor>
+        </w:drawing>
+      </w:r>
+      <w:r>
+        <w:rPr>
+          <w:sz w:val="18"/>
+        </w:rPr>
         <w:t>☐ Fix addresses the root cause.</w:t>
+      </w:r>
+      <w:r>
+        <w:rPr>
+          <w:noProof/>
+          <w:sz w:val="18"/>
+        </w:rPr>
+        <w:t xml:space="preserve"> </w:t>
       </w:r>
     </w:p>
     <w:p>
@@ -19935,9 +20702,77 @@
       </w:pPr>
       <w:r>
         <w:rPr>
+          <w:noProof/>
           <w:sz w:val="18"/>
         </w:rPr>
+        <w:drawing>
+          <wp:anchor distT="0" distB="0" distL="114300" distR="114300" simplePos="0" relativeHeight="251851776" behindDoc="0" locked="0" layoutInCell="1" allowOverlap="1" wp14:anchorId="2BC29D72" wp14:editId="6A4BF035">
+            <wp:simplePos x="0" y="0"/>
+            <wp:positionH relativeFrom="column">
+              <wp:posOffset>248421</wp:posOffset>
+            </wp:positionH>
+            <wp:positionV relativeFrom="paragraph">
+              <wp:posOffset>52856</wp:posOffset>
+            </wp:positionV>
+            <wp:extent cx="64770" cy="64770"/>
+            <wp:effectExtent l="0" t="0" r="0" b="0"/>
+            <wp:wrapNone/>
+            <wp:docPr id="724889130" name="Graphic 1" descr="Checkmark with solid fill"/>
+            <wp:cNvGraphicFramePr>
+              <a:graphicFrameLocks xmlns:a="http://schemas.openxmlformats.org/drawingml/2006/main" noChangeAspect="1"/>
+            </wp:cNvGraphicFramePr>
+            <a:graphic xmlns:a="http://schemas.openxmlformats.org/drawingml/2006/main">
+              <a:graphicData uri="http://schemas.openxmlformats.org/drawingml/2006/picture">
+                <pic:pic xmlns:pic="http://schemas.openxmlformats.org/drawingml/2006/picture">
+                  <pic:nvPicPr>
+                    <pic:cNvPr id="1580647732" name="Graphic 1580647732" descr="Checkmark with solid fill"/>
+                    <pic:cNvPicPr/>
+                  </pic:nvPicPr>
+                  <pic:blipFill>
+                    <a:blip r:embed="rId8">
+                      <a:extLst>
+                        <a:ext uri="{96DAC541-7B7A-43D3-8B79-37D633B846F1}">
+                          <asvg:svgBlip xmlns:asvg="http://schemas.microsoft.com/office/drawing/2016/SVG/main" r:embed="rId9"/>
+                        </a:ext>
+                      </a:extLst>
+                    </a:blip>
+                    <a:stretch>
+                      <a:fillRect/>
+                    </a:stretch>
+                  </pic:blipFill>
+                  <pic:spPr>
+                    <a:xfrm>
+                      <a:off x="0" y="0"/>
+                      <a:ext cx="64770" cy="64770"/>
+                    </a:xfrm>
+                    <a:prstGeom prst="rect">
+                      <a:avLst/>
+                    </a:prstGeom>
+                  </pic:spPr>
+                </pic:pic>
+              </a:graphicData>
+            </a:graphic>
+            <wp14:sizeRelH relativeFrom="margin">
+              <wp14:pctWidth>0</wp14:pctWidth>
+            </wp14:sizeRelH>
+            <wp14:sizeRelV relativeFrom="margin">
+              <wp14:pctHeight>0</wp14:pctHeight>
+            </wp14:sizeRelV>
+          </wp:anchor>
+        </w:drawing>
+      </w:r>
+      <w:r>
+        <w:rPr>
+          <w:sz w:val="18"/>
+        </w:rPr>
         <w:t>☐ try...catch is used appropriately.</w:t>
+      </w:r>
+      <w:r>
+        <w:rPr>
+          <w:noProof/>
+          <w:sz w:val="18"/>
+        </w:rPr>
+        <w:t xml:space="preserve"> </w:t>
       </w:r>
     </w:p>
     <w:p>
@@ -19951,9 +20786,77 @@
       </w:pPr>
       <w:r>
         <w:rPr>
+          <w:noProof/>
           <w:sz w:val="18"/>
         </w:rPr>
+        <w:drawing>
+          <wp:anchor distT="0" distB="0" distL="114300" distR="114300" simplePos="0" relativeHeight="251853824" behindDoc="0" locked="0" layoutInCell="1" allowOverlap="1" wp14:anchorId="1A677281" wp14:editId="79A75064">
+            <wp:simplePos x="0" y="0"/>
+            <wp:positionH relativeFrom="column">
+              <wp:posOffset>248421</wp:posOffset>
+            </wp:positionH>
+            <wp:positionV relativeFrom="paragraph">
+              <wp:posOffset>46935</wp:posOffset>
+            </wp:positionV>
+            <wp:extent cx="64770" cy="64770"/>
+            <wp:effectExtent l="0" t="0" r="0" b="0"/>
+            <wp:wrapNone/>
+            <wp:docPr id="1198320079" name="Graphic 1" descr="Checkmark with solid fill"/>
+            <wp:cNvGraphicFramePr>
+              <a:graphicFrameLocks xmlns:a="http://schemas.openxmlformats.org/drawingml/2006/main" noChangeAspect="1"/>
+            </wp:cNvGraphicFramePr>
+            <a:graphic xmlns:a="http://schemas.openxmlformats.org/drawingml/2006/main">
+              <a:graphicData uri="http://schemas.openxmlformats.org/drawingml/2006/picture">
+                <pic:pic xmlns:pic="http://schemas.openxmlformats.org/drawingml/2006/picture">
+                  <pic:nvPicPr>
+                    <pic:cNvPr id="1580647732" name="Graphic 1580647732" descr="Checkmark with solid fill"/>
+                    <pic:cNvPicPr/>
+                  </pic:nvPicPr>
+                  <pic:blipFill>
+                    <a:blip r:embed="rId8">
+                      <a:extLst>
+                        <a:ext uri="{96DAC541-7B7A-43D3-8B79-37D633B846F1}">
+                          <asvg:svgBlip xmlns:asvg="http://schemas.microsoft.com/office/drawing/2016/SVG/main" r:embed="rId9"/>
+                        </a:ext>
+                      </a:extLst>
+                    </a:blip>
+                    <a:stretch>
+                      <a:fillRect/>
+                    </a:stretch>
+                  </pic:blipFill>
+                  <pic:spPr>
+                    <a:xfrm>
+                      <a:off x="0" y="0"/>
+                      <a:ext cx="64770" cy="64770"/>
+                    </a:xfrm>
+                    <a:prstGeom prst="rect">
+                      <a:avLst/>
+                    </a:prstGeom>
+                  </pic:spPr>
+                </pic:pic>
+              </a:graphicData>
+            </a:graphic>
+            <wp14:sizeRelH relativeFrom="margin">
+              <wp14:pctWidth>0</wp14:pctWidth>
+            </wp14:sizeRelH>
+            <wp14:sizeRelV relativeFrom="margin">
+              <wp14:pctHeight>0</wp14:pctHeight>
+            </wp14:sizeRelV>
+          </wp:anchor>
+        </w:drawing>
+      </w:r>
+      <w:r>
+        <w:rPr>
+          <w:sz w:val="18"/>
+        </w:rPr>
         <w:t>☐ Debugging record is clear and reproducible.</w:t>
+      </w:r>
+      <w:r>
+        <w:rPr>
+          <w:noProof/>
+          <w:sz w:val="18"/>
+        </w:rPr>
+        <w:t xml:space="preserve"> </w:t>
       </w:r>
     </w:p>
     <w:p>
@@ -20017,7 +20920,11 @@
               <w:right w:val="single" w:sz="4" w:space="0" w:color="B7B7B7"/>
             </w:tcBorders>
           </w:tcPr>
-          <w:p/>
+          <w:p>
+            <w:r>
+              <w:t>2026/09/15</w:t>
+            </w:r>
+          </w:p>
         </w:tc>
       </w:tr>
       <w:tr>
@@ -20056,7 +20963,11 @@
               <w:right w:val="single" w:sz="4" w:space="0" w:color="B7B7B7"/>
             </w:tcBorders>
           </w:tcPr>
-          <w:p/>
+          <w:p>
+            <w:r>
+              <w:t>2026/09/27</w:t>
+            </w:r>
+          </w:p>
         </w:tc>
       </w:tr>
       <w:tr>
@@ -20095,7 +21006,16 @@
               <w:right w:val="single" w:sz="4" w:space="0" w:color="B7B7B7"/>
             </w:tcBorders>
           </w:tcPr>
-          <w:p/>
+          <w:p>
+            <w:r>
+              <w:t xml:space="preserve">RedPanda </w:t>
+            </w:r>
+            <w:proofErr w:type="spellStart"/>
+            <w:r>
+              <w:t>SoftWare</w:t>
+            </w:r>
+            <w:proofErr w:type="spellEnd"/>
+          </w:p>
         </w:tc>
       </w:tr>
       <w:tr>
@@ -20134,7 +21054,11 @@
               <w:right w:val="single" w:sz="4" w:space="0" w:color="B7B7B7"/>
             </w:tcBorders>
           </w:tcPr>
-          <w:p/>
+          <w:p>
+            <w:r>
+              <w:t>2-3 hours</w:t>
+            </w:r>
+          </w:p>
         </w:tc>
       </w:tr>
       <w:tr>
@@ -20212,7 +21136,11 @@
               <w:right w:val="single" w:sz="4" w:space="0" w:color="B7B7B7"/>
             </w:tcBorders>
           </w:tcPr>
-          <w:p/>
+          <w:p>
+            <w:r>
+              <w:t>PM 03\pm03-contact-form\evidence</w:t>
+            </w:r>
+          </w:p>
         </w:tc>
       </w:tr>
       <w:tr>
@@ -20251,7 +21179,14 @@
               <w:right w:val="single" w:sz="4" w:space="0" w:color="B7B7B7"/>
             </w:tcBorders>
           </w:tcPr>
-          <w:p/>
+          <w:p>
+            <w:r>
+              <w:t xml:space="preserve">Difficulty with finding the errors and understanding why the code </w:t>
+            </w:r>
+            <w:r>
+              <w:t>would not work.</w:t>
+            </w:r>
+          </w:p>
         </w:tc>
       </w:tr>
       <w:tr>
@@ -20321,13 +21256,155 @@
       <w:pPr>
         <w:spacing w:after="99"/>
         <w:ind w:left="-5" w:right="3583" w:hanging="10"/>
+        <w:rPr>
+          <w:sz w:val="16"/>
+          <w:szCs w:val="16"/>
+        </w:rPr>
+      </w:pPr>
+      <w:r>
+        <w:rPr>
+          <w:sz w:val="16"/>
+          <w:szCs w:val="16"/>
+        </w:rPr>
+        <w:t>I found and fixed three seeded JavaScript errors and tested the corrected co</w:t>
+      </w:r>
+      <w:r>
+        <w:rPr>
+          <w:sz w:val="16"/>
+          <w:szCs w:val="16"/>
+        </w:rPr>
+        <w:t xml:space="preserve">de. I also used </w:t>
+      </w:r>
+      <w:proofErr w:type="spellStart"/>
+      <w:r>
+        <w:rPr>
+          <w:sz w:val="16"/>
+          <w:szCs w:val="16"/>
+        </w:rPr>
+        <w:t>try..catch</w:t>
+      </w:r>
+      <w:proofErr w:type="spellEnd"/>
+      <w:r>
+        <w:rPr>
+          <w:sz w:val="16"/>
+          <w:szCs w:val="16"/>
+        </w:rPr>
+        <w:t xml:space="preserve"> to handle </w:t>
+      </w:r>
+      <w:r>
+        <w:rPr>
+          <w:sz w:val="16"/>
+          <w:szCs w:val="16"/>
+        </w:rPr>
+        <w:t>an</w:t>
+      </w:r>
+      <w:r>
+        <w:rPr>
+          <w:sz w:val="16"/>
+          <w:szCs w:val="16"/>
+        </w:rPr>
+        <w:t xml:space="preserve"> error.</w:t>
+      </w:r>
+    </w:p>
+    <w:p>
+      <w:pPr>
+        <w:spacing w:after="134" w:line="371" w:lineRule="auto"/>
+        <w:ind w:left="-5" w:right="3583" w:hanging="10"/>
       </w:pPr>
       <w:r>
         <w:rPr>
           <w:color w:val="888888"/>
           <w:sz w:val="16"/>
         </w:rPr>
-        <w:t>________________________________________________________________________________</w:t>
+        <w:t xml:space="preserve">__________________________________________________________________________ </w:t>
+      </w:r>
+      <w:r>
+        <w:rPr>
+          <w:b/>
+          <w:sz w:val="17"/>
+        </w:rPr>
+        <w:t>Which JavaScript concepts did you apply?</w:t>
+      </w:r>
+    </w:p>
+    <w:p>
+      <w:pPr>
+        <w:spacing w:after="99"/>
+        <w:ind w:left="-5" w:right="3583" w:hanging="10"/>
+      </w:pPr>
+      <w:r>
+        <w:rPr>
+          <w:color w:val="888888"/>
+          <w:sz w:val="16"/>
+        </w:rPr>
+        <w:t xml:space="preserve">I applied </w:t>
+      </w:r>
+      <w:r>
+        <w:rPr>
+          <w:color w:val="888888"/>
+          <w:sz w:val="16"/>
+        </w:rPr>
+        <w:t>event handling, DOM manipulation, console debugging</w:t>
+      </w:r>
+      <w:r>
+        <w:rPr>
+          <w:color w:val="888888"/>
+          <w:sz w:val="16"/>
+        </w:rPr>
+        <w:t>, breakpoints, try…catch, and error hand</w:t>
+      </w:r>
+      <w:r>
+        <w:rPr>
+          <w:color w:val="888888"/>
+          <w:sz w:val="16"/>
+        </w:rPr>
+        <w:t>ling.</w:t>
+      </w:r>
+    </w:p>
+    <w:p>
+      <w:pPr>
+        <w:spacing w:after="99"/>
+        <w:ind w:left="-5" w:right="3583" w:hanging="10"/>
+      </w:pPr>
+      <w:r>
+        <w:rPr>
+          <w:color w:val="888888"/>
+          <w:sz w:val="16"/>
+        </w:rPr>
+        <w:t>_______________________________________________________________________________</w:t>
+      </w:r>
+    </w:p>
+    <w:p>
+      <w:pPr>
+        <w:spacing w:after="231"/>
+        <w:ind w:left="-5" w:hanging="10"/>
+      </w:pPr>
+      <w:r>
+        <w:rPr>
+          <w:b/>
+          <w:sz w:val="17"/>
+        </w:rPr>
+        <w:lastRenderedPageBreak/>
+        <w:t>What worked well?</w:t>
+      </w:r>
+    </w:p>
+    <w:p>
+      <w:pPr>
+        <w:spacing w:after="99"/>
+        <w:ind w:left="-5" w:right="3583" w:hanging="10"/>
+      </w:pPr>
+      <w:r>
+        <w:rPr>
+          <w:color w:val="888888"/>
+          <w:sz w:val="16"/>
+        </w:rPr>
+        <w:t xml:space="preserve">Using the browser console and console.log() helped to see what the code was doing and identify where the problem </w:t>
+      </w:r>
+      <w:r>
+        <w:rPr>
+          <w:color w:val="888888"/>
+          <w:sz w:val="16"/>
+        </w:rPr>
+        <w:t>occurred.</w:t>
       </w:r>
     </w:p>
     <w:p>
@@ -20340,14 +21417,14 @@
           <w:color w:val="888888"/>
           <w:sz w:val="16"/>
         </w:rPr>
-        <w:t xml:space="preserve">________________________________________________________________________________ </w:t>
+        <w:t>_______________________________________________________________________________</w:t>
       </w:r>
       <w:r>
         <w:rPr>
           <w:b/>
           <w:sz w:val="17"/>
         </w:rPr>
-        <w:t>Which JavaScript concepts did you apply?</w:t>
+        <w:t>What error or difficulty did you encounter?</w:t>
       </w:r>
     </w:p>
     <w:p>
@@ -20360,7 +21437,14 @@
           <w:color w:val="888888"/>
           <w:sz w:val="16"/>
         </w:rPr>
-        <w:t>________________________________________________________________________________</w:t>
+        <w:t>Encountered errors caused by incorrect or missing code</w:t>
+      </w:r>
+      <w:r>
+        <w:rPr>
+          <w:color w:val="888888"/>
+          <w:sz w:val="16"/>
+        </w:rPr>
+        <w:t>.</w:t>
       </w:r>
     </w:p>
     <w:p>
@@ -20373,7 +21457,7 @@
           <w:color w:val="888888"/>
           <w:sz w:val="16"/>
         </w:rPr>
-        <w:t>________________________________________________________________________________</w:t>
+        <w:t>_______________________________________________________________________________</w:t>
       </w:r>
     </w:p>
     <w:p>
@@ -20386,8 +21470,7 @@
           <w:b/>
           <w:sz w:val="17"/>
         </w:rPr>
-        <w:lastRenderedPageBreak/>
-        <w:t>What worked well?</w:t>
+        <w:t>How would this skill be useful in a retail or workplace environment?</w:t>
       </w:r>
     </w:p>
     <w:p>
@@ -20400,32 +21483,19 @@
           <w:color w:val="888888"/>
           <w:sz w:val="16"/>
         </w:rPr>
-        <w:t>________________________________________________________________________________</w:t>
-      </w:r>
-    </w:p>
-    <w:p>
-      <w:pPr>
-        <w:spacing w:after="134" w:line="371" w:lineRule="auto"/>
-        <w:ind w:left="-5" w:right="3583" w:hanging="10"/>
-      </w:pPr>
+        <w:t xml:space="preserve">Debugging helps identify and fix software problems </w:t>
+      </w:r>
       <w:r>
         <w:rPr>
           <w:color w:val="888888"/>
           <w:sz w:val="16"/>
         </w:rPr>
-        <w:t xml:space="preserve">________________________________________________________________________________ </w:t>
-      </w:r>
-      <w:r>
-        <w:rPr>
-          <w:b/>
-          <w:sz w:val="17"/>
-        </w:rPr>
-        <w:t>What error or difficulty did you encounter?</w:t>
-      </w:r>
-    </w:p>
-    <w:p>
-      <w:pPr>
-        <w:spacing w:after="99"/>
+        <w:t>quickly, reducing system downtime and helping business applications work correctly for the users and customers.</w:t>
+      </w:r>
+    </w:p>
+    <w:p>
+      <w:pPr>
+        <w:spacing w:after="199"/>
         <w:ind w:left="-5" w:right="3583" w:hanging="10"/>
       </w:pPr>
       <w:r>
@@ -20433,59 +21503,7 @@
           <w:color w:val="888888"/>
           <w:sz w:val="16"/>
         </w:rPr>
-        <w:t>________________________________________________________________________________</w:t>
-      </w:r>
-    </w:p>
-    <w:p>
-      <w:pPr>
-        <w:spacing w:after="99"/>
-        <w:ind w:left="-5" w:right="3583" w:hanging="10"/>
-      </w:pPr>
-      <w:r>
-        <w:rPr>
-          <w:color w:val="888888"/>
-          <w:sz w:val="16"/>
-        </w:rPr>
-        <w:t>________________________________________________________________________________</w:t>
-      </w:r>
-    </w:p>
-    <w:p>
-      <w:pPr>
-        <w:spacing w:after="231"/>
-        <w:ind w:left="-5" w:hanging="10"/>
-      </w:pPr>
-      <w:r>
-        <w:rPr>
-          <w:b/>
-          <w:sz w:val="17"/>
-        </w:rPr>
-        <w:t>How would this skill be useful in a retail or workplace environment?</w:t>
-      </w:r>
-    </w:p>
-    <w:p>
-      <w:pPr>
-        <w:spacing w:after="99"/>
-        <w:ind w:left="-5" w:right="3583" w:hanging="10"/>
-      </w:pPr>
-      <w:r>
-        <w:rPr>
-          <w:color w:val="888888"/>
-          <w:sz w:val="16"/>
-        </w:rPr>
-        <w:t>________________________________________________________________________________</w:t>
-      </w:r>
-    </w:p>
-    <w:p>
-      <w:pPr>
-        <w:spacing w:after="199"/>
-        <w:ind w:left="-5" w:right="3583" w:hanging="10"/>
-      </w:pPr>
-      <w:r>
-        <w:rPr>
-          <w:color w:val="888888"/>
-          <w:sz w:val="16"/>
-        </w:rPr>
-        <w:t>________________________________________________________________________________</w:t>
+        <w:t>_______________________________________________________________________________</w:t>
       </w:r>
     </w:p>
     <w:p>
@@ -21340,9 +22358,77 @@
       </w:pPr>
       <w:r>
         <w:rPr>
+          <w:noProof/>
           <w:sz w:val="18"/>
         </w:rPr>
+        <w:drawing>
+          <wp:anchor distT="0" distB="0" distL="114300" distR="114300" simplePos="0" relativeHeight="251855872" behindDoc="0" locked="0" layoutInCell="1" allowOverlap="1" wp14:anchorId="5D8FA62F" wp14:editId="5FDB281B">
+            <wp:simplePos x="0" y="0"/>
+            <wp:positionH relativeFrom="column">
+              <wp:posOffset>253706</wp:posOffset>
+            </wp:positionH>
+            <wp:positionV relativeFrom="paragraph">
+              <wp:posOffset>47570</wp:posOffset>
+            </wp:positionV>
+            <wp:extent cx="64770" cy="64770"/>
+            <wp:effectExtent l="0" t="0" r="0" b="0"/>
+            <wp:wrapNone/>
+            <wp:docPr id="827104801" name="Graphic 1" descr="Checkmark with solid fill"/>
+            <wp:cNvGraphicFramePr>
+              <a:graphicFrameLocks xmlns:a="http://schemas.openxmlformats.org/drawingml/2006/main" noChangeAspect="1"/>
+            </wp:cNvGraphicFramePr>
+            <a:graphic xmlns:a="http://schemas.openxmlformats.org/drawingml/2006/main">
+              <a:graphicData uri="http://schemas.openxmlformats.org/drawingml/2006/picture">
+                <pic:pic xmlns:pic="http://schemas.openxmlformats.org/drawingml/2006/picture">
+                  <pic:nvPicPr>
+                    <pic:cNvPr id="1580647732" name="Graphic 1580647732" descr="Checkmark with solid fill"/>
+                    <pic:cNvPicPr/>
+                  </pic:nvPicPr>
+                  <pic:blipFill>
+                    <a:blip r:embed="rId8">
+                      <a:extLst>
+                        <a:ext uri="{96DAC541-7B7A-43D3-8B79-37D633B846F1}">
+                          <asvg:svgBlip xmlns:asvg="http://schemas.microsoft.com/office/drawing/2016/SVG/main" r:embed="rId9"/>
+                        </a:ext>
+                      </a:extLst>
+                    </a:blip>
+                    <a:stretch>
+                      <a:fillRect/>
+                    </a:stretch>
+                  </pic:blipFill>
+                  <pic:spPr>
+                    <a:xfrm>
+                      <a:off x="0" y="0"/>
+                      <a:ext cx="64770" cy="64770"/>
+                    </a:xfrm>
+                    <a:prstGeom prst="rect">
+                      <a:avLst/>
+                    </a:prstGeom>
+                  </pic:spPr>
+                </pic:pic>
+              </a:graphicData>
+            </a:graphic>
+            <wp14:sizeRelH relativeFrom="margin">
+              <wp14:pctWidth>0</wp14:pctWidth>
+            </wp14:sizeRelH>
+            <wp14:sizeRelV relativeFrom="margin">
+              <wp14:pctHeight>0</wp14:pctHeight>
+            </wp14:sizeRelV>
+          </wp:anchor>
+        </w:drawing>
+      </w:r>
+      <w:r>
+        <w:rPr>
+          <w:sz w:val="18"/>
+        </w:rPr>
         <w:t>☐ Create fields for name, department, email, issue category and message.</w:t>
+      </w:r>
+      <w:r>
+        <w:rPr>
+          <w:noProof/>
+          <w:sz w:val="18"/>
+        </w:rPr>
+        <w:t xml:space="preserve"> </w:t>
       </w:r>
     </w:p>
     <w:p>
@@ -21356,9 +22442,77 @@
       </w:pPr>
       <w:r>
         <w:rPr>
+          <w:noProof/>
           <w:sz w:val="18"/>
         </w:rPr>
+        <w:drawing>
+          <wp:anchor distT="0" distB="0" distL="114300" distR="114300" simplePos="0" relativeHeight="251857920" behindDoc="0" locked="0" layoutInCell="1" allowOverlap="1" wp14:anchorId="0C6B0AE2" wp14:editId="0138C05A">
+            <wp:simplePos x="0" y="0"/>
+            <wp:positionH relativeFrom="column">
+              <wp:posOffset>243135</wp:posOffset>
+            </wp:positionH>
+            <wp:positionV relativeFrom="paragraph">
+              <wp:posOffset>41650</wp:posOffset>
+            </wp:positionV>
+            <wp:extent cx="64770" cy="64770"/>
+            <wp:effectExtent l="0" t="0" r="0" b="0"/>
+            <wp:wrapNone/>
+            <wp:docPr id="726542934" name="Graphic 1" descr="Checkmark with solid fill"/>
+            <wp:cNvGraphicFramePr>
+              <a:graphicFrameLocks xmlns:a="http://schemas.openxmlformats.org/drawingml/2006/main" noChangeAspect="1"/>
+            </wp:cNvGraphicFramePr>
+            <a:graphic xmlns:a="http://schemas.openxmlformats.org/drawingml/2006/main">
+              <a:graphicData uri="http://schemas.openxmlformats.org/drawingml/2006/picture">
+                <pic:pic xmlns:pic="http://schemas.openxmlformats.org/drawingml/2006/picture">
+                  <pic:nvPicPr>
+                    <pic:cNvPr id="1580647732" name="Graphic 1580647732" descr="Checkmark with solid fill"/>
+                    <pic:cNvPicPr/>
+                  </pic:nvPicPr>
+                  <pic:blipFill>
+                    <a:blip r:embed="rId8">
+                      <a:extLst>
+                        <a:ext uri="{96DAC541-7B7A-43D3-8B79-37D633B846F1}">
+                          <asvg:svgBlip xmlns:asvg="http://schemas.microsoft.com/office/drawing/2016/SVG/main" r:embed="rId9"/>
+                        </a:ext>
+                      </a:extLst>
+                    </a:blip>
+                    <a:stretch>
+                      <a:fillRect/>
+                    </a:stretch>
+                  </pic:blipFill>
+                  <pic:spPr>
+                    <a:xfrm>
+                      <a:off x="0" y="0"/>
+                      <a:ext cx="64770" cy="64770"/>
+                    </a:xfrm>
+                    <a:prstGeom prst="rect">
+                      <a:avLst/>
+                    </a:prstGeom>
+                  </pic:spPr>
+                </pic:pic>
+              </a:graphicData>
+            </a:graphic>
+            <wp14:sizeRelH relativeFrom="margin">
+              <wp14:pctWidth>0</wp14:pctWidth>
+            </wp14:sizeRelH>
+            <wp14:sizeRelV relativeFrom="margin">
+              <wp14:pctHeight>0</wp14:pctHeight>
+            </wp14:sizeRelV>
+          </wp:anchor>
+        </w:drawing>
+      </w:r>
+      <w:r>
+        <w:rPr>
+          <w:sz w:val="18"/>
+        </w:rPr>
         <w:t>☐ Prevent submission when required data is missing.</w:t>
+      </w:r>
+      <w:r>
+        <w:rPr>
+          <w:noProof/>
+          <w:sz w:val="18"/>
+        </w:rPr>
+        <w:t xml:space="preserve"> </w:t>
       </w:r>
     </w:p>
     <w:p>
@@ -21372,9 +22526,77 @@
       </w:pPr>
       <w:r>
         <w:rPr>
+          <w:noProof/>
           <w:sz w:val="18"/>
         </w:rPr>
+        <w:drawing>
+          <wp:anchor distT="0" distB="0" distL="114300" distR="114300" simplePos="0" relativeHeight="251859968" behindDoc="0" locked="0" layoutInCell="1" allowOverlap="1" wp14:anchorId="1D65D0D5" wp14:editId="158F0AAF">
+            <wp:simplePos x="0" y="0"/>
+            <wp:positionH relativeFrom="column">
+              <wp:posOffset>243135</wp:posOffset>
+            </wp:positionH>
+            <wp:positionV relativeFrom="paragraph">
+              <wp:posOffset>64770</wp:posOffset>
+            </wp:positionV>
+            <wp:extent cx="64770" cy="64770"/>
+            <wp:effectExtent l="0" t="0" r="0" b="0"/>
+            <wp:wrapNone/>
+            <wp:docPr id="1192730073" name="Graphic 1" descr="Checkmark with solid fill"/>
+            <wp:cNvGraphicFramePr>
+              <a:graphicFrameLocks xmlns:a="http://schemas.openxmlformats.org/drawingml/2006/main" noChangeAspect="1"/>
+            </wp:cNvGraphicFramePr>
+            <a:graphic xmlns:a="http://schemas.openxmlformats.org/drawingml/2006/main">
+              <a:graphicData uri="http://schemas.openxmlformats.org/drawingml/2006/picture">
+                <pic:pic xmlns:pic="http://schemas.openxmlformats.org/drawingml/2006/picture">
+                  <pic:nvPicPr>
+                    <pic:cNvPr id="1580647732" name="Graphic 1580647732" descr="Checkmark with solid fill"/>
+                    <pic:cNvPicPr/>
+                  </pic:nvPicPr>
+                  <pic:blipFill>
+                    <a:blip r:embed="rId8">
+                      <a:extLst>
+                        <a:ext uri="{96DAC541-7B7A-43D3-8B79-37D633B846F1}">
+                          <asvg:svgBlip xmlns:asvg="http://schemas.microsoft.com/office/drawing/2016/SVG/main" r:embed="rId9"/>
+                        </a:ext>
+                      </a:extLst>
+                    </a:blip>
+                    <a:stretch>
+                      <a:fillRect/>
+                    </a:stretch>
+                  </pic:blipFill>
+                  <pic:spPr>
+                    <a:xfrm>
+                      <a:off x="0" y="0"/>
+                      <a:ext cx="64770" cy="64770"/>
+                    </a:xfrm>
+                    <a:prstGeom prst="rect">
+                      <a:avLst/>
+                    </a:prstGeom>
+                  </pic:spPr>
+                </pic:pic>
+              </a:graphicData>
+            </a:graphic>
+            <wp14:sizeRelH relativeFrom="margin">
+              <wp14:pctWidth>0</wp14:pctWidth>
+            </wp14:sizeRelH>
+            <wp14:sizeRelV relativeFrom="margin">
+              <wp14:pctHeight>0</wp14:pctHeight>
+            </wp14:sizeRelV>
+          </wp:anchor>
+        </w:drawing>
+      </w:r>
+      <w:r>
+        <w:rPr>
+          <w:sz w:val="18"/>
+        </w:rPr>
         <w:t>☐ Check that the email format is reasonable.</w:t>
+      </w:r>
+      <w:r>
+        <w:rPr>
+          <w:noProof/>
+          <w:sz w:val="18"/>
+        </w:rPr>
+        <w:t xml:space="preserve"> </w:t>
       </w:r>
     </w:p>
     <w:p>
@@ -21388,9 +22610,77 @@
       </w:pPr>
       <w:r>
         <w:rPr>
+          <w:noProof/>
           <w:sz w:val="18"/>
         </w:rPr>
+        <w:drawing>
+          <wp:anchor distT="0" distB="0" distL="114300" distR="114300" simplePos="0" relativeHeight="251862016" behindDoc="0" locked="0" layoutInCell="1" allowOverlap="1" wp14:anchorId="14B493E6" wp14:editId="2FD8CC48">
+            <wp:simplePos x="0" y="0"/>
+            <wp:positionH relativeFrom="column">
+              <wp:posOffset>253706</wp:posOffset>
+            </wp:positionH>
+            <wp:positionV relativeFrom="paragraph">
+              <wp:posOffset>52220</wp:posOffset>
+            </wp:positionV>
+            <wp:extent cx="64770" cy="64770"/>
+            <wp:effectExtent l="0" t="0" r="0" b="0"/>
+            <wp:wrapNone/>
+            <wp:docPr id="1952873853" name="Graphic 1" descr="Checkmark with solid fill"/>
+            <wp:cNvGraphicFramePr>
+              <a:graphicFrameLocks xmlns:a="http://schemas.openxmlformats.org/drawingml/2006/main" noChangeAspect="1"/>
+            </wp:cNvGraphicFramePr>
+            <a:graphic xmlns:a="http://schemas.openxmlformats.org/drawingml/2006/main">
+              <a:graphicData uri="http://schemas.openxmlformats.org/drawingml/2006/picture">
+                <pic:pic xmlns:pic="http://schemas.openxmlformats.org/drawingml/2006/picture">
+                  <pic:nvPicPr>
+                    <pic:cNvPr id="1580647732" name="Graphic 1580647732" descr="Checkmark with solid fill"/>
+                    <pic:cNvPicPr/>
+                  </pic:nvPicPr>
+                  <pic:blipFill>
+                    <a:blip r:embed="rId8">
+                      <a:extLst>
+                        <a:ext uri="{96DAC541-7B7A-43D3-8B79-37D633B846F1}">
+                          <asvg:svgBlip xmlns:asvg="http://schemas.microsoft.com/office/drawing/2016/SVG/main" r:embed="rId9"/>
+                        </a:ext>
+                      </a:extLst>
+                    </a:blip>
+                    <a:stretch>
+                      <a:fillRect/>
+                    </a:stretch>
+                  </pic:blipFill>
+                  <pic:spPr>
+                    <a:xfrm>
+                      <a:off x="0" y="0"/>
+                      <a:ext cx="64770" cy="64770"/>
+                    </a:xfrm>
+                    <a:prstGeom prst="rect">
+                      <a:avLst/>
+                    </a:prstGeom>
+                  </pic:spPr>
+                </pic:pic>
+              </a:graphicData>
+            </a:graphic>
+            <wp14:sizeRelH relativeFrom="margin">
+              <wp14:pctWidth>0</wp14:pctWidth>
+            </wp14:sizeRelH>
+            <wp14:sizeRelV relativeFrom="margin">
+              <wp14:pctHeight>0</wp14:pctHeight>
+            </wp14:sizeRelV>
+          </wp:anchor>
+        </w:drawing>
+      </w:r>
+      <w:r>
+        <w:rPr>
+          <w:sz w:val="18"/>
+        </w:rPr>
         <w:t>☐ Display specific error messages.</w:t>
+      </w:r>
+      <w:r>
+        <w:rPr>
+          <w:noProof/>
+          <w:sz w:val="18"/>
+        </w:rPr>
+        <w:t xml:space="preserve"> </w:t>
       </w:r>
     </w:p>
     <w:p>
@@ -21404,9 +22694,77 @@
       </w:pPr>
       <w:r>
         <w:rPr>
+          <w:noProof/>
           <w:sz w:val="18"/>
         </w:rPr>
+        <w:drawing>
+          <wp:anchor distT="0" distB="0" distL="114300" distR="114300" simplePos="0" relativeHeight="251864064" behindDoc="0" locked="0" layoutInCell="1" allowOverlap="1" wp14:anchorId="4D402BFE" wp14:editId="65C61C13">
+            <wp:simplePos x="0" y="0"/>
+            <wp:positionH relativeFrom="column">
+              <wp:posOffset>253706</wp:posOffset>
+            </wp:positionH>
+            <wp:positionV relativeFrom="paragraph">
+              <wp:posOffset>42284</wp:posOffset>
+            </wp:positionV>
+            <wp:extent cx="64770" cy="64770"/>
+            <wp:effectExtent l="0" t="0" r="0" b="0"/>
+            <wp:wrapNone/>
+            <wp:docPr id="1482147769" name="Graphic 1" descr="Checkmark with solid fill"/>
+            <wp:cNvGraphicFramePr>
+              <a:graphicFrameLocks xmlns:a="http://schemas.openxmlformats.org/drawingml/2006/main" noChangeAspect="1"/>
+            </wp:cNvGraphicFramePr>
+            <a:graphic xmlns:a="http://schemas.openxmlformats.org/drawingml/2006/main">
+              <a:graphicData uri="http://schemas.openxmlformats.org/drawingml/2006/picture">
+                <pic:pic xmlns:pic="http://schemas.openxmlformats.org/drawingml/2006/picture">
+                  <pic:nvPicPr>
+                    <pic:cNvPr id="1580647732" name="Graphic 1580647732" descr="Checkmark with solid fill"/>
+                    <pic:cNvPicPr/>
+                  </pic:nvPicPr>
+                  <pic:blipFill>
+                    <a:blip r:embed="rId8">
+                      <a:extLst>
+                        <a:ext uri="{96DAC541-7B7A-43D3-8B79-37D633B846F1}">
+                          <asvg:svgBlip xmlns:asvg="http://schemas.microsoft.com/office/drawing/2016/SVG/main" r:embed="rId9"/>
+                        </a:ext>
+                      </a:extLst>
+                    </a:blip>
+                    <a:stretch>
+                      <a:fillRect/>
+                    </a:stretch>
+                  </pic:blipFill>
+                  <pic:spPr>
+                    <a:xfrm>
+                      <a:off x="0" y="0"/>
+                      <a:ext cx="64770" cy="64770"/>
+                    </a:xfrm>
+                    <a:prstGeom prst="rect">
+                      <a:avLst/>
+                    </a:prstGeom>
+                  </pic:spPr>
+                </pic:pic>
+              </a:graphicData>
+            </a:graphic>
+            <wp14:sizeRelH relativeFrom="margin">
+              <wp14:pctWidth>0</wp14:pctWidth>
+            </wp14:sizeRelH>
+            <wp14:sizeRelV relativeFrom="margin">
+              <wp14:pctHeight>0</wp14:pctHeight>
+            </wp14:sizeRelV>
+          </wp:anchor>
+        </w:drawing>
+      </w:r>
+      <w:r>
+        <w:rPr>
+          <w:sz w:val="18"/>
+        </w:rPr>
         <w:t>☐ Display a success message for valid input.</w:t>
+      </w:r>
+      <w:r>
+        <w:rPr>
+          <w:noProof/>
+          <w:sz w:val="18"/>
+        </w:rPr>
+        <w:t xml:space="preserve"> </w:t>
       </w:r>
     </w:p>
     <w:p>
@@ -21420,9 +22778,77 @@
       </w:pPr>
       <w:r>
         <w:rPr>
+          <w:noProof/>
           <w:sz w:val="18"/>
         </w:rPr>
+        <w:drawing>
+          <wp:anchor distT="0" distB="0" distL="114300" distR="114300" simplePos="0" relativeHeight="251866112" behindDoc="0" locked="0" layoutInCell="1" allowOverlap="1" wp14:anchorId="5E45A8AB" wp14:editId="7AD01CCE">
+            <wp:simplePos x="0" y="0"/>
+            <wp:positionH relativeFrom="column">
+              <wp:posOffset>253706</wp:posOffset>
+            </wp:positionH>
+            <wp:positionV relativeFrom="paragraph">
+              <wp:posOffset>52221</wp:posOffset>
+            </wp:positionV>
+            <wp:extent cx="64770" cy="64770"/>
+            <wp:effectExtent l="0" t="0" r="0" b="0"/>
+            <wp:wrapNone/>
+            <wp:docPr id="971964754" name="Graphic 1" descr="Checkmark with solid fill"/>
+            <wp:cNvGraphicFramePr>
+              <a:graphicFrameLocks xmlns:a="http://schemas.openxmlformats.org/drawingml/2006/main" noChangeAspect="1"/>
+            </wp:cNvGraphicFramePr>
+            <a:graphic xmlns:a="http://schemas.openxmlformats.org/drawingml/2006/main">
+              <a:graphicData uri="http://schemas.openxmlformats.org/drawingml/2006/picture">
+                <pic:pic xmlns:pic="http://schemas.openxmlformats.org/drawingml/2006/picture">
+                  <pic:nvPicPr>
+                    <pic:cNvPr id="1580647732" name="Graphic 1580647732" descr="Checkmark with solid fill"/>
+                    <pic:cNvPicPr/>
+                  </pic:nvPicPr>
+                  <pic:blipFill>
+                    <a:blip r:embed="rId8">
+                      <a:extLst>
+                        <a:ext uri="{96DAC541-7B7A-43D3-8B79-37D633B846F1}">
+                          <asvg:svgBlip xmlns:asvg="http://schemas.microsoft.com/office/drawing/2016/SVG/main" r:embed="rId9"/>
+                        </a:ext>
+                      </a:extLst>
+                    </a:blip>
+                    <a:stretch>
+                      <a:fillRect/>
+                    </a:stretch>
+                  </pic:blipFill>
+                  <pic:spPr>
+                    <a:xfrm>
+                      <a:off x="0" y="0"/>
+                      <a:ext cx="64770" cy="64770"/>
+                    </a:xfrm>
+                    <a:prstGeom prst="rect">
+                      <a:avLst/>
+                    </a:prstGeom>
+                  </pic:spPr>
+                </pic:pic>
+              </a:graphicData>
+            </a:graphic>
+            <wp14:sizeRelH relativeFrom="margin">
+              <wp14:pctWidth>0</wp14:pctWidth>
+            </wp14:sizeRelH>
+            <wp14:sizeRelV relativeFrom="margin">
+              <wp14:pctHeight>0</wp14:pctHeight>
+            </wp14:sizeRelV>
+          </wp:anchor>
+        </w:drawing>
+      </w:r>
+      <w:r>
+        <w:rPr>
+          <w:sz w:val="18"/>
+        </w:rPr>
         <w:t>☐ Use DOM methods and a submit event listener.</w:t>
+      </w:r>
+      <w:r>
+        <w:rPr>
+          <w:noProof/>
+          <w:sz w:val="18"/>
+        </w:rPr>
+        <w:t xml:space="preserve"> </w:t>
       </w:r>
     </w:p>
     <w:p>
@@ -21436,6 +22862,67 @@
       </w:pPr>
       <w:r>
         <w:rPr>
+          <w:noProof/>
+          <w:sz w:val="18"/>
+        </w:rPr>
+        <w:drawing>
+          <wp:anchor distT="0" distB="0" distL="114300" distR="114300" simplePos="0" relativeHeight="251868160" behindDoc="0" locked="0" layoutInCell="1" allowOverlap="1" wp14:anchorId="6790CC25" wp14:editId="2D7C9952">
+            <wp:simplePos x="0" y="0"/>
+            <wp:positionH relativeFrom="column">
+              <wp:posOffset>253706</wp:posOffset>
+            </wp:positionH>
+            <wp:positionV relativeFrom="paragraph">
+              <wp:posOffset>42285</wp:posOffset>
+            </wp:positionV>
+            <wp:extent cx="64770" cy="64770"/>
+            <wp:effectExtent l="0" t="0" r="0" b="0"/>
+            <wp:wrapNone/>
+            <wp:docPr id="1200775414" name="Graphic 1" descr="Checkmark with solid fill"/>
+            <wp:cNvGraphicFramePr>
+              <a:graphicFrameLocks xmlns:a="http://schemas.openxmlformats.org/drawingml/2006/main" noChangeAspect="1"/>
+            </wp:cNvGraphicFramePr>
+            <a:graphic xmlns:a="http://schemas.openxmlformats.org/drawingml/2006/main">
+              <a:graphicData uri="http://schemas.openxmlformats.org/drawingml/2006/picture">
+                <pic:pic xmlns:pic="http://schemas.openxmlformats.org/drawingml/2006/picture">
+                  <pic:nvPicPr>
+                    <pic:cNvPr id="1580647732" name="Graphic 1580647732" descr="Checkmark with solid fill"/>
+                    <pic:cNvPicPr/>
+                  </pic:nvPicPr>
+                  <pic:blipFill>
+                    <a:blip r:embed="rId8">
+                      <a:extLst>
+                        <a:ext uri="{96DAC541-7B7A-43D3-8B79-37D633B846F1}">
+                          <asvg:svgBlip xmlns:asvg="http://schemas.microsoft.com/office/drawing/2016/SVG/main" r:embed="rId9"/>
+                        </a:ext>
+                      </a:extLst>
+                    </a:blip>
+                    <a:stretch>
+                      <a:fillRect/>
+                    </a:stretch>
+                  </pic:blipFill>
+                  <pic:spPr>
+                    <a:xfrm>
+                      <a:off x="0" y="0"/>
+                      <a:ext cx="64770" cy="64770"/>
+                    </a:xfrm>
+                    <a:prstGeom prst="rect">
+                      <a:avLst/>
+                    </a:prstGeom>
+                  </pic:spPr>
+                </pic:pic>
+              </a:graphicData>
+            </a:graphic>
+            <wp14:sizeRelH relativeFrom="margin">
+              <wp14:pctWidth>0</wp14:pctWidth>
+            </wp14:sizeRelH>
+            <wp14:sizeRelV relativeFrom="margin">
+              <wp14:pctHeight>0</wp14:pctHeight>
+            </wp14:sizeRelV>
+          </wp:anchor>
+        </w:drawing>
+      </w:r>
+      <w:r>
+        <w:rPr>
           <w:sz w:val="18"/>
         </w:rPr>
         <w:t xml:space="preserve">☐ Test valid, invalid and boundary cases. </w:t>
@@ -21460,9 +22947,77 @@
       </w:pPr>
       <w:r>
         <w:rPr>
+          <w:noProof/>
           <w:sz w:val="18"/>
         </w:rPr>
+        <w:drawing>
+          <wp:anchor distT="0" distB="0" distL="114300" distR="114300" simplePos="0" relativeHeight="251870208" behindDoc="0" locked="0" layoutInCell="1" allowOverlap="1" wp14:anchorId="19F130CC" wp14:editId="67F66FA7">
+            <wp:simplePos x="0" y="0"/>
+            <wp:positionH relativeFrom="column">
+              <wp:posOffset>253706</wp:posOffset>
+            </wp:positionH>
+            <wp:positionV relativeFrom="paragraph">
+              <wp:posOffset>41649</wp:posOffset>
+            </wp:positionV>
+            <wp:extent cx="64770" cy="64770"/>
+            <wp:effectExtent l="0" t="0" r="0" b="0"/>
+            <wp:wrapNone/>
+            <wp:docPr id="1447546112" name="Graphic 1" descr="Checkmark with solid fill"/>
+            <wp:cNvGraphicFramePr>
+              <a:graphicFrameLocks xmlns:a="http://schemas.openxmlformats.org/drawingml/2006/main" noChangeAspect="1"/>
+            </wp:cNvGraphicFramePr>
+            <a:graphic xmlns:a="http://schemas.openxmlformats.org/drawingml/2006/main">
+              <a:graphicData uri="http://schemas.openxmlformats.org/drawingml/2006/picture">
+                <pic:pic xmlns:pic="http://schemas.openxmlformats.org/drawingml/2006/picture">
+                  <pic:nvPicPr>
+                    <pic:cNvPr id="1580647732" name="Graphic 1580647732" descr="Checkmark with solid fill"/>
+                    <pic:cNvPicPr/>
+                  </pic:nvPicPr>
+                  <pic:blipFill>
+                    <a:blip r:embed="rId8">
+                      <a:extLst>
+                        <a:ext uri="{96DAC541-7B7A-43D3-8B79-37D633B846F1}">
+                          <asvg:svgBlip xmlns:asvg="http://schemas.microsoft.com/office/drawing/2016/SVG/main" r:embed="rId9"/>
+                        </a:ext>
+                      </a:extLst>
+                    </a:blip>
+                    <a:stretch>
+                      <a:fillRect/>
+                    </a:stretch>
+                  </pic:blipFill>
+                  <pic:spPr>
+                    <a:xfrm>
+                      <a:off x="0" y="0"/>
+                      <a:ext cx="64770" cy="64770"/>
+                    </a:xfrm>
+                    <a:prstGeom prst="rect">
+                      <a:avLst/>
+                    </a:prstGeom>
+                  </pic:spPr>
+                </pic:pic>
+              </a:graphicData>
+            </a:graphic>
+            <wp14:sizeRelH relativeFrom="margin">
+              <wp14:pctWidth>0</wp14:pctWidth>
+            </wp14:sizeRelH>
+            <wp14:sizeRelV relativeFrom="margin">
+              <wp14:pctHeight>0</wp14:pctHeight>
+            </wp14:sizeRelV>
+          </wp:anchor>
+        </w:drawing>
+      </w:r>
+      <w:r>
+        <w:rPr>
+          <w:sz w:val="18"/>
+        </w:rPr>
         <w:t>☐ HTML, CSS and JavaScript files.</w:t>
+      </w:r>
+      <w:r>
+        <w:rPr>
+          <w:noProof/>
+          <w:sz w:val="18"/>
+        </w:rPr>
+        <w:t xml:space="preserve"> </w:t>
       </w:r>
     </w:p>
     <w:p>
@@ -21476,9 +23031,77 @@
       </w:pPr>
       <w:r>
         <w:rPr>
+          <w:noProof/>
           <w:sz w:val="18"/>
         </w:rPr>
+        <w:drawing>
+          <wp:anchor distT="0" distB="0" distL="114300" distR="114300" simplePos="0" relativeHeight="251872256" behindDoc="0" locked="0" layoutInCell="1" allowOverlap="1" wp14:anchorId="214497D4" wp14:editId="1995FD06">
+            <wp:simplePos x="0" y="0"/>
+            <wp:positionH relativeFrom="column">
+              <wp:posOffset>253706</wp:posOffset>
+            </wp:positionH>
+            <wp:positionV relativeFrom="paragraph">
+              <wp:posOffset>47570</wp:posOffset>
+            </wp:positionV>
+            <wp:extent cx="64770" cy="64770"/>
+            <wp:effectExtent l="0" t="0" r="0" b="0"/>
+            <wp:wrapNone/>
+            <wp:docPr id="2070693796" name="Graphic 1" descr="Checkmark with solid fill"/>
+            <wp:cNvGraphicFramePr>
+              <a:graphicFrameLocks xmlns:a="http://schemas.openxmlformats.org/drawingml/2006/main" noChangeAspect="1"/>
+            </wp:cNvGraphicFramePr>
+            <a:graphic xmlns:a="http://schemas.openxmlformats.org/drawingml/2006/main">
+              <a:graphicData uri="http://schemas.openxmlformats.org/drawingml/2006/picture">
+                <pic:pic xmlns:pic="http://schemas.openxmlformats.org/drawingml/2006/picture">
+                  <pic:nvPicPr>
+                    <pic:cNvPr id="1580647732" name="Graphic 1580647732" descr="Checkmark with solid fill"/>
+                    <pic:cNvPicPr/>
+                  </pic:nvPicPr>
+                  <pic:blipFill>
+                    <a:blip r:embed="rId8">
+                      <a:extLst>
+                        <a:ext uri="{96DAC541-7B7A-43D3-8B79-37D633B846F1}">
+                          <asvg:svgBlip xmlns:asvg="http://schemas.microsoft.com/office/drawing/2016/SVG/main" r:embed="rId9"/>
+                        </a:ext>
+                      </a:extLst>
+                    </a:blip>
+                    <a:stretch>
+                      <a:fillRect/>
+                    </a:stretch>
+                  </pic:blipFill>
+                  <pic:spPr>
+                    <a:xfrm>
+                      <a:off x="0" y="0"/>
+                      <a:ext cx="64770" cy="64770"/>
+                    </a:xfrm>
+                    <a:prstGeom prst="rect">
+                      <a:avLst/>
+                    </a:prstGeom>
+                  </pic:spPr>
+                </pic:pic>
+              </a:graphicData>
+            </a:graphic>
+            <wp14:sizeRelH relativeFrom="margin">
+              <wp14:pctWidth>0</wp14:pctWidth>
+            </wp14:sizeRelH>
+            <wp14:sizeRelV relativeFrom="margin">
+              <wp14:pctHeight>0</wp14:pctHeight>
+            </wp14:sizeRelV>
+          </wp:anchor>
+        </w:drawing>
+      </w:r>
+      <w:r>
+        <w:rPr>
+          <w:sz w:val="18"/>
+        </w:rPr>
         <w:t>☐ Screenshots of missing-field, invalid-email and successful submission states.</w:t>
+      </w:r>
+      <w:r>
+        <w:rPr>
+          <w:noProof/>
+          <w:sz w:val="18"/>
+        </w:rPr>
+        <w:t xml:space="preserve"> </w:t>
       </w:r>
     </w:p>
     <w:p>
@@ -21492,6 +23115,67 @@
       </w:pPr>
       <w:r>
         <w:rPr>
+          <w:noProof/>
+          <w:sz w:val="18"/>
+        </w:rPr>
+        <w:drawing>
+          <wp:anchor distT="0" distB="0" distL="114300" distR="114300" simplePos="0" relativeHeight="251874304" behindDoc="0" locked="0" layoutInCell="1" allowOverlap="1" wp14:anchorId="63809630" wp14:editId="6B47CD74">
+            <wp:simplePos x="0" y="0"/>
+            <wp:positionH relativeFrom="column">
+              <wp:posOffset>253706</wp:posOffset>
+            </wp:positionH>
+            <wp:positionV relativeFrom="paragraph">
+              <wp:posOffset>57506</wp:posOffset>
+            </wp:positionV>
+            <wp:extent cx="64770" cy="64770"/>
+            <wp:effectExtent l="0" t="0" r="0" b="0"/>
+            <wp:wrapNone/>
+            <wp:docPr id="1617512200" name="Graphic 1" descr="Checkmark with solid fill"/>
+            <wp:cNvGraphicFramePr>
+              <a:graphicFrameLocks xmlns:a="http://schemas.openxmlformats.org/drawingml/2006/main" noChangeAspect="1"/>
+            </wp:cNvGraphicFramePr>
+            <a:graphic xmlns:a="http://schemas.openxmlformats.org/drawingml/2006/main">
+              <a:graphicData uri="http://schemas.openxmlformats.org/drawingml/2006/picture">
+                <pic:pic xmlns:pic="http://schemas.openxmlformats.org/drawingml/2006/picture">
+                  <pic:nvPicPr>
+                    <pic:cNvPr id="1580647732" name="Graphic 1580647732" descr="Checkmark with solid fill"/>
+                    <pic:cNvPicPr/>
+                  </pic:nvPicPr>
+                  <pic:blipFill>
+                    <a:blip r:embed="rId8">
+                      <a:extLst>
+                        <a:ext uri="{96DAC541-7B7A-43D3-8B79-37D633B846F1}">
+                          <asvg:svgBlip xmlns:asvg="http://schemas.microsoft.com/office/drawing/2016/SVG/main" r:embed="rId9"/>
+                        </a:ext>
+                      </a:extLst>
+                    </a:blip>
+                    <a:stretch>
+                      <a:fillRect/>
+                    </a:stretch>
+                  </pic:blipFill>
+                  <pic:spPr>
+                    <a:xfrm>
+                      <a:off x="0" y="0"/>
+                      <a:ext cx="64770" cy="64770"/>
+                    </a:xfrm>
+                    <a:prstGeom prst="rect">
+                      <a:avLst/>
+                    </a:prstGeom>
+                  </pic:spPr>
+                </pic:pic>
+              </a:graphicData>
+            </a:graphic>
+            <wp14:sizeRelH relativeFrom="margin">
+              <wp14:pctWidth>0</wp14:pctWidth>
+            </wp14:sizeRelH>
+            <wp14:sizeRelV relativeFrom="margin">
+              <wp14:pctHeight>0</wp14:pctHeight>
+            </wp14:sizeRelV>
+          </wp:anchor>
+        </w:drawing>
+      </w:r>
+      <w:r>
+        <w:rPr>
           <w:sz w:val="18"/>
         </w:rPr>
         <w:t xml:space="preserve">☐ Completed test table. </w:t>
@@ -21522,9 +23206,77 @@
       </w:pPr>
       <w:r>
         <w:rPr>
+          <w:noProof/>
           <w:sz w:val="18"/>
         </w:rPr>
+        <w:drawing>
+          <wp:anchor distT="0" distB="0" distL="114300" distR="114300" simplePos="0" relativeHeight="251876352" behindDoc="0" locked="0" layoutInCell="1" allowOverlap="1" wp14:anchorId="26E3B5B1" wp14:editId="633BA655">
+            <wp:simplePos x="0" y="0"/>
+            <wp:positionH relativeFrom="column">
+              <wp:posOffset>253706</wp:posOffset>
+            </wp:positionH>
+            <wp:positionV relativeFrom="paragraph">
+              <wp:posOffset>47570</wp:posOffset>
+            </wp:positionV>
+            <wp:extent cx="64770" cy="64770"/>
+            <wp:effectExtent l="0" t="0" r="0" b="0"/>
+            <wp:wrapNone/>
+            <wp:docPr id="1256398016" name="Graphic 1" descr="Checkmark with solid fill"/>
+            <wp:cNvGraphicFramePr>
+              <a:graphicFrameLocks xmlns:a="http://schemas.openxmlformats.org/drawingml/2006/main" noChangeAspect="1"/>
+            </wp:cNvGraphicFramePr>
+            <a:graphic xmlns:a="http://schemas.openxmlformats.org/drawingml/2006/main">
+              <a:graphicData uri="http://schemas.openxmlformats.org/drawingml/2006/picture">
+                <pic:pic xmlns:pic="http://schemas.openxmlformats.org/drawingml/2006/picture">
+                  <pic:nvPicPr>
+                    <pic:cNvPr id="1580647732" name="Graphic 1580647732" descr="Checkmark with solid fill"/>
+                    <pic:cNvPicPr/>
+                  </pic:nvPicPr>
+                  <pic:blipFill>
+                    <a:blip r:embed="rId8">
+                      <a:extLst>
+                        <a:ext uri="{96DAC541-7B7A-43D3-8B79-37D633B846F1}">
+                          <asvg:svgBlip xmlns:asvg="http://schemas.microsoft.com/office/drawing/2016/SVG/main" r:embed="rId9"/>
+                        </a:ext>
+                      </a:extLst>
+                    </a:blip>
+                    <a:stretch>
+                      <a:fillRect/>
+                    </a:stretch>
+                  </pic:blipFill>
+                  <pic:spPr>
+                    <a:xfrm>
+                      <a:off x="0" y="0"/>
+                      <a:ext cx="64770" cy="64770"/>
+                    </a:xfrm>
+                    <a:prstGeom prst="rect">
+                      <a:avLst/>
+                    </a:prstGeom>
+                  </pic:spPr>
+                </pic:pic>
+              </a:graphicData>
+            </a:graphic>
+            <wp14:sizeRelH relativeFrom="margin">
+              <wp14:pctWidth>0</wp14:pctWidth>
+            </wp14:sizeRelH>
+            <wp14:sizeRelV relativeFrom="margin">
+              <wp14:pctHeight>0</wp14:pctHeight>
+            </wp14:sizeRelV>
+          </wp:anchor>
+        </w:drawing>
+      </w:r>
+      <w:r>
+        <w:rPr>
+          <w:sz w:val="18"/>
+        </w:rPr>
         <w:t>☐ All required fields are checked.</w:t>
+      </w:r>
+      <w:r>
+        <w:rPr>
+          <w:noProof/>
+          <w:sz w:val="18"/>
+        </w:rPr>
+        <w:t xml:space="preserve"> </w:t>
       </w:r>
     </w:p>
     <w:p>
@@ -21538,9 +23290,77 @@
       </w:pPr>
       <w:r>
         <w:rPr>
+          <w:noProof/>
           <w:sz w:val="18"/>
         </w:rPr>
+        <w:drawing>
+          <wp:anchor distT="0" distB="0" distL="114300" distR="114300" simplePos="0" relativeHeight="251878400" behindDoc="0" locked="0" layoutInCell="1" allowOverlap="1" wp14:anchorId="64630301" wp14:editId="07071826">
+            <wp:simplePos x="0" y="0"/>
+            <wp:positionH relativeFrom="column">
+              <wp:posOffset>253706</wp:posOffset>
+            </wp:positionH>
+            <wp:positionV relativeFrom="paragraph">
+              <wp:posOffset>46935</wp:posOffset>
+            </wp:positionV>
+            <wp:extent cx="64770" cy="64770"/>
+            <wp:effectExtent l="0" t="0" r="0" b="0"/>
+            <wp:wrapNone/>
+            <wp:docPr id="2053640898" name="Graphic 1" descr="Checkmark with solid fill"/>
+            <wp:cNvGraphicFramePr>
+              <a:graphicFrameLocks xmlns:a="http://schemas.openxmlformats.org/drawingml/2006/main" noChangeAspect="1"/>
+            </wp:cNvGraphicFramePr>
+            <a:graphic xmlns:a="http://schemas.openxmlformats.org/drawingml/2006/main">
+              <a:graphicData uri="http://schemas.openxmlformats.org/drawingml/2006/picture">
+                <pic:pic xmlns:pic="http://schemas.openxmlformats.org/drawingml/2006/picture">
+                  <pic:nvPicPr>
+                    <pic:cNvPr id="1580647732" name="Graphic 1580647732" descr="Checkmark with solid fill"/>
+                    <pic:cNvPicPr/>
+                  </pic:nvPicPr>
+                  <pic:blipFill>
+                    <a:blip r:embed="rId8">
+                      <a:extLst>
+                        <a:ext uri="{96DAC541-7B7A-43D3-8B79-37D633B846F1}">
+                          <asvg:svgBlip xmlns:asvg="http://schemas.microsoft.com/office/drawing/2016/SVG/main" r:embed="rId9"/>
+                        </a:ext>
+                      </a:extLst>
+                    </a:blip>
+                    <a:stretch>
+                      <a:fillRect/>
+                    </a:stretch>
+                  </pic:blipFill>
+                  <pic:spPr>
+                    <a:xfrm>
+                      <a:off x="0" y="0"/>
+                      <a:ext cx="64770" cy="64770"/>
+                    </a:xfrm>
+                    <a:prstGeom prst="rect">
+                      <a:avLst/>
+                    </a:prstGeom>
+                  </pic:spPr>
+                </pic:pic>
+              </a:graphicData>
+            </a:graphic>
+            <wp14:sizeRelH relativeFrom="margin">
+              <wp14:pctWidth>0</wp14:pctWidth>
+            </wp14:sizeRelH>
+            <wp14:sizeRelV relativeFrom="margin">
+              <wp14:pctHeight>0</wp14:pctHeight>
+            </wp14:sizeRelV>
+          </wp:anchor>
+        </w:drawing>
+      </w:r>
+      <w:r>
+        <w:rPr>
+          <w:sz w:val="18"/>
+        </w:rPr>
         <w:t>☐ Invalid email is rejected with helpful feedback.</w:t>
+      </w:r>
+      <w:r>
+        <w:rPr>
+          <w:noProof/>
+          <w:sz w:val="18"/>
+        </w:rPr>
+        <w:t xml:space="preserve"> </w:t>
       </w:r>
     </w:p>
     <w:p>
@@ -21554,9 +23374,77 @@
       </w:pPr>
       <w:r>
         <w:rPr>
+          <w:noProof/>
           <w:sz w:val="18"/>
         </w:rPr>
+        <w:drawing>
+          <wp:anchor distT="0" distB="0" distL="114300" distR="114300" simplePos="0" relativeHeight="251880448" behindDoc="0" locked="0" layoutInCell="1" allowOverlap="1" wp14:anchorId="1E4E0A71" wp14:editId="594CB5BF">
+            <wp:simplePos x="0" y="0"/>
+            <wp:positionH relativeFrom="column">
+              <wp:posOffset>243135</wp:posOffset>
+            </wp:positionH>
+            <wp:positionV relativeFrom="paragraph">
+              <wp:posOffset>52855</wp:posOffset>
+            </wp:positionV>
+            <wp:extent cx="64770" cy="64770"/>
+            <wp:effectExtent l="0" t="0" r="0" b="0"/>
+            <wp:wrapNone/>
+            <wp:docPr id="1309212872" name="Graphic 1" descr="Checkmark with solid fill"/>
+            <wp:cNvGraphicFramePr>
+              <a:graphicFrameLocks xmlns:a="http://schemas.openxmlformats.org/drawingml/2006/main" noChangeAspect="1"/>
+            </wp:cNvGraphicFramePr>
+            <a:graphic xmlns:a="http://schemas.openxmlformats.org/drawingml/2006/main">
+              <a:graphicData uri="http://schemas.openxmlformats.org/drawingml/2006/picture">
+                <pic:pic xmlns:pic="http://schemas.openxmlformats.org/drawingml/2006/picture">
+                  <pic:nvPicPr>
+                    <pic:cNvPr id="1580647732" name="Graphic 1580647732" descr="Checkmark with solid fill"/>
+                    <pic:cNvPicPr/>
+                  </pic:nvPicPr>
+                  <pic:blipFill>
+                    <a:blip r:embed="rId8">
+                      <a:extLst>
+                        <a:ext uri="{96DAC541-7B7A-43D3-8B79-37D633B846F1}">
+                          <asvg:svgBlip xmlns:asvg="http://schemas.microsoft.com/office/drawing/2016/SVG/main" r:embed="rId9"/>
+                        </a:ext>
+                      </a:extLst>
+                    </a:blip>
+                    <a:stretch>
+                      <a:fillRect/>
+                    </a:stretch>
+                  </pic:blipFill>
+                  <pic:spPr>
+                    <a:xfrm>
+                      <a:off x="0" y="0"/>
+                      <a:ext cx="64770" cy="64770"/>
+                    </a:xfrm>
+                    <a:prstGeom prst="rect">
+                      <a:avLst/>
+                    </a:prstGeom>
+                  </pic:spPr>
+                </pic:pic>
+              </a:graphicData>
+            </a:graphic>
+            <wp14:sizeRelH relativeFrom="margin">
+              <wp14:pctWidth>0</wp14:pctWidth>
+            </wp14:sizeRelH>
+            <wp14:sizeRelV relativeFrom="margin">
+              <wp14:pctHeight>0</wp14:pctHeight>
+            </wp14:sizeRelV>
+          </wp:anchor>
+        </w:drawing>
+      </w:r>
+      <w:r>
+        <w:rPr>
+          <w:sz w:val="18"/>
+        </w:rPr>
         <w:t>☐ Valid input produces a success state.</w:t>
+      </w:r>
+      <w:r>
+        <w:rPr>
+          <w:noProof/>
+          <w:sz w:val="18"/>
+        </w:rPr>
+        <w:t xml:space="preserve"> </w:t>
       </w:r>
     </w:p>
     <w:p>
@@ -21570,9 +23458,77 @@
       </w:pPr>
       <w:r>
         <w:rPr>
+          <w:noProof/>
           <w:sz w:val="18"/>
         </w:rPr>
+        <w:drawing>
+          <wp:anchor distT="0" distB="0" distL="114300" distR="114300" simplePos="0" relativeHeight="251882496" behindDoc="0" locked="0" layoutInCell="1" allowOverlap="1" wp14:anchorId="791BCF44" wp14:editId="631EB719">
+            <wp:simplePos x="0" y="0"/>
+            <wp:positionH relativeFrom="column">
+              <wp:posOffset>253706</wp:posOffset>
+            </wp:positionH>
+            <wp:positionV relativeFrom="paragraph">
+              <wp:posOffset>41649</wp:posOffset>
+            </wp:positionV>
+            <wp:extent cx="64770" cy="64770"/>
+            <wp:effectExtent l="0" t="0" r="0" b="0"/>
+            <wp:wrapNone/>
+            <wp:docPr id="1492457773" name="Graphic 1" descr="Checkmark with solid fill"/>
+            <wp:cNvGraphicFramePr>
+              <a:graphicFrameLocks xmlns:a="http://schemas.openxmlformats.org/drawingml/2006/main" noChangeAspect="1"/>
+            </wp:cNvGraphicFramePr>
+            <a:graphic xmlns:a="http://schemas.openxmlformats.org/drawingml/2006/main">
+              <a:graphicData uri="http://schemas.openxmlformats.org/drawingml/2006/picture">
+                <pic:pic xmlns:pic="http://schemas.openxmlformats.org/drawingml/2006/picture">
+                  <pic:nvPicPr>
+                    <pic:cNvPr id="1580647732" name="Graphic 1580647732" descr="Checkmark with solid fill"/>
+                    <pic:cNvPicPr/>
+                  </pic:nvPicPr>
+                  <pic:blipFill>
+                    <a:blip r:embed="rId8">
+                      <a:extLst>
+                        <a:ext uri="{96DAC541-7B7A-43D3-8B79-37D633B846F1}">
+                          <asvg:svgBlip xmlns:asvg="http://schemas.microsoft.com/office/drawing/2016/SVG/main" r:embed="rId9"/>
+                        </a:ext>
+                      </a:extLst>
+                    </a:blip>
+                    <a:stretch>
+                      <a:fillRect/>
+                    </a:stretch>
+                  </pic:blipFill>
+                  <pic:spPr>
+                    <a:xfrm>
+                      <a:off x="0" y="0"/>
+                      <a:ext cx="64770" cy="64770"/>
+                    </a:xfrm>
+                    <a:prstGeom prst="rect">
+                      <a:avLst/>
+                    </a:prstGeom>
+                  </pic:spPr>
+                </pic:pic>
+              </a:graphicData>
+            </a:graphic>
+            <wp14:sizeRelH relativeFrom="margin">
+              <wp14:pctWidth>0</wp14:pctWidth>
+            </wp14:sizeRelH>
+            <wp14:sizeRelV relativeFrom="margin">
+              <wp14:pctHeight>0</wp14:pctHeight>
+            </wp14:sizeRelV>
+          </wp:anchor>
+        </w:drawing>
+      </w:r>
+      <w:r>
+        <w:rPr>
+          <w:sz w:val="18"/>
+        </w:rPr>
         <w:t>☐ DOM updates and event handling work correctly.</w:t>
+      </w:r>
+      <w:r>
+        <w:rPr>
+          <w:noProof/>
+          <w:sz w:val="18"/>
+        </w:rPr>
+        <w:t xml:space="preserve"> </w:t>
       </w:r>
     </w:p>
     <w:p>
@@ -21636,7 +23592,11 @@
               <w:right w:val="single" w:sz="4" w:space="0" w:color="B7B7B7"/>
             </w:tcBorders>
           </w:tcPr>
-          <w:p/>
+          <w:p>
+            <w:r>
+              <w:t>2026/09/15</w:t>
+            </w:r>
+          </w:p>
         </w:tc>
       </w:tr>
       <w:tr>
@@ -21675,7 +23635,11 @@
               <w:right w:val="single" w:sz="4" w:space="0" w:color="B7B7B7"/>
             </w:tcBorders>
           </w:tcPr>
-          <w:p/>
+          <w:p>
+            <w:r>
+              <w:t>2026/09/27</w:t>
+            </w:r>
+          </w:p>
         </w:tc>
       </w:tr>
       <w:tr>
@@ -21714,7 +23678,16 @@
               <w:right w:val="single" w:sz="4" w:space="0" w:color="B7B7B7"/>
             </w:tcBorders>
           </w:tcPr>
-          <w:p/>
+          <w:p>
+            <w:r>
+              <w:t xml:space="preserve">RedPanda </w:t>
+            </w:r>
+            <w:proofErr w:type="spellStart"/>
+            <w:r>
+              <w:t>SoftWare</w:t>
+            </w:r>
+            <w:proofErr w:type="spellEnd"/>
+          </w:p>
         </w:tc>
       </w:tr>
       <w:tr>
@@ -21753,7 +23726,11 @@
               <w:right w:val="single" w:sz="4" w:space="0" w:color="B7B7B7"/>
             </w:tcBorders>
           </w:tcPr>
-          <w:p/>
+          <w:p>
+            <w:r>
+              <w:t>2-3 Hours</w:t>
+            </w:r>
+          </w:p>
         </w:tc>
       </w:tr>
       <w:tr>
@@ -21831,7 +23808,11 @@
               <w:right w:val="single" w:sz="4" w:space="0" w:color="B7B7B7"/>
             </w:tcBorders>
           </w:tcPr>
-          <w:p/>
+          <w:p>
+            <w:r>
+              <w:t>PM 03\pm03-contact-form\evidence</w:t>
+            </w:r>
+          </w:p>
         </w:tc>
       </w:tr>
       <w:tr>
@@ -21870,7 +23851,17 @@
               <w:right w:val="single" w:sz="4" w:space="0" w:color="B7B7B7"/>
             </w:tcBorders>
           </w:tcPr>
-          <w:p/>
+          <w:p>
+            <w:r>
+              <w:t xml:space="preserve">Form Submissions Control: Managing </w:t>
+            </w:r>
+            <w:r>
+              <w:t>the default browser behaviour, where unvalidated form submissions would ins</w:t>
+            </w:r>
+            <w:r>
+              <w:t>tantly reload the page and erase user input.</w:t>
+            </w:r>
+          </w:p>
         </w:tc>
       </w:tr>
       <w:tr>
@@ -21909,7 +23900,25 @@
               <w:right w:val="single" w:sz="4" w:space="0" w:color="B7B7B7"/>
             </w:tcBorders>
           </w:tcPr>
-          <w:p/>
+          <w:p>
+            <w:r>
+              <w:t>Event Prevention Management: Utili</w:t>
+            </w:r>
+            <w:r>
+              <w:t xml:space="preserve">zed JavaScript’s </w:t>
+            </w:r>
+            <w:proofErr w:type="spellStart"/>
+            <w:r>
+              <w:t>event.preventDefault</w:t>
+            </w:r>
+            <w:proofErr w:type="spellEnd"/>
+            <w:r>
+              <w:t xml:space="preserve">() within a submit event listener </w:t>
+            </w:r>
+            <w:r>
+              <w:t>to pause default submission until all fields pass validation checks.</w:t>
+            </w:r>
+          </w:p>
         </w:tc>
       </w:tr>
     </w:tbl>
@@ -21940,13 +23949,45 @@
       <w:pPr>
         <w:spacing w:after="134" w:line="371" w:lineRule="auto"/>
         <w:ind w:left="-5" w:right="3583" w:hanging="10"/>
-      </w:pPr>
-      <w:r>
         <w:rPr>
           <w:color w:val="888888"/>
           <w:sz w:val="16"/>
         </w:rPr>
-        <w:t xml:space="preserve">________________________________________________________________________________ ________________________________________________________________________________ </w:t>
+      </w:pPr>
+      <w:r>
+        <w:rPr>
+          <w:color w:val="888888"/>
+          <w:sz w:val="16"/>
+        </w:rPr>
+        <w:t>Built an interactive workplace contact form using HTML, CSS, and JavaScript</w:t>
+      </w:r>
+      <w:r>
+        <w:rPr>
+          <w:color w:val="888888"/>
+          <w:sz w:val="16"/>
+        </w:rPr>
+        <w:t>. The form collects user details like Name, Department, Email, Issue Category and Message.</w:t>
+      </w:r>
+      <w:r>
+        <w:rPr>
+          <w:color w:val="888888"/>
+          <w:sz w:val="16"/>
+        </w:rPr>
+        <w:t xml:space="preserve"> Page validates the inputs dynamically before allowing submissions.</w:t>
+      </w:r>
+    </w:p>
+    <w:p>
+      <w:pPr>
+        <w:spacing w:after="134" w:line="371" w:lineRule="auto"/>
+        <w:ind w:left="-5" w:right="3583" w:hanging="10"/>
+      </w:pPr>
+      <w:r>
+        <w:rPr>
+          <w:color w:val="888888"/>
+          <w:sz w:val="16"/>
+        </w:rPr>
+        <w:lastRenderedPageBreak/>
+        <w:t>_______________________________________________________________________________</w:t>
       </w:r>
       <w:r>
         <w:rPr>
@@ -21960,27 +24001,149 @@
       <w:pPr>
         <w:spacing w:after="99"/>
         <w:ind w:left="-5" w:right="3583" w:hanging="10"/>
-      </w:pPr>
-      <w:r>
         <w:rPr>
           <w:color w:val="888888"/>
           <w:sz w:val="16"/>
         </w:rPr>
-        <w:lastRenderedPageBreak/>
-        <w:t>________________________________________________________________________________</w:t>
+      </w:pPr>
+      <w:r>
+        <w:rPr>
+          <w:color w:val="888888"/>
+          <w:sz w:val="16"/>
+        </w:rPr>
+        <w:t xml:space="preserve">DOM Manipulation: Selecting </w:t>
+      </w:r>
+      <w:r>
+        <w:rPr>
+          <w:color w:val="888888"/>
+          <w:sz w:val="16"/>
+        </w:rPr>
+        <w:t xml:space="preserve">elements </w:t>
+      </w:r>
+      <w:r>
+        <w:rPr>
+          <w:color w:val="888888"/>
+          <w:sz w:val="16"/>
+        </w:rPr>
+        <w:t>using methods to alter text/styles to display errors or success messages</w:t>
+      </w:r>
+      <w:r>
+        <w:rPr>
+          <w:color w:val="888888"/>
+          <w:sz w:val="16"/>
+        </w:rPr>
+        <w:t>.</w:t>
       </w:r>
     </w:p>
     <w:p>
       <w:pPr>
         <w:spacing w:after="99"/>
         <w:ind w:left="-5" w:right="3583" w:hanging="10"/>
-      </w:pPr>
-      <w:r>
         <w:rPr>
           <w:color w:val="888888"/>
           <w:sz w:val="16"/>
         </w:rPr>
-        <w:t>________________________________________________________________________________</w:t>
+      </w:pPr>
+      <w:r>
+        <w:rPr>
+          <w:color w:val="888888"/>
+          <w:sz w:val="16"/>
+        </w:rPr>
+        <w:t xml:space="preserve">Event Handling: Adding an </w:t>
+      </w:r>
+      <w:proofErr w:type="spellStart"/>
+      <w:r>
+        <w:rPr>
+          <w:color w:val="888888"/>
+          <w:sz w:val="16"/>
+        </w:rPr>
+        <w:t>addEventListener</w:t>
+      </w:r>
+      <w:proofErr w:type="spellEnd"/>
+      <w:r>
+        <w:rPr>
+          <w:color w:val="888888"/>
+          <w:sz w:val="16"/>
+        </w:rPr>
+        <w:t xml:space="preserve"> to listen for the form's submit event and using </w:t>
+      </w:r>
+      <w:proofErr w:type="spellStart"/>
+      <w:r>
+        <w:rPr>
+          <w:color w:val="888888"/>
+          <w:sz w:val="16"/>
+        </w:rPr>
+        <w:t>event.preventDefault</w:t>
+      </w:r>
+      <w:proofErr w:type="spellEnd"/>
+      <w:r>
+        <w:rPr>
+          <w:color w:val="888888"/>
+          <w:sz w:val="16"/>
+        </w:rPr>
+        <w:t>() to stop automatic page reloads.</w:t>
+      </w:r>
+    </w:p>
+    <w:p>
+      <w:pPr>
+        <w:spacing w:after="99"/>
+        <w:ind w:left="-5" w:right="3583" w:hanging="10"/>
+        <w:rPr>
+          <w:color w:val="888888"/>
+          <w:sz w:val="16"/>
+        </w:rPr>
+      </w:pPr>
+      <w:r>
+        <w:rPr>
+          <w:color w:val="888888"/>
+          <w:sz w:val="16"/>
+        </w:rPr>
+        <w:t>Conditional Logic &amp; Regular Expressions (</w:t>
+      </w:r>
+      <w:proofErr w:type="spellStart"/>
+      <w:r>
+        <w:rPr>
+          <w:color w:val="888888"/>
+          <w:sz w:val="16"/>
+        </w:rPr>
+        <w:t>RegEx</w:t>
+      </w:r>
+      <w:proofErr w:type="spellEnd"/>
+      <w:r>
+        <w:rPr>
+          <w:color w:val="888888"/>
+          <w:sz w:val="16"/>
+        </w:rPr>
+        <w:t xml:space="preserve">): Using if/else statements to check for missing inputs and applying </w:t>
+      </w:r>
+      <w:proofErr w:type="spellStart"/>
+      <w:r>
+        <w:rPr>
+          <w:color w:val="888888"/>
+          <w:sz w:val="16"/>
+        </w:rPr>
+        <w:t>RegEx</w:t>
+      </w:r>
+      <w:proofErr w:type="spellEnd"/>
+      <w:r>
+        <w:rPr>
+          <w:color w:val="888888"/>
+          <w:sz w:val="16"/>
+        </w:rPr>
+        <w:t xml:space="preserve"> to check if the email format is valid.</w:t>
+      </w:r>
+    </w:p>
+    <w:p>
+      <w:pPr>
+        <w:spacing w:after="99"/>
+        <w:ind w:left="-5" w:right="3583" w:hanging="10"/>
+      </w:pPr>
+      <w:r>
+        <w:rPr>
+          <w:color w:val="888888"/>
+          <w:sz w:val="16"/>
+        </w:rPr>
+        <w:t>_______________________________________________________________________________</w:t>
       </w:r>
     </w:p>
     <w:p>
@@ -21998,87 +24161,133 @@
     </w:p>
     <w:p>
       <w:pPr>
+        <w:spacing w:after="134" w:line="371" w:lineRule="auto"/>
+        <w:ind w:left="-5" w:right="3583" w:hanging="10"/>
+        <w:rPr>
+          <w:color w:val="888888"/>
+          <w:sz w:val="16"/>
+        </w:rPr>
+      </w:pPr>
+      <w:r>
+        <w:rPr>
+          <w:color w:val="888888"/>
+          <w:sz w:val="16"/>
+        </w:rPr>
+        <w:t>The event listener effectively intercepted form submissions, allowing real-time feedback. Dynamically updating the DOM meant users received clear, immediate error messages next to invalid fields without needing to refresh the page.</w:t>
+      </w:r>
+    </w:p>
+    <w:p>
+      <w:pPr>
+        <w:spacing w:after="134" w:line="371" w:lineRule="auto"/>
+        <w:ind w:left="-5" w:right="3583" w:hanging="10"/>
+      </w:pPr>
+      <w:r>
+        <w:rPr>
+          <w:color w:val="888888"/>
+          <w:sz w:val="16"/>
+        </w:rPr>
+        <w:t>_______________________________________________________________________________</w:t>
+      </w:r>
+      <w:r>
+        <w:rPr>
+          <w:b/>
+          <w:sz w:val="17"/>
+        </w:rPr>
+        <w:t>What error or difficulty did you encounter?</w:t>
+      </w:r>
+    </w:p>
+    <w:p>
+      <w:pPr>
         <w:spacing w:after="99"/>
         <w:ind w:left="-5" w:right="3583" w:hanging="10"/>
-      </w:pPr>
-      <w:r>
         <w:rPr>
           <w:color w:val="888888"/>
           <w:sz w:val="16"/>
         </w:rPr>
-        <w:t>________________________________________________________________________________</w:t>
-      </w:r>
-    </w:p>
-    <w:p>
-      <w:pPr>
-        <w:spacing w:after="134" w:line="371" w:lineRule="auto"/>
-        <w:ind w:left="-5" w:right="3583" w:hanging="10"/>
       </w:pPr>
       <w:r>
         <w:rPr>
           <w:color w:val="888888"/>
           <w:sz w:val="16"/>
         </w:rPr>
-        <w:t xml:space="preserve">________________________________________________________________________________ </w:t>
-      </w:r>
+        <w:t>Page Refreshing: Initially, submitting the form caused the page to reload instantly, clearing all user inputs before validation could run.</w:t>
+      </w:r>
+    </w:p>
+    <w:p>
+      <w:pPr>
+        <w:spacing w:after="99"/>
+        <w:ind w:left="-5" w:right="3583" w:hanging="10"/>
+        <w:rPr>
+          <w:color w:val="888888"/>
+          <w:sz w:val="16"/>
+        </w:rPr>
+      </w:pPr>
+      <w:r>
+        <w:rPr>
+          <w:color w:val="888888"/>
+          <w:sz w:val="16"/>
+        </w:rPr>
+        <w:t>Regex Validation: Creating a pattern for email validation that correctly flagged invalid emails without breaking on valid ones.</w:t>
+      </w:r>
+    </w:p>
+    <w:p>
+      <w:pPr>
+        <w:spacing w:after="99"/>
+        <w:ind w:left="-5" w:right="3583" w:hanging="10"/>
+      </w:pPr>
+      <w:r>
+        <w:rPr>
+          <w:color w:val="888888"/>
+          <w:sz w:val="16"/>
+        </w:rPr>
+        <w:t>_______________________________________________________________________________</w:t>
+      </w:r>
+    </w:p>
+    <w:p>
+      <w:pPr>
+        <w:spacing w:after="231"/>
+        <w:ind w:left="-5" w:hanging="10"/>
+      </w:pPr>
       <w:r>
         <w:rPr>
           <w:b/>
           <w:sz w:val="17"/>
         </w:rPr>
-        <w:t>What error or difficulty did you encounter?</w:t>
-      </w:r>
-    </w:p>
-    <w:p>
-      <w:pPr>
-        <w:spacing w:after="99"/>
+        <w:t>How would this skill be useful in a retail or workplace environment?</w:t>
+      </w:r>
+    </w:p>
+    <w:p>
+      <w:pPr>
+        <w:spacing w:after="199"/>
         <w:ind w:left="-5" w:right="3583" w:hanging="10"/>
-      </w:pPr>
-      <w:r>
         <w:rPr>
           <w:color w:val="888888"/>
           <w:sz w:val="16"/>
         </w:rPr>
-        <w:t>________________________________________________________________________________</w:t>
-      </w:r>
-    </w:p>
-    <w:p>
-      <w:pPr>
-        <w:spacing w:after="99"/>
-        <w:ind w:left="-5" w:right="3583" w:hanging="10"/>
       </w:pPr>
       <w:r>
         <w:rPr>
           <w:color w:val="888888"/>
           <w:sz w:val="16"/>
         </w:rPr>
-        <w:t>________________________________________________________________________________</w:t>
-      </w:r>
-    </w:p>
-    <w:p>
-      <w:pPr>
-        <w:spacing w:after="231"/>
-        <w:ind w:left="-5" w:hanging="10"/>
-      </w:pPr>
-      <w:r>
-        <w:rPr>
-          <w:b/>
-          <w:sz w:val="17"/>
-        </w:rPr>
-        <w:t>How would this skill be useful in a retail or workplace environment?</w:t>
-      </w:r>
-    </w:p>
-    <w:p>
-      <w:pPr>
-        <w:spacing w:after="99"/>
+        <w:t xml:space="preserve">Form validation ensures that customer inquiries, internal support tickets, or feedback submissions are captured accurately without missing key information (like an email address). </w:t>
+      </w:r>
+    </w:p>
+    <w:p>
+      <w:pPr>
+        <w:spacing w:after="199"/>
         <w:ind w:left="-5" w:right="3583" w:hanging="10"/>
-      </w:pPr>
-      <w:r>
         <w:rPr>
           <w:color w:val="888888"/>
           <w:sz w:val="16"/>
         </w:rPr>
-        <w:t>________________________________________________________________________________</w:t>
+      </w:pPr>
+      <w:r>
+        <w:rPr>
+          <w:color w:val="888888"/>
+          <w:sz w:val="16"/>
+        </w:rPr>
+        <w:t>This saves time, prevents database clutter with broken entries, and improves overall communication efficiency in a business setting.</w:t>
       </w:r>
     </w:p>
     <w:p>
@@ -22091,7 +24300,7 @@
           <w:color w:val="888888"/>
           <w:sz w:val="16"/>
         </w:rPr>
-        <w:t>________________________________________________________________________________</w:t>
+        <w:t>_______________________________________________________________________________</w:t>
       </w:r>
     </w:p>
     <w:p>
@@ -22671,6 +24880,7 @@
                 <w:color w:val="111111"/>
                 <w:sz w:val="18"/>
               </w:rPr>
+              <w:lastRenderedPageBreak/>
               <w:t>Assessor / facilitator name</w:t>
             </w:r>
           </w:p>
@@ -22915,7 +25125,6 @@
                 <w:color w:val="111111"/>
                 <w:sz w:val="18"/>
               </w:rPr>
-              <w:lastRenderedPageBreak/>
               <w:t>Read and change page elements in response to user actions.</w:t>
             </w:r>
           </w:p>
@@ -22942,9 +25151,77 @@
       </w:pPr>
       <w:r>
         <w:rPr>
+          <w:noProof/>
           <w:sz w:val="18"/>
         </w:rPr>
+        <w:drawing>
+          <wp:anchor distT="0" distB="0" distL="114300" distR="114300" simplePos="0" relativeHeight="251884544" behindDoc="0" locked="0" layoutInCell="1" allowOverlap="1" wp14:anchorId="767A4414" wp14:editId="080807F3">
+            <wp:simplePos x="0" y="0"/>
+            <wp:positionH relativeFrom="column">
+              <wp:posOffset>243135</wp:posOffset>
+            </wp:positionH>
+            <wp:positionV relativeFrom="paragraph">
+              <wp:posOffset>52855</wp:posOffset>
+            </wp:positionV>
+            <wp:extent cx="64770" cy="64770"/>
+            <wp:effectExtent l="0" t="0" r="0" b="0"/>
+            <wp:wrapNone/>
+            <wp:docPr id="1228193666" name="Graphic 1" descr="Checkmark with solid fill"/>
+            <wp:cNvGraphicFramePr>
+              <a:graphicFrameLocks xmlns:a="http://schemas.openxmlformats.org/drawingml/2006/main" noChangeAspect="1"/>
+            </wp:cNvGraphicFramePr>
+            <a:graphic xmlns:a="http://schemas.openxmlformats.org/drawingml/2006/main">
+              <a:graphicData uri="http://schemas.openxmlformats.org/drawingml/2006/picture">
+                <pic:pic xmlns:pic="http://schemas.openxmlformats.org/drawingml/2006/picture">
+                  <pic:nvPicPr>
+                    <pic:cNvPr id="1580647732" name="Graphic 1580647732" descr="Checkmark with solid fill"/>
+                    <pic:cNvPicPr/>
+                  </pic:nvPicPr>
+                  <pic:blipFill>
+                    <a:blip r:embed="rId8">
+                      <a:extLst>
+                        <a:ext uri="{96DAC541-7B7A-43D3-8B79-37D633B846F1}">
+                          <asvg:svgBlip xmlns:asvg="http://schemas.microsoft.com/office/drawing/2016/SVG/main" r:embed="rId9"/>
+                        </a:ext>
+                      </a:extLst>
+                    </a:blip>
+                    <a:stretch>
+                      <a:fillRect/>
+                    </a:stretch>
+                  </pic:blipFill>
+                  <pic:spPr>
+                    <a:xfrm>
+                      <a:off x="0" y="0"/>
+                      <a:ext cx="64770" cy="64770"/>
+                    </a:xfrm>
+                    <a:prstGeom prst="rect">
+                      <a:avLst/>
+                    </a:prstGeom>
+                  </pic:spPr>
+                </pic:pic>
+              </a:graphicData>
+            </a:graphic>
+            <wp14:sizeRelH relativeFrom="margin">
+              <wp14:pctWidth>0</wp14:pctWidth>
+            </wp14:sizeRelH>
+            <wp14:sizeRelV relativeFrom="margin">
+              <wp14:pctHeight>0</wp14:pctHeight>
+            </wp14:sizeRelV>
+          </wp:anchor>
+        </w:drawing>
+      </w:r>
+      <w:r>
+        <w:rPr>
+          <w:sz w:val="18"/>
+        </w:rPr>
         <w:t>☐ Select elements by ID or query selector.</w:t>
+      </w:r>
+      <w:r>
+        <w:rPr>
+          <w:noProof/>
+          <w:sz w:val="18"/>
+        </w:rPr>
+        <w:t xml:space="preserve"> </w:t>
       </w:r>
     </w:p>
     <w:p>
@@ -22958,9 +25235,77 @@
       </w:pPr>
       <w:r>
         <w:rPr>
+          <w:noProof/>
           <w:sz w:val="18"/>
         </w:rPr>
+        <w:drawing>
+          <wp:anchor distT="0" distB="0" distL="114300" distR="114300" simplePos="0" relativeHeight="251886592" behindDoc="0" locked="0" layoutInCell="1" allowOverlap="1" wp14:anchorId="0FF97AF2" wp14:editId="006493CC">
+            <wp:simplePos x="0" y="0"/>
+            <wp:positionH relativeFrom="column">
+              <wp:posOffset>243135</wp:posOffset>
+            </wp:positionH>
+            <wp:positionV relativeFrom="paragraph">
+              <wp:posOffset>46935</wp:posOffset>
+            </wp:positionV>
+            <wp:extent cx="64770" cy="64770"/>
+            <wp:effectExtent l="0" t="0" r="0" b="0"/>
+            <wp:wrapNone/>
+            <wp:docPr id="1954232066" name="Graphic 1" descr="Checkmark with solid fill"/>
+            <wp:cNvGraphicFramePr>
+              <a:graphicFrameLocks xmlns:a="http://schemas.openxmlformats.org/drawingml/2006/main" noChangeAspect="1"/>
+            </wp:cNvGraphicFramePr>
+            <a:graphic xmlns:a="http://schemas.openxmlformats.org/drawingml/2006/main">
+              <a:graphicData uri="http://schemas.openxmlformats.org/drawingml/2006/picture">
+                <pic:pic xmlns:pic="http://schemas.openxmlformats.org/drawingml/2006/picture">
+                  <pic:nvPicPr>
+                    <pic:cNvPr id="1580647732" name="Graphic 1580647732" descr="Checkmark with solid fill"/>
+                    <pic:cNvPicPr/>
+                  </pic:nvPicPr>
+                  <pic:blipFill>
+                    <a:blip r:embed="rId8">
+                      <a:extLst>
+                        <a:ext uri="{96DAC541-7B7A-43D3-8B79-37D633B846F1}">
+                          <asvg:svgBlip xmlns:asvg="http://schemas.microsoft.com/office/drawing/2016/SVG/main" r:embed="rId9"/>
+                        </a:ext>
+                      </a:extLst>
+                    </a:blip>
+                    <a:stretch>
+                      <a:fillRect/>
+                    </a:stretch>
+                  </pic:blipFill>
+                  <pic:spPr>
+                    <a:xfrm>
+                      <a:off x="0" y="0"/>
+                      <a:ext cx="64770" cy="64770"/>
+                    </a:xfrm>
+                    <a:prstGeom prst="rect">
+                      <a:avLst/>
+                    </a:prstGeom>
+                  </pic:spPr>
+                </pic:pic>
+              </a:graphicData>
+            </a:graphic>
+            <wp14:sizeRelH relativeFrom="margin">
+              <wp14:pctWidth>0</wp14:pctWidth>
+            </wp14:sizeRelH>
+            <wp14:sizeRelV relativeFrom="margin">
+              <wp14:pctHeight>0</wp14:pctHeight>
+            </wp14:sizeRelV>
+          </wp:anchor>
+        </w:drawing>
+      </w:r>
+      <w:r>
+        <w:rPr>
+          <w:sz w:val="18"/>
+        </w:rPr>
         <w:t>☐ Change text or styles.</w:t>
+      </w:r>
+      <w:r>
+        <w:rPr>
+          <w:noProof/>
+          <w:sz w:val="18"/>
+        </w:rPr>
+        <w:t xml:space="preserve"> </w:t>
       </w:r>
     </w:p>
     <w:p>
@@ -22974,9 +25319,77 @@
       </w:pPr>
       <w:r>
         <w:rPr>
+          <w:noProof/>
           <w:sz w:val="18"/>
         </w:rPr>
+        <w:drawing>
+          <wp:anchor distT="0" distB="0" distL="114300" distR="114300" simplePos="0" relativeHeight="251888640" behindDoc="0" locked="0" layoutInCell="1" allowOverlap="1" wp14:anchorId="7BE65DED" wp14:editId="08EAF85D">
+            <wp:simplePos x="0" y="0"/>
+            <wp:positionH relativeFrom="column">
+              <wp:posOffset>248421</wp:posOffset>
+            </wp:positionH>
+            <wp:positionV relativeFrom="paragraph">
+              <wp:posOffset>64770</wp:posOffset>
+            </wp:positionV>
+            <wp:extent cx="64770" cy="64770"/>
+            <wp:effectExtent l="0" t="0" r="0" b="0"/>
+            <wp:wrapNone/>
+            <wp:docPr id="319425462" name="Graphic 1" descr="Checkmark with solid fill"/>
+            <wp:cNvGraphicFramePr>
+              <a:graphicFrameLocks xmlns:a="http://schemas.openxmlformats.org/drawingml/2006/main" noChangeAspect="1"/>
+            </wp:cNvGraphicFramePr>
+            <a:graphic xmlns:a="http://schemas.openxmlformats.org/drawingml/2006/main">
+              <a:graphicData uri="http://schemas.openxmlformats.org/drawingml/2006/picture">
+                <pic:pic xmlns:pic="http://schemas.openxmlformats.org/drawingml/2006/picture">
+                  <pic:nvPicPr>
+                    <pic:cNvPr id="1580647732" name="Graphic 1580647732" descr="Checkmark with solid fill"/>
+                    <pic:cNvPicPr/>
+                  </pic:nvPicPr>
+                  <pic:blipFill>
+                    <a:blip r:embed="rId8">
+                      <a:extLst>
+                        <a:ext uri="{96DAC541-7B7A-43D3-8B79-37D633B846F1}">
+                          <asvg:svgBlip xmlns:asvg="http://schemas.microsoft.com/office/drawing/2016/SVG/main" r:embed="rId9"/>
+                        </a:ext>
+                      </a:extLst>
+                    </a:blip>
+                    <a:stretch>
+                      <a:fillRect/>
+                    </a:stretch>
+                  </pic:blipFill>
+                  <pic:spPr>
+                    <a:xfrm>
+                      <a:off x="0" y="0"/>
+                      <a:ext cx="64770" cy="64770"/>
+                    </a:xfrm>
+                    <a:prstGeom prst="rect">
+                      <a:avLst/>
+                    </a:prstGeom>
+                  </pic:spPr>
+                </pic:pic>
+              </a:graphicData>
+            </a:graphic>
+            <wp14:sizeRelH relativeFrom="margin">
+              <wp14:pctWidth>0</wp14:pctWidth>
+            </wp14:sizeRelH>
+            <wp14:sizeRelV relativeFrom="margin">
+              <wp14:pctHeight>0</wp14:pctHeight>
+            </wp14:sizeRelV>
+          </wp:anchor>
+        </w:drawing>
+      </w:r>
+      <w:r>
+        <w:rPr>
+          <w:sz w:val="18"/>
+        </w:rPr>
         <w:t>☐ Add and remove an item dynamically.</w:t>
+      </w:r>
+      <w:r>
+        <w:rPr>
+          <w:noProof/>
+          <w:sz w:val="18"/>
+        </w:rPr>
+        <w:t xml:space="preserve"> </w:t>
       </w:r>
     </w:p>
     <w:p>
@@ -22990,9 +25403,77 @@
       </w:pPr>
       <w:r>
         <w:rPr>
+          <w:noProof/>
           <w:sz w:val="18"/>
         </w:rPr>
+        <w:drawing>
+          <wp:anchor distT="0" distB="0" distL="114300" distR="114300" simplePos="0" relativeHeight="251890688" behindDoc="0" locked="0" layoutInCell="1" allowOverlap="1" wp14:anchorId="6FD8B72D" wp14:editId="7574B199">
+            <wp:simplePos x="0" y="0"/>
+            <wp:positionH relativeFrom="column">
+              <wp:posOffset>248421</wp:posOffset>
+            </wp:positionH>
+            <wp:positionV relativeFrom="paragraph">
+              <wp:posOffset>52221</wp:posOffset>
+            </wp:positionV>
+            <wp:extent cx="64770" cy="64770"/>
+            <wp:effectExtent l="0" t="0" r="0" b="0"/>
+            <wp:wrapNone/>
+            <wp:docPr id="371871210" name="Graphic 1" descr="Checkmark with solid fill"/>
+            <wp:cNvGraphicFramePr>
+              <a:graphicFrameLocks xmlns:a="http://schemas.openxmlformats.org/drawingml/2006/main" noChangeAspect="1"/>
+            </wp:cNvGraphicFramePr>
+            <a:graphic xmlns:a="http://schemas.openxmlformats.org/drawingml/2006/main">
+              <a:graphicData uri="http://schemas.openxmlformats.org/drawingml/2006/picture">
+                <pic:pic xmlns:pic="http://schemas.openxmlformats.org/drawingml/2006/picture">
+                  <pic:nvPicPr>
+                    <pic:cNvPr id="1580647732" name="Graphic 1580647732" descr="Checkmark with solid fill"/>
+                    <pic:cNvPicPr/>
+                  </pic:nvPicPr>
+                  <pic:blipFill>
+                    <a:blip r:embed="rId8">
+                      <a:extLst>
+                        <a:ext uri="{96DAC541-7B7A-43D3-8B79-37D633B846F1}">
+                          <asvg:svgBlip xmlns:asvg="http://schemas.microsoft.com/office/drawing/2016/SVG/main" r:embed="rId9"/>
+                        </a:ext>
+                      </a:extLst>
+                    </a:blip>
+                    <a:stretch>
+                      <a:fillRect/>
+                    </a:stretch>
+                  </pic:blipFill>
+                  <pic:spPr>
+                    <a:xfrm>
+                      <a:off x="0" y="0"/>
+                      <a:ext cx="64770" cy="64770"/>
+                    </a:xfrm>
+                    <a:prstGeom prst="rect">
+                      <a:avLst/>
+                    </a:prstGeom>
+                  </pic:spPr>
+                </pic:pic>
+              </a:graphicData>
+            </a:graphic>
+            <wp14:sizeRelH relativeFrom="margin">
+              <wp14:pctWidth>0</wp14:pctWidth>
+            </wp14:sizeRelH>
+            <wp14:sizeRelV relativeFrom="margin">
+              <wp14:pctHeight>0</wp14:pctHeight>
+            </wp14:sizeRelV>
+          </wp:anchor>
+        </w:drawing>
+      </w:r>
+      <w:r>
+        <w:rPr>
+          <w:sz w:val="18"/>
+        </w:rPr>
         <w:t>☐ Respond to click, input or change events.</w:t>
+      </w:r>
+      <w:r>
+        <w:rPr>
+          <w:noProof/>
+          <w:sz w:val="18"/>
+        </w:rPr>
+        <w:t xml:space="preserve"> </w:t>
       </w:r>
     </w:p>
     <w:p>
@@ -23006,8 +25487,69 @@
       </w:pPr>
       <w:r>
         <w:rPr>
+          <w:noProof/>
           <w:sz w:val="18"/>
         </w:rPr>
+        <w:drawing>
+          <wp:anchor distT="0" distB="0" distL="114300" distR="114300" simplePos="0" relativeHeight="251892736" behindDoc="0" locked="0" layoutInCell="1" allowOverlap="1" wp14:anchorId="4E878E54" wp14:editId="0E67D76E">
+            <wp:simplePos x="0" y="0"/>
+            <wp:positionH relativeFrom="column">
+              <wp:posOffset>253707</wp:posOffset>
+            </wp:positionH>
+            <wp:positionV relativeFrom="paragraph">
+              <wp:posOffset>58141</wp:posOffset>
+            </wp:positionV>
+            <wp:extent cx="64770" cy="64770"/>
+            <wp:effectExtent l="0" t="0" r="0" b="0"/>
+            <wp:wrapNone/>
+            <wp:docPr id="1795657618" name="Graphic 1" descr="Checkmark with solid fill"/>
+            <wp:cNvGraphicFramePr>
+              <a:graphicFrameLocks xmlns:a="http://schemas.openxmlformats.org/drawingml/2006/main" noChangeAspect="1"/>
+            </wp:cNvGraphicFramePr>
+            <a:graphic xmlns:a="http://schemas.openxmlformats.org/drawingml/2006/main">
+              <a:graphicData uri="http://schemas.openxmlformats.org/drawingml/2006/picture">
+                <pic:pic xmlns:pic="http://schemas.openxmlformats.org/drawingml/2006/picture">
+                  <pic:nvPicPr>
+                    <pic:cNvPr id="1580647732" name="Graphic 1580647732" descr="Checkmark with solid fill"/>
+                    <pic:cNvPicPr/>
+                  </pic:nvPicPr>
+                  <pic:blipFill>
+                    <a:blip r:embed="rId8">
+                      <a:extLst>
+                        <a:ext uri="{96DAC541-7B7A-43D3-8B79-37D633B846F1}">
+                          <asvg:svgBlip xmlns:asvg="http://schemas.microsoft.com/office/drawing/2016/SVG/main" r:embed="rId9"/>
+                        </a:ext>
+                      </a:extLst>
+                    </a:blip>
+                    <a:stretch>
+                      <a:fillRect/>
+                    </a:stretch>
+                  </pic:blipFill>
+                  <pic:spPr>
+                    <a:xfrm>
+                      <a:off x="0" y="0"/>
+                      <a:ext cx="64770" cy="64770"/>
+                    </a:xfrm>
+                    <a:prstGeom prst="rect">
+                      <a:avLst/>
+                    </a:prstGeom>
+                  </pic:spPr>
+                </pic:pic>
+              </a:graphicData>
+            </a:graphic>
+            <wp14:sizeRelH relativeFrom="margin">
+              <wp14:pctWidth>0</wp14:pctWidth>
+            </wp14:sizeRelH>
+            <wp14:sizeRelV relativeFrom="margin">
+              <wp14:pctHeight>0</wp14:pctHeight>
+            </wp14:sizeRelV>
+          </wp:anchor>
+        </w:drawing>
+      </w:r>
+      <w:r>
+        <w:rPr>
+          <w:sz w:val="18"/>
+        </w:rPr>
         <w:t xml:space="preserve">☐ Use </w:t>
       </w:r>
       <w:proofErr w:type="spellStart"/>
@@ -23023,6 +25565,13 @@
           <w:sz w:val="18"/>
         </w:rPr>
         <w:t>() where appropriate.</w:t>
+      </w:r>
+      <w:r>
+        <w:rPr>
+          <w:noProof/>
+          <w:sz w:val="18"/>
+        </w:rPr>
+        <w:t xml:space="preserve"> </w:t>
       </w:r>
     </w:p>
     <w:p>
@@ -23036,6 +25585,67 @@
       </w:pPr>
       <w:r>
         <w:rPr>
+          <w:noProof/>
+          <w:sz w:val="18"/>
+        </w:rPr>
+        <w:drawing>
+          <wp:anchor distT="0" distB="0" distL="114300" distR="114300" simplePos="0" relativeHeight="251894784" behindDoc="0" locked="0" layoutInCell="1" allowOverlap="1" wp14:anchorId="62D12D6E" wp14:editId="7503FEAD">
+            <wp:simplePos x="0" y="0"/>
+            <wp:positionH relativeFrom="column">
+              <wp:posOffset>248421</wp:posOffset>
+            </wp:positionH>
+            <wp:positionV relativeFrom="paragraph">
+              <wp:posOffset>46935</wp:posOffset>
+            </wp:positionV>
+            <wp:extent cx="64770" cy="64770"/>
+            <wp:effectExtent l="0" t="0" r="0" b="0"/>
+            <wp:wrapNone/>
+            <wp:docPr id="1196548082" name="Graphic 1" descr="Checkmark with solid fill"/>
+            <wp:cNvGraphicFramePr>
+              <a:graphicFrameLocks xmlns:a="http://schemas.openxmlformats.org/drawingml/2006/main" noChangeAspect="1"/>
+            </wp:cNvGraphicFramePr>
+            <a:graphic xmlns:a="http://schemas.openxmlformats.org/drawingml/2006/main">
+              <a:graphicData uri="http://schemas.openxmlformats.org/drawingml/2006/picture">
+                <pic:pic xmlns:pic="http://schemas.openxmlformats.org/drawingml/2006/picture">
+                  <pic:nvPicPr>
+                    <pic:cNvPr id="1580647732" name="Graphic 1580647732" descr="Checkmark with solid fill"/>
+                    <pic:cNvPicPr/>
+                  </pic:nvPicPr>
+                  <pic:blipFill>
+                    <a:blip r:embed="rId8">
+                      <a:extLst>
+                        <a:ext uri="{96DAC541-7B7A-43D3-8B79-37D633B846F1}">
+                          <asvg:svgBlip xmlns:asvg="http://schemas.microsoft.com/office/drawing/2016/SVG/main" r:embed="rId9"/>
+                        </a:ext>
+                      </a:extLst>
+                    </a:blip>
+                    <a:stretch>
+                      <a:fillRect/>
+                    </a:stretch>
+                  </pic:blipFill>
+                  <pic:spPr>
+                    <a:xfrm>
+                      <a:off x="0" y="0"/>
+                      <a:ext cx="64770" cy="64770"/>
+                    </a:xfrm>
+                    <a:prstGeom prst="rect">
+                      <a:avLst/>
+                    </a:prstGeom>
+                  </pic:spPr>
+                </pic:pic>
+              </a:graphicData>
+            </a:graphic>
+            <wp14:sizeRelH relativeFrom="margin">
+              <wp14:pctWidth>0</wp14:pctWidth>
+            </wp14:sizeRelH>
+            <wp14:sizeRelV relativeFrom="margin">
+              <wp14:pctHeight>0</wp14:pctHeight>
+            </wp14:sizeRelV>
+          </wp:anchor>
+        </w:drawing>
+      </w:r>
+      <w:r>
+        <w:rPr>
           <w:sz w:val="18"/>
         </w:rPr>
         <w:t xml:space="preserve">☐ Keep the interface clear and usable. </w:t>
@@ -23060,9 +25670,77 @@
       </w:pPr>
       <w:r>
         <w:rPr>
+          <w:noProof/>
           <w:sz w:val="18"/>
         </w:rPr>
+        <w:drawing>
+          <wp:anchor distT="0" distB="0" distL="114300" distR="114300" simplePos="0" relativeHeight="251896832" behindDoc="0" locked="0" layoutInCell="1" allowOverlap="1" wp14:anchorId="07236994" wp14:editId="557FBB96">
+            <wp:simplePos x="0" y="0"/>
+            <wp:positionH relativeFrom="column">
+              <wp:posOffset>248421</wp:posOffset>
+            </wp:positionH>
+            <wp:positionV relativeFrom="paragraph">
+              <wp:posOffset>47570</wp:posOffset>
+            </wp:positionV>
+            <wp:extent cx="64770" cy="64770"/>
+            <wp:effectExtent l="0" t="0" r="0" b="0"/>
+            <wp:wrapNone/>
+            <wp:docPr id="808280927" name="Graphic 1" descr="Checkmark with solid fill"/>
+            <wp:cNvGraphicFramePr>
+              <a:graphicFrameLocks xmlns:a="http://schemas.openxmlformats.org/drawingml/2006/main" noChangeAspect="1"/>
+            </wp:cNvGraphicFramePr>
+            <a:graphic xmlns:a="http://schemas.openxmlformats.org/drawingml/2006/main">
+              <a:graphicData uri="http://schemas.openxmlformats.org/drawingml/2006/picture">
+                <pic:pic xmlns:pic="http://schemas.openxmlformats.org/drawingml/2006/picture">
+                  <pic:nvPicPr>
+                    <pic:cNvPr id="1580647732" name="Graphic 1580647732" descr="Checkmark with solid fill"/>
+                    <pic:cNvPicPr/>
+                  </pic:nvPicPr>
+                  <pic:blipFill>
+                    <a:blip r:embed="rId8">
+                      <a:extLst>
+                        <a:ext uri="{96DAC541-7B7A-43D3-8B79-37D633B846F1}">
+                          <asvg:svgBlip xmlns:asvg="http://schemas.microsoft.com/office/drawing/2016/SVG/main" r:embed="rId9"/>
+                        </a:ext>
+                      </a:extLst>
+                    </a:blip>
+                    <a:stretch>
+                      <a:fillRect/>
+                    </a:stretch>
+                  </pic:blipFill>
+                  <pic:spPr>
+                    <a:xfrm>
+                      <a:off x="0" y="0"/>
+                      <a:ext cx="64770" cy="64770"/>
+                    </a:xfrm>
+                    <a:prstGeom prst="rect">
+                      <a:avLst/>
+                    </a:prstGeom>
+                  </pic:spPr>
+                </pic:pic>
+              </a:graphicData>
+            </a:graphic>
+            <wp14:sizeRelH relativeFrom="margin">
+              <wp14:pctWidth>0</wp14:pctWidth>
+            </wp14:sizeRelH>
+            <wp14:sizeRelV relativeFrom="margin">
+              <wp14:pctHeight>0</wp14:pctHeight>
+            </wp14:sizeRelV>
+          </wp:anchor>
+        </w:drawing>
+      </w:r>
+      <w:r>
+        <w:rPr>
+          <w:sz w:val="18"/>
+        </w:rPr>
         <w:t>☐ Source files.</w:t>
+      </w:r>
+      <w:r>
+        <w:rPr>
+          <w:noProof/>
+          <w:sz w:val="18"/>
+        </w:rPr>
+        <w:t xml:space="preserve"> </w:t>
       </w:r>
     </w:p>
     <w:p>
@@ -23076,9 +25754,77 @@
       </w:pPr>
       <w:r>
         <w:rPr>
+          <w:noProof/>
           <w:sz w:val="18"/>
         </w:rPr>
+        <w:drawing>
+          <wp:anchor distT="0" distB="0" distL="114300" distR="114300" simplePos="0" relativeHeight="251898880" behindDoc="0" locked="0" layoutInCell="1" allowOverlap="1" wp14:anchorId="11722176" wp14:editId="2FDBA52C">
+            <wp:simplePos x="0" y="0"/>
+            <wp:positionH relativeFrom="column">
+              <wp:posOffset>253706</wp:posOffset>
+            </wp:positionH>
+            <wp:positionV relativeFrom="paragraph">
+              <wp:posOffset>57507</wp:posOffset>
+            </wp:positionV>
+            <wp:extent cx="64770" cy="64770"/>
+            <wp:effectExtent l="0" t="0" r="0" b="0"/>
+            <wp:wrapNone/>
+            <wp:docPr id="829414181" name="Graphic 1" descr="Checkmark with solid fill"/>
+            <wp:cNvGraphicFramePr>
+              <a:graphicFrameLocks xmlns:a="http://schemas.openxmlformats.org/drawingml/2006/main" noChangeAspect="1"/>
+            </wp:cNvGraphicFramePr>
+            <a:graphic xmlns:a="http://schemas.openxmlformats.org/drawingml/2006/main">
+              <a:graphicData uri="http://schemas.openxmlformats.org/drawingml/2006/picture">
+                <pic:pic xmlns:pic="http://schemas.openxmlformats.org/drawingml/2006/picture">
+                  <pic:nvPicPr>
+                    <pic:cNvPr id="1580647732" name="Graphic 1580647732" descr="Checkmark with solid fill"/>
+                    <pic:cNvPicPr/>
+                  </pic:nvPicPr>
+                  <pic:blipFill>
+                    <a:blip r:embed="rId8">
+                      <a:extLst>
+                        <a:ext uri="{96DAC541-7B7A-43D3-8B79-37D633B846F1}">
+                          <asvg:svgBlip xmlns:asvg="http://schemas.microsoft.com/office/drawing/2016/SVG/main" r:embed="rId9"/>
+                        </a:ext>
+                      </a:extLst>
+                    </a:blip>
+                    <a:stretch>
+                      <a:fillRect/>
+                    </a:stretch>
+                  </pic:blipFill>
+                  <pic:spPr>
+                    <a:xfrm>
+                      <a:off x="0" y="0"/>
+                      <a:ext cx="64770" cy="64770"/>
+                    </a:xfrm>
+                    <a:prstGeom prst="rect">
+                      <a:avLst/>
+                    </a:prstGeom>
+                  </pic:spPr>
+                </pic:pic>
+              </a:graphicData>
+            </a:graphic>
+            <wp14:sizeRelH relativeFrom="margin">
+              <wp14:pctWidth>0</wp14:pctWidth>
+            </wp14:sizeRelH>
+            <wp14:sizeRelV relativeFrom="margin">
+              <wp14:pctHeight>0</wp14:pctHeight>
+            </wp14:sizeRelV>
+          </wp:anchor>
+        </w:drawing>
+      </w:r>
+      <w:r>
+        <w:rPr>
+          <w:sz w:val="18"/>
+        </w:rPr>
         <w:t>☐ Screenshots showing dynamic changes.</w:t>
+      </w:r>
+      <w:r>
+        <w:rPr>
+          <w:noProof/>
+          <w:sz w:val="18"/>
+        </w:rPr>
+        <w:t xml:space="preserve"> </w:t>
       </w:r>
     </w:p>
     <w:p>
@@ -23092,6 +25838,67 @@
       </w:pPr>
       <w:r>
         <w:rPr>
+          <w:noProof/>
+          <w:sz w:val="18"/>
+        </w:rPr>
+        <w:drawing>
+          <wp:anchor distT="0" distB="0" distL="114300" distR="114300" simplePos="0" relativeHeight="251900928" behindDoc="0" locked="0" layoutInCell="1" allowOverlap="1" wp14:anchorId="03002F71" wp14:editId="034FAC4C">
+            <wp:simplePos x="0" y="0"/>
+            <wp:positionH relativeFrom="column">
+              <wp:posOffset>248421</wp:posOffset>
+            </wp:positionH>
+            <wp:positionV relativeFrom="paragraph">
+              <wp:posOffset>47570</wp:posOffset>
+            </wp:positionV>
+            <wp:extent cx="64770" cy="64770"/>
+            <wp:effectExtent l="0" t="0" r="0" b="0"/>
+            <wp:wrapNone/>
+            <wp:docPr id="89936556" name="Graphic 1" descr="Checkmark with solid fill"/>
+            <wp:cNvGraphicFramePr>
+              <a:graphicFrameLocks xmlns:a="http://schemas.openxmlformats.org/drawingml/2006/main" noChangeAspect="1"/>
+            </wp:cNvGraphicFramePr>
+            <a:graphic xmlns:a="http://schemas.openxmlformats.org/drawingml/2006/main">
+              <a:graphicData uri="http://schemas.openxmlformats.org/drawingml/2006/picture">
+                <pic:pic xmlns:pic="http://schemas.openxmlformats.org/drawingml/2006/picture">
+                  <pic:nvPicPr>
+                    <pic:cNvPr id="1580647732" name="Graphic 1580647732" descr="Checkmark with solid fill"/>
+                    <pic:cNvPicPr/>
+                  </pic:nvPicPr>
+                  <pic:blipFill>
+                    <a:blip r:embed="rId8">
+                      <a:extLst>
+                        <a:ext uri="{96DAC541-7B7A-43D3-8B79-37D633B846F1}">
+                          <asvg:svgBlip xmlns:asvg="http://schemas.microsoft.com/office/drawing/2016/SVG/main" r:embed="rId9"/>
+                        </a:ext>
+                      </a:extLst>
+                    </a:blip>
+                    <a:stretch>
+                      <a:fillRect/>
+                    </a:stretch>
+                  </pic:blipFill>
+                  <pic:spPr>
+                    <a:xfrm>
+                      <a:off x="0" y="0"/>
+                      <a:ext cx="64770" cy="64770"/>
+                    </a:xfrm>
+                    <a:prstGeom prst="rect">
+                      <a:avLst/>
+                    </a:prstGeom>
+                  </pic:spPr>
+                </pic:pic>
+              </a:graphicData>
+            </a:graphic>
+            <wp14:sizeRelH relativeFrom="margin">
+              <wp14:pctWidth>0</wp14:pctWidth>
+            </wp14:sizeRelH>
+            <wp14:sizeRelV relativeFrom="margin">
+              <wp14:pctHeight>0</wp14:pctHeight>
+            </wp14:sizeRelV>
+          </wp:anchor>
+        </w:drawing>
+      </w:r>
+      <w:r>
+        <w:rPr>
           <w:sz w:val="18"/>
         </w:rPr>
         <w:t xml:space="preserve">☐ Short explanation of selectors and events used. </w:t>
@@ -23116,9 +25923,77 @@
       </w:pPr>
       <w:r>
         <w:rPr>
+          <w:noProof/>
           <w:sz w:val="18"/>
         </w:rPr>
+        <w:drawing>
+          <wp:anchor distT="0" distB="0" distL="114300" distR="114300" simplePos="0" relativeHeight="251902976" behindDoc="0" locked="0" layoutInCell="1" allowOverlap="1" wp14:anchorId="03697024" wp14:editId="6D50B5DF">
+            <wp:simplePos x="0" y="0"/>
+            <wp:positionH relativeFrom="column">
+              <wp:posOffset>248025</wp:posOffset>
+            </wp:positionH>
+            <wp:positionV relativeFrom="paragraph">
+              <wp:posOffset>47346</wp:posOffset>
+            </wp:positionV>
+            <wp:extent cx="64770" cy="64770"/>
+            <wp:effectExtent l="0" t="0" r="0" b="0"/>
+            <wp:wrapNone/>
+            <wp:docPr id="632174391" name="Graphic 1" descr="Checkmark with solid fill"/>
+            <wp:cNvGraphicFramePr>
+              <a:graphicFrameLocks xmlns:a="http://schemas.openxmlformats.org/drawingml/2006/main" noChangeAspect="1"/>
+            </wp:cNvGraphicFramePr>
+            <a:graphic xmlns:a="http://schemas.openxmlformats.org/drawingml/2006/main">
+              <a:graphicData uri="http://schemas.openxmlformats.org/drawingml/2006/picture">
+                <pic:pic xmlns:pic="http://schemas.openxmlformats.org/drawingml/2006/picture">
+                  <pic:nvPicPr>
+                    <pic:cNvPr id="1580647732" name="Graphic 1580647732" descr="Checkmark with solid fill"/>
+                    <pic:cNvPicPr/>
+                  </pic:nvPicPr>
+                  <pic:blipFill>
+                    <a:blip r:embed="rId8">
+                      <a:extLst>
+                        <a:ext uri="{96DAC541-7B7A-43D3-8B79-37D633B846F1}">
+                          <asvg:svgBlip xmlns:asvg="http://schemas.microsoft.com/office/drawing/2016/SVG/main" r:embed="rId9"/>
+                        </a:ext>
+                      </a:extLst>
+                    </a:blip>
+                    <a:stretch>
+                      <a:fillRect/>
+                    </a:stretch>
+                  </pic:blipFill>
+                  <pic:spPr>
+                    <a:xfrm>
+                      <a:off x="0" y="0"/>
+                      <a:ext cx="64770" cy="64770"/>
+                    </a:xfrm>
+                    <a:prstGeom prst="rect">
+                      <a:avLst/>
+                    </a:prstGeom>
+                  </pic:spPr>
+                </pic:pic>
+              </a:graphicData>
+            </a:graphic>
+            <wp14:sizeRelH relativeFrom="margin">
+              <wp14:pctWidth>0</wp14:pctWidth>
+            </wp14:sizeRelH>
+            <wp14:sizeRelV relativeFrom="margin">
+              <wp14:pctHeight>0</wp14:pctHeight>
+            </wp14:sizeRelV>
+          </wp:anchor>
+        </w:drawing>
+      </w:r>
+      <w:r>
+        <w:rPr>
+          <w:sz w:val="18"/>
+        </w:rPr>
         <w:t>☐ Correct elements are selected.</w:t>
+      </w:r>
+      <w:r>
+        <w:rPr>
+          <w:noProof/>
+          <w:sz w:val="18"/>
+        </w:rPr>
+        <w:t xml:space="preserve"> </w:t>
       </w:r>
     </w:p>
     <w:p>
@@ -23132,9 +26007,77 @@
       </w:pPr>
       <w:r>
         <w:rPr>
+          <w:noProof/>
           <w:sz w:val="18"/>
         </w:rPr>
+        <w:drawing>
+          <wp:anchor distT="0" distB="0" distL="114300" distR="114300" simplePos="0" relativeHeight="251905024" behindDoc="0" locked="0" layoutInCell="1" allowOverlap="1" wp14:anchorId="15FB9D1D" wp14:editId="29D0D2A5">
+            <wp:simplePos x="0" y="0"/>
+            <wp:positionH relativeFrom="column">
+              <wp:posOffset>243135</wp:posOffset>
+            </wp:positionH>
+            <wp:positionV relativeFrom="paragraph">
+              <wp:posOffset>57506</wp:posOffset>
+            </wp:positionV>
+            <wp:extent cx="64770" cy="64770"/>
+            <wp:effectExtent l="0" t="0" r="0" b="0"/>
+            <wp:wrapNone/>
+            <wp:docPr id="919668134" name="Graphic 1" descr="Checkmark with solid fill"/>
+            <wp:cNvGraphicFramePr>
+              <a:graphicFrameLocks xmlns:a="http://schemas.openxmlformats.org/drawingml/2006/main" noChangeAspect="1"/>
+            </wp:cNvGraphicFramePr>
+            <a:graphic xmlns:a="http://schemas.openxmlformats.org/drawingml/2006/main">
+              <a:graphicData uri="http://schemas.openxmlformats.org/drawingml/2006/picture">
+                <pic:pic xmlns:pic="http://schemas.openxmlformats.org/drawingml/2006/picture">
+                  <pic:nvPicPr>
+                    <pic:cNvPr id="1580647732" name="Graphic 1580647732" descr="Checkmark with solid fill"/>
+                    <pic:cNvPicPr/>
+                  </pic:nvPicPr>
+                  <pic:blipFill>
+                    <a:blip r:embed="rId8">
+                      <a:extLst>
+                        <a:ext uri="{96DAC541-7B7A-43D3-8B79-37D633B846F1}">
+                          <asvg:svgBlip xmlns:asvg="http://schemas.microsoft.com/office/drawing/2016/SVG/main" r:embed="rId9"/>
+                        </a:ext>
+                      </a:extLst>
+                    </a:blip>
+                    <a:stretch>
+                      <a:fillRect/>
+                    </a:stretch>
+                  </pic:blipFill>
+                  <pic:spPr>
+                    <a:xfrm>
+                      <a:off x="0" y="0"/>
+                      <a:ext cx="64770" cy="64770"/>
+                    </a:xfrm>
+                    <a:prstGeom prst="rect">
+                      <a:avLst/>
+                    </a:prstGeom>
+                  </pic:spPr>
+                </pic:pic>
+              </a:graphicData>
+            </a:graphic>
+            <wp14:sizeRelH relativeFrom="margin">
+              <wp14:pctWidth>0</wp14:pctWidth>
+            </wp14:sizeRelH>
+            <wp14:sizeRelV relativeFrom="margin">
+              <wp14:pctHeight>0</wp14:pctHeight>
+            </wp14:sizeRelV>
+          </wp:anchor>
+        </w:drawing>
+      </w:r>
+      <w:r>
+        <w:rPr>
+          <w:sz w:val="18"/>
+        </w:rPr>
         <w:t>☐ Events trigger expected changes.</w:t>
+      </w:r>
+      <w:r>
+        <w:rPr>
+          <w:noProof/>
+          <w:sz w:val="18"/>
+        </w:rPr>
+        <w:t xml:space="preserve"> </w:t>
       </w:r>
     </w:p>
     <w:p>
@@ -23148,9 +26091,77 @@
       </w:pPr>
       <w:r>
         <w:rPr>
+          <w:noProof/>
           <w:sz w:val="18"/>
         </w:rPr>
+        <w:drawing>
+          <wp:anchor distT="0" distB="0" distL="114300" distR="114300" simplePos="0" relativeHeight="251907072" behindDoc="0" locked="0" layoutInCell="1" allowOverlap="1" wp14:anchorId="7474F39A" wp14:editId="22F95F0D">
+            <wp:simplePos x="0" y="0"/>
+            <wp:positionH relativeFrom="column">
+              <wp:posOffset>248421</wp:posOffset>
+            </wp:positionH>
+            <wp:positionV relativeFrom="paragraph">
+              <wp:posOffset>57506</wp:posOffset>
+            </wp:positionV>
+            <wp:extent cx="64770" cy="64770"/>
+            <wp:effectExtent l="0" t="0" r="0" b="0"/>
+            <wp:wrapNone/>
+            <wp:docPr id="1614454716" name="Graphic 1" descr="Checkmark with solid fill"/>
+            <wp:cNvGraphicFramePr>
+              <a:graphicFrameLocks xmlns:a="http://schemas.openxmlformats.org/drawingml/2006/main" noChangeAspect="1"/>
+            </wp:cNvGraphicFramePr>
+            <a:graphic xmlns:a="http://schemas.openxmlformats.org/drawingml/2006/main">
+              <a:graphicData uri="http://schemas.openxmlformats.org/drawingml/2006/picture">
+                <pic:pic xmlns:pic="http://schemas.openxmlformats.org/drawingml/2006/picture">
+                  <pic:nvPicPr>
+                    <pic:cNvPr id="1580647732" name="Graphic 1580647732" descr="Checkmark with solid fill"/>
+                    <pic:cNvPicPr/>
+                  </pic:nvPicPr>
+                  <pic:blipFill>
+                    <a:blip r:embed="rId8">
+                      <a:extLst>
+                        <a:ext uri="{96DAC541-7B7A-43D3-8B79-37D633B846F1}">
+                          <asvg:svgBlip xmlns:asvg="http://schemas.microsoft.com/office/drawing/2016/SVG/main" r:embed="rId9"/>
+                        </a:ext>
+                      </a:extLst>
+                    </a:blip>
+                    <a:stretch>
+                      <a:fillRect/>
+                    </a:stretch>
+                  </pic:blipFill>
+                  <pic:spPr>
+                    <a:xfrm>
+                      <a:off x="0" y="0"/>
+                      <a:ext cx="64770" cy="64770"/>
+                    </a:xfrm>
+                    <a:prstGeom prst="rect">
+                      <a:avLst/>
+                    </a:prstGeom>
+                  </pic:spPr>
+                </pic:pic>
+              </a:graphicData>
+            </a:graphic>
+            <wp14:sizeRelH relativeFrom="margin">
+              <wp14:pctWidth>0</wp14:pctWidth>
+            </wp14:sizeRelH>
+            <wp14:sizeRelV relativeFrom="margin">
+              <wp14:pctHeight>0</wp14:pctHeight>
+            </wp14:sizeRelV>
+          </wp:anchor>
+        </w:drawing>
+      </w:r>
+      <w:r>
+        <w:rPr>
+          <w:sz w:val="18"/>
+        </w:rPr>
         <w:t>☐ Add/remove behaviour works.</w:t>
+      </w:r>
+      <w:r>
+        <w:rPr>
+          <w:noProof/>
+          <w:sz w:val="18"/>
+        </w:rPr>
+        <w:t xml:space="preserve"> </w:t>
       </w:r>
     </w:p>
     <w:p>
@@ -23164,9 +26175,77 @@
       </w:pPr>
       <w:r>
         <w:rPr>
+          <w:noProof/>
           <w:sz w:val="18"/>
         </w:rPr>
+        <w:drawing>
+          <wp:anchor distT="0" distB="0" distL="114300" distR="114300" simplePos="0" relativeHeight="251909120" behindDoc="0" locked="0" layoutInCell="1" allowOverlap="1" wp14:anchorId="3F858547" wp14:editId="605ACC87">
+            <wp:simplePos x="0" y="0"/>
+            <wp:positionH relativeFrom="column">
+              <wp:posOffset>253706</wp:posOffset>
+            </wp:positionH>
+            <wp:positionV relativeFrom="paragraph">
+              <wp:posOffset>58141</wp:posOffset>
+            </wp:positionV>
+            <wp:extent cx="64770" cy="64770"/>
+            <wp:effectExtent l="0" t="0" r="0" b="0"/>
+            <wp:wrapNone/>
+            <wp:docPr id="1265137305" name="Graphic 1" descr="Checkmark with solid fill"/>
+            <wp:cNvGraphicFramePr>
+              <a:graphicFrameLocks xmlns:a="http://schemas.openxmlformats.org/drawingml/2006/main" noChangeAspect="1"/>
+            </wp:cNvGraphicFramePr>
+            <a:graphic xmlns:a="http://schemas.openxmlformats.org/drawingml/2006/main">
+              <a:graphicData uri="http://schemas.openxmlformats.org/drawingml/2006/picture">
+                <pic:pic xmlns:pic="http://schemas.openxmlformats.org/drawingml/2006/picture">
+                  <pic:nvPicPr>
+                    <pic:cNvPr id="1580647732" name="Graphic 1580647732" descr="Checkmark with solid fill"/>
+                    <pic:cNvPicPr/>
+                  </pic:nvPicPr>
+                  <pic:blipFill>
+                    <a:blip r:embed="rId8">
+                      <a:extLst>
+                        <a:ext uri="{96DAC541-7B7A-43D3-8B79-37D633B846F1}">
+                          <asvg:svgBlip xmlns:asvg="http://schemas.microsoft.com/office/drawing/2016/SVG/main" r:embed="rId9"/>
+                        </a:ext>
+                      </a:extLst>
+                    </a:blip>
+                    <a:stretch>
+                      <a:fillRect/>
+                    </a:stretch>
+                  </pic:blipFill>
+                  <pic:spPr>
+                    <a:xfrm>
+                      <a:off x="0" y="0"/>
+                      <a:ext cx="64770" cy="64770"/>
+                    </a:xfrm>
+                    <a:prstGeom prst="rect">
+                      <a:avLst/>
+                    </a:prstGeom>
+                  </pic:spPr>
+                </pic:pic>
+              </a:graphicData>
+            </a:graphic>
+            <wp14:sizeRelH relativeFrom="margin">
+              <wp14:pctWidth>0</wp14:pctWidth>
+            </wp14:sizeRelH>
+            <wp14:sizeRelV relativeFrom="margin">
+              <wp14:pctHeight>0</wp14:pctHeight>
+            </wp14:sizeRelV>
+          </wp:anchor>
+        </w:drawing>
+      </w:r>
+      <w:r>
+        <w:rPr>
+          <w:sz w:val="18"/>
+        </w:rPr>
         <w:t>☐ Code is organised and readable.</w:t>
+      </w:r>
+      <w:r>
+        <w:rPr>
+          <w:noProof/>
+          <w:sz w:val="18"/>
+        </w:rPr>
+        <w:t xml:space="preserve"> </w:t>
       </w:r>
     </w:p>
     <w:p>
@@ -23230,7 +26309,11 @@
               <w:right w:val="single" w:sz="4" w:space="0" w:color="B7B7B7"/>
             </w:tcBorders>
           </w:tcPr>
-          <w:p/>
+          <w:p>
+            <w:r>
+              <w:t>2026/09/15</w:t>
+            </w:r>
+          </w:p>
         </w:tc>
       </w:tr>
       <w:tr>
@@ -23269,7 +26352,11 @@
               <w:right w:val="single" w:sz="4" w:space="0" w:color="B7B7B7"/>
             </w:tcBorders>
           </w:tcPr>
-          <w:p/>
+          <w:p>
+            <w:r>
+              <w:t>2026/09/27</w:t>
+            </w:r>
+          </w:p>
         </w:tc>
       </w:tr>
       <w:tr>
@@ -23308,7 +26395,11 @@
               <w:right w:val="single" w:sz="4" w:space="0" w:color="B7B7B7"/>
             </w:tcBorders>
           </w:tcPr>
-          <w:p/>
+          <w:p>
+            <w:r>
+              <w:t>RedPanda Software</w:t>
+            </w:r>
+          </w:p>
         </w:tc>
       </w:tr>
       <w:tr>
@@ -23347,7 +26438,11 @@
               <w:right w:val="single" w:sz="4" w:space="0" w:color="B7B7B7"/>
             </w:tcBorders>
           </w:tcPr>
-          <w:p/>
+          <w:p>
+            <w:r>
+              <w:t>2-3 Hours</w:t>
+            </w:r>
+          </w:p>
         </w:tc>
       </w:tr>
       <w:tr>
@@ -23425,7 +26520,11 @@
               <w:right w:val="single" w:sz="4" w:space="0" w:color="B7B7B7"/>
             </w:tcBorders>
           </w:tcPr>
-          <w:p/>
+          <w:p>
+            <w:r>
+              <w:t>PM 03\pm03-contact-form\evidence</w:t>
+            </w:r>
+          </w:p>
         </w:tc>
       </w:tr>
       <w:tr>
@@ -23464,7 +26563,22 @@
               <w:right w:val="single" w:sz="4" w:space="0" w:color="B7B7B7"/>
             </w:tcBorders>
           </w:tcPr>
-          <w:p/>
+          <w:p>
+            <w:r>
+              <w:t>Targeting Correct Elements: Missing or mistyping ID and class naming conv</w:t>
+            </w:r>
+            <w:r>
+              <w:t xml:space="preserve">entions in </w:t>
+            </w:r>
+            <w:proofErr w:type="spellStart"/>
+            <w:r>
+              <w:t>querySelector</w:t>
+            </w:r>
+            <w:proofErr w:type="spellEnd"/>
+            <w:r>
+              <w:t>, leading to null reference errors when attempting to select HTML elements</w:t>
+            </w:r>
+          </w:p>
         </w:tc>
       </w:tr>
       <w:tr>
@@ -23489,6 +26603,7 @@
                 <w:color w:val="111111"/>
                 <w:sz w:val="16"/>
               </w:rPr>
+              <w:lastRenderedPageBreak/>
               <w:t>How challenges were resolved</w:t>
             </w:r>
           </w:p>
@@ -23503,7 +26618,39 @@
               <w:right w:val="single" w:sz="4" w:space="0" w:color="B7B7B7"/>
             </w:tcBorders>
           </w:tcPr>
-          <w:p/>
+          <w:p>
+            <w:r>
+              <w:t>Precise struc</w:t>
+            </w:r>
+            <w:r>
+              <w:t>tured Strategies: Implemented</w:t>
+            </w:r>
+            <w:r>
+              <w:t xml:space="preserve"> checks utilizing explicit </w:t>
+            </w:r>
+            <w:proofErr w:type="spellStart"/>
+            <w:r>
+              <w:t>getElement</w:t>
+            </w:r>
+            <w:r>
+              <w:t>ById</w:t>
+            </w:r>
+            <w:proofErr w:type="spellEnd"/>
+            <w:r>
+              <w:t xml:space="preserve"> and structured </w:t>
+            </w:r>
+            <w:proofErr w:type="spellStart"/>
+            <w:r>
+              <w:t>queryselector</w:t>
+            </w:r>
+            <w:proofErr w:type="spellEnd"/>
+            <w:r>
+              <w:t xml:space="preserve"> syntax to guarantee accu</w:t>
+            </w:r>
+            <w:r>
+              <w:t>rate targeting.</w:t>
+            </w:r>
+          </w:p>
         </w:tc>
       </w:tr>
     </w:tbl>
@@ -23534,13 +26681,37 @@
       <w:pPr>
         <w:spacing w:after="99"/>
         <w:ind w:left="-5" w:right="3583" w:hanging="10"/>
-      </w:pPr>
-      <w:r>
         <w:rPr>
           <w:color w:val="888888"/>
           <w:sz w:val="16"/>
         </w:rPr>
-        <w:t>________________________________________________________________________________</w:t>
+      </w:pPr>
+      <w:r>
+        <w:rPr>
+          <w:color w:val="888888"/>
+          <w:sz w:val="16"/>
+        </w:rPr>
+        <w:t>_</w:t>
+      </w:r>
+      <w:r>
+        <w:rPr>
+          <w:color w:val="888888"/>
+          <w:sz w:val="16"/>
+        </w:rPr>
+        <w:t xml:space="preserve">I built an interactive web page that reads and updates content in real time based on user actions like clicks and text input. </w:t>
+      </w:r>
+    </w:p>
+    <w:p>
+      <w:pPr>
+        <w:spacing w:after="99"/>
+        <w:ind w:left="-5" w:right="3583" w:hanging="10"/>
+      </w:pPr>
+      <w:r>
+        <w:rPr>
+          <w:color w:val="888888"/>
+          <w:sz w:val="16"/>
+        </w:rPr>
+        <w:t>I added functionality to dynamically add and remove list items, update styles, and modify text content without reloading the page.</w:t>
       </w:r>
     </w:p>
     <w:p>
@@ -23553,7 +26724,7 @@
           <w:color w:val="888888"/>
           <w:sz w:val="16"/>
         </w:rPr>
-        <w:t xml:space="preserve">________________________________________________________________________________ </w:t>
+        <w:t>_______________________________________________________________________________</w:t>
       </w:r>
       <w:r>
         <w:rPr>
@@ -23562,25 +26733,149 @@
         </w:rPr>
         <w:t xml:space="preserve">Which JavaScript concepts did you apply? </w:t>
       </w:r>
-      <w:r>
+    </w:p>
+    <w:p>
+      <w:pPr>
+        <w:spacing w:after="99"/>
+        <w:ind w:left="-5" w:right="3583" w:hanging="10"/>
         <w:rPr>
           <w:color w:val="888888"/>
           <w:sz w:val="16"/>
         </w:rPr>
-        <w:t>________________________________________________________________________________</w:t>
+      </w:pPr>
+      <w:r>
+        <w:rPr>
+          <w:color w:val="888888"/>
+          <w:sz w:val="16"/>
+        </w:rPr>
+        <w:t xml:space="preserve">DOM Selection: Used methods like </w:t>
+      </w:r>
+      <w:proofErr w:type="spellStart"/>
+      <w:r>
+        <w:rPr>
+          <w:color w:val="888888"/>
+          <w:sz w:val="16"/>
+        </w:rPr>
+        <w:t>document.getElementById</w:t>
+      </w:r>
+      <w:proofErr w:type="spellEnd"/>
+      <w:r>
+        <w:rPr>
+          <w:color w:val="888888"/>
+          <w:sz w:val="16"/>
+        </w:rPr>
+        <w:t xml:space="preserve">() and </w:t>
+      </w:r>
+      <w:proofErr w:type="spellStart"/>
+      <w:r>
+        <w:rPr>
+          <w:color w:val="888888"/>
+          <w:sz w:val="16"/>
+        </w:rPr>
+        <w:t>document.querySelector</w:t>
+      </w:r>
+      <w:proofErr w:type="spellEnd"/>
+      <w:r>
+        <w:rPr>
+          <w:color w:val="888888"/>
+          <w:sz w:val="16"/>
+        </w:rPr>
+        <w:t>() to find and manipulate elements.</w:t>
       </w:r>
     </w:p>
     <w:p>
       <w:pPr>
         <w:spacing w:after="99"/>
         <w:ind w:left="-5" w:right="3583" w:hanging="10"/>
-      </w:pPr>
-      <w:r>
         <w:rPr>
           <w:color w:val="888888"/>
           <w:sz w:val="16"/>
         </w:rPr>
-        <w:t>________________________________________________________________________________</w:t>
+      </w:pPr>
+      <w:r>
+        <w:rPr>
+          <w:color w:val="888888"/>
+          <w:sz w:val="16"/>
+        </w:rPr>
+        <w:t xml:space="preserve">Event Listeners: Used </w:t>
+      </w:r>
+      <w:proofErr w:type="spellStart"/>
+      <w:r>
+        <w:rPr>
+          <w:color w:val="888888"/>
+          <w:sz w:val="16"/>
+        </w:rPr>
+        <w:t>addEventListener</w:t>
+      </w:r>
+      <w:proofErr w:type="spellEnd"/>
+      <w:r>
+        <w:rPr>
+          <w:color w:val="888888"/>
+          <w:sz w:val="16"/>
+        </w:rPr>
+        <w:t>() to detect user interactions such as click, input, and change events.</w:t>
+      </w:r>
+    </w:p>
+    <w:p>
+      <w:pPr>
+        <w:spacing w:after="99"/>
+        <w:ind w:left="-5" w:right="3583" w:hanging="10"/>
+        <w:rPr>
+          <w:color w:val="888888"/>
+          <w:sz w:val="16"/>
+        </w:rPr>
+      </w:pPr>
+      <w:r>
+        <w:rPr>
+          <w:color w:val="888888"/>
+          <w:sz w:val="16"/>
+        </w:rPr>
+        <w:t xml:space="preserve">Dynamic DOM Manipulation: Used </w:t>
+      </w:r>
+      <w:proofErr w:type="spellStart"/>
+      <w:r>
+        <w:rPr>
+          <w:color w:val="888888"/>
+          <w:sz w:val="16"/>
+        </w:rPr>
+        <w:t>createElement</w:t>
+      </w:r>
+      <w:proofErr w:type="spellEnd"/>
+      <w:r>
+        <w:rPr>
+          <w:color w:val="888888"/>
+          <w:sz w:val="16"/>
+        </w:rPr>
+        <w:t xml:space="preserve">(), </w:t>
+      </w:r>
+      <w:proofErr w:type="spellStart"/>
+      <w:r>
+        <w:rPr>
+          <w:color w:val="888888"/>
+          <w:sz w:val="16"/>
+        </w:rPr>
+        <w:t>appendChild</w:t>
+      </w:r>
+      <w:proofErr w:type="spellEnd"/>
+      <w:r>
+        <w:rPr>
+          <w:color w:val="888888"/>
+          <w:sz w:val="16"/>
+        </w:rPr>
+        <w:t>(), and remove() to add or delete elements on the fly.</w:t>
+      </w:r>
+    </w:p>
+    <w:p>
+      <w:pPr>
+        <w:spacing w:after="99"/>
+        <w:ind w:left="-5" w:right="3583" w:hanging="10"/>
+      </w:pPr>
+      <w:r>
+        <w:rPr>
+          <w:color w:val="888888"/>
+          <w:sz w:val="16"/>
+        </w:rPr>
+        <w:t>_______________________________________________________________________________</w:t>
       </w:r>
     </w:p>
     <w:p>
@@ -23600,14 +26895,53 @@
       <w:pPr>
         <w:spacing w:after="99"/>
         <w:ind w:left="-5" w:right="3583" w:hanging="10"/>
-      </w:pPr>
-      <w:r>
         <w:rPr>
           <w:color w:val="888888"/>
           <w:sz w:val="16"/>
         </w:rPr>
-        <w:lastRenderedPageBreak/>
-        <w:t>________________________________________________________________________________</w:t>
+      </w:pPr>
+      <w:r>
+        <w:rPr>
+          <w:color w:val="888888"/>
+          <w:sz w:val="16"/>
+        </w:rPr>
+        <w:t>_</w:t>
+      </w:r>
+      <w:r>
+        <w:rPr>
+          <w:color w:val="888888"/>
+          <w:sz w:val="16"/>
+        </w:rPr>
+        <w:t xml:space="preserve">Using </w:t>
+      </w:r>
+      <w:proofErr w:type="spellStart"/>
+      <w:r>
+        <w:rPr>
+          <w:color w:val="888888"/>
+          <w:sz w:val="16"/>
+        </w:rPr>
+        <w:t>addEventListener</w:t>
+      </w:r>
+      <w:proofErr w:type="spellEnd"/>
+      <w:r>
+        <w:rPr>
+          <w:color w:val="888888"/>
+          <w:sz w:val="16"/>
+        </w:rPr>
+        <w:t xml:space="preserve">() allowed the page to feel fast and responsive. </w:t>
+      </w:r>
+    </w:p>
+    <w:p>
+      <w:pPr>
+        <w:spacing w:after="99"/>
+        <w:ind w:left="-5" w:right="3583" w:hanging="10"/>
+      </w:pPr>
+      <w:r>
+        <w:rPr>
+          <w:color w:val="888888"/>
+          <w:sz w:val="16"/>
+        </w:rPr>
+        <w:t>Updating text content and toggling styles directly through JavaScript provided immediate feedback whenever a user interacted with the page.</w:t>
       </w:r>
     </w:p>
     <w:p>
@@ -23620,7 +26954,7 @@
           <w:color w:val="888888"/>
           <w:sz w:val="16"/>
         </w:rPr>
-        <w:t xml:space="preserve">________________________________________________________________________________ </w:t>
+        <w:t>_______________________________________________________________________________</w:t>
       </w:r>
       <w:r>
         <w:rPr>
@@ -23634,26 +26968,79 @@
       <w:pPr>
         <w:spacing w:after="99"/>
         <w:ind w:left="-5" w:right="3583" w:hanging="10"/>
-      </w:pPr>
-      <w:r>
         <w:rPr>
           <w:color w:val="888888"/>
           <w:sz w:val="16"/>
         </w:rPr>
-        <w:t>________________________________________________________________________________</w:t>
+      </w:pPr>
+      <w:r>
+        <w:rPr>
+          <w:color w:val="888888"/>
+          <w:sz w:val="16"/>
+        </w:rPr>
+        <w:t>Element Selection Errors: Getting null errors when attempting to select HTML elements using slightly incorrect ID or selector names.</w:t>
       </w:r>
     </w:p>
     <w:p>
       <w:pPr>
         <w:spacing w:after="99"/>
         <w:ind w:left="-5" w:right="3583" w:hanging="10"/>
-      </w:pPr>
-      <w:r>
         <w:rPr>
           <w:color w:val="888888"/>
           <w:sz w:val="16"/>
         </w:rPr>
-        <w:t>________________________________________________________________________________</w:t>
+      </w:pPr>
+      <w:r>
+        <w:rPr>
+          <w:color w:val="888888"/>
+          <w:sz w:val="16"/>
+        </w:rPr>
+        <w:t xml:space="preserve">Event </w:t>
+      </w:r>
+      <w:proofErr w:type="spellStart"/>
+      <w:r>
+        <w:rPr>
+          <w:color w:val="888888"/>
+          <w:sz w:val="16"/>
+        </w:rPr>
+        <w:t>Behavior</w:t>
+      </w:r>
+      <w:proofErr w:type="spellEnd"/>
+      <w:r>
+        <w:rPr>
+          <w:color w:val="888888"/>
+          <w:sz w:val="16"/>
+        </w:rPr>
+        <w:t xml:space="preserve"> Issues: Buttons submitting data prematurely before </w:t>
+      </w:r>
+      <w:proofErr w:type="spellStart"/>
+      <w:r>
+        <w:rPr>
+          <w:color w:val="888888"/>
+          <w:sz w:val="16"/>
+        </w:rPr>
+        <w:t>event.preventDefault</w:t>
+      </w:r>
+      <w:proofErr w:type="spellEnd"/>
+      <w:r>
+        <w:rPr>
+          <w:color w:val="888888"/>
+          <w:sz w:val="16"/>
+        </w:rPr>
+        <w:t>() was properly implemented.</w:t>
+      </w:r>
+    </w:p>
+    <w:p>
+      <w:pPr>
+        <w:spacing w:after="99"/>
+        <w:ind w:left="-5" w:right="3583" w:hanging="10"/>
+      </w:pPr>
+      <w:r>
+        <w:rPr>
+          <w:color w:val="888888"/>
+          <w:sz w:val="16"/>
+        </w:rPr>
+        <w:t>_______________________________________________________________________________</w:t>
       </w:r>
     </w:p>
     <w:p>
@@ -23673,13 +27060,30 @@
       <w:pPr>
         <w:spacing w:after="99"/>
         <w:ind w:left="-5" w:right="3583" w:hanging="10"/>
-      </w:pPr>
-      <w:r>
         <w:rPr>
           <w:color w:val="888888"/>
           <w:sz w:val="16"/>
         </w:rPr>
-        <w:t>________________________________________________________________________________</w:t>
+      </w:pPr>
+      <w:r>
+        <w:rPr>
+          <w:color w:val="888888"/>
+          <w:sz w:val="16"/>
+        </w:rPr>
+        <w:t xml:space="preserve">Dynamic DOM manipulation is essential for creating interactive workplace tools like digital shopping carts, task tracking lists, or inventory management dashboards. </w:t>
+      </w:r>
+    </w:p>
+    <w:p>
+      <w:pPr>
+        <w:spacing w:after="99"/>
+        <w:ind w:left="-5" w:right="3583" w:hanging="10"/>
+      </w:pPr>
+      <w:r>
+        <w:rPr>
+          <w:color w:val="888888"/>
+          <w:sz w:val="16"/>
+        </w:rPr>
+        <w:t>It allows staff or customers to add, update, or remove items in real time, keeping the interface clean and user-friendly without unnecessary page reloads.</w:t>
       </w:r>
     </w:p>
     <w:p>
@@ -23692,7 +27096,7 @@
           <w:color w:val="888888"/>
           <w:sz w:val="16"/>
         </w:rPr>
-        <w:t>________________________________________________________________________________</w:t>
+        <w:t>_______________________________________________________________________________</w:t>
       </w:r>
     </w:p>
     <w:p>
@@ -24033,6 +27437,7 @@
                 <w:color w:val="111111"/>
                 <w:sz w:val="15"/>
               </w:rPr>
+              <w:lastRenderedPageBreak/>
               <w:t>Add/remove behaviour works.</w:t>
             </w:r>
           </w:p>
@@ -24542,9 +27947,77 @@
       </w:pPr>
       <w:r>
         <w:rPr>
+          <w:noProof/>
           <w:sz w:val="18"/>
         </w:rPr>
+        <w:drawing>
+          <wp:anchor distT="0" distB="0" distL="114300" distR="114300" simplePos="0" relativeHeight="251911168" behindDoc="0" locked="0" layoutInCell="1" allowOverlap="1" wp14:anchorId="09DB5E75" wp14:editId="694067D7">
+            <wp:simplePos x="0" y="0"/>
+            <wp:positionH relativeFrom="column">
+              <wp:posOffset>253707</wp:posOffset>
+            </wp:positionH>
+            <wp:positionV relativeFrom="paragraph">
+              <wp:posOffset>52220</wp:posOffset>
+            </wp:positionV>
+            <wp:extent cx="64770" cy="64770"/>
+            <wp:effectExtent l="0" t="0" r="0" b="0"/>
+            <wp:wrapNone/>
+            <wp:docPr id="2082905257" name="Graphic 1" descr="Checkmark with solid fill"/>
+            <wp:cNvGraphicFramePr>
+              <a:graphicFrameLocks xmlns:a="http://schemas.openxmlformats.org/drawingml/2006/main" noChangeAspect="1"/>
+            </wp:cNvGraphicFramePr>
+            <a:graphic xmlns:a="http://schemas.openxmlformats.org/drawingml/2006/main">
+              <a:graphicData uri="http://schemas.openxmlformats.org/drawingml/2006/picture">
+                <pic:pic xmlns:pic="http://schemas.openxmlformats.org/drawingml/2006/picture">
+                  <pic:nvPicPr>
+                    <pic:cNvPr id="1580647732" name="Graphic 1580647732" descr="Checkmark with solid fill"/>
+                    <pic:cNvPicPr/>
+                  </pic:nvPicPr>
+                  <pic:blipFill>
+                    <a:blip r:embed="rId8">
+                      <a:extLst>
+                        <a:ext uri="{96DAC541-7B7A-43D3-8B79-37D633B846F1}">
+                          <asvg:svgBlip xmlns:asvg="http://schemas.microsoft.com/office/drawing/2016/SVG/main" r:embed="rId9"/>
+                        </a:ext>
+                      </a:extLst>
+                    </a:blip>
+                    <a:stretch>
+                      <a:fillRect/>
+                    </a:stretch>
+                  </pic:blipFill>
+                  <pic:spPr>
+                    <a:xfrm>
+                      <a:off x="0" y="0"/>
+                      <a:ext cx="64770" cy="64770"/>
+                    </a:xfrm>
+                    <a:prstGeom prst="rect">
+                      <a:avLst/>
+                    </a:prstGeom>
+                  </pic:spPr>
+                </pic:pic>
+              </a:graphicData>
+            </a:graphic>
+            <wp14:sizeRelH relativeFrom="margin">
+              <wp14:pctWidth>0</wp14:pctWidth>
+            </wp14:sizeRelH>
+            <wp14:sizeRelV relativeFrom="margin">
+              <wp14:pctHeight>0</wp14:pctHeight>
+            </wp14:sizeRelV>
+          </wp:anchor>
+        </w:drawing>
+      </w:r>
+      <w:r>
+        <w:rPr>
+          <w:sz w:val="18"/>
+        </w:rPr>
         <w:t>☐ Use fetch() to send a GET request.</w:t>
+      </w:r>
+      <w:r>
+        <w:rPr>
+          <w:noProof/>
+          <w:sz w:val="18"/>
+        </w:rPr>
+        <w:t xml:space="preserve"> </w:t>
       </w:r>
     </w:p>
     <w:p>
@@ -24558,9 +28031,77 @@
       </w:pPr>
       <w:r>
         <w:rPr>
+          <w:noProof/>
           <w:sz w:val="18"/>
         </w:rPr>
+        <w:drawing>
+          <wp:anchor distT="0" distB="0" distL="114300" distR="114300" simplePos="0" relativeHeight="251913216" behindDoc="0" locked="0" layoutInCell="1" allowOverlap="1" wp14:anchorId="703E6414" wp14:editId="5C030CF1">
+            <wp:simplePos x="0" y="0"/>
+            <wp:positionH relativeFrom="column">
+              <wp:posOffset>253706</wp:posOffset>
+            </wp:positionH>
+            <wp:positionV relativeFrom="paragraph">
+              <wp:posOffset>47570</wp:posOffset>
+            </wp:positionV>
+            <wp:extent cx="64770" cy="64770"/>
+            <wp:effectExtent l="0" t="0" r="0" b="0"/>
+            <wp:wrapNone/>
+            <wp:docPr id="2005630224" name="Graphic 1" descr="Checkmark with solid fill"/>
+            <wp:cNvGraphicFramePr>
+              <a:graphicFrameLocks xmlns:a="http://schemas.openxmlformats.org/drawingml/2006/main" noChangeAspect="1"/>
+            </wp:cNvGraphicFramePr>
+            <a:graphic xmlns:a="http://schemas.openxmlformats.org/drawingml/2006/main">
+              <a:graphicData uri="http://schemas.openxmlformats.org/drawingml/2006/picture">
+                <pic:pic xmlns:pic="http://schemas.openxmlformats.org/drawingml/2006/picture">
+                  <pic:nvPicPr>
+                    <pic:cNvPr id="1580647732" name="Graphic 1580647732" descr="Checkmark with solid fill"/>
+                    <pic:cNvPicPr/>
+                  </pic:nvPicPr>
+                  <pic:blipFill>
+                    <a:blip r:embed="rId8">
+                      <a:extLst>
+                        <a:ext uri="{96DAC541-7B7A-43D3-8B79-37D633B846F1}">
+                          <asvg:svgBlip xmlns:asvg="http://schemas.microsoft.com/office/drawing/2016/SVG/main" r:embed="rId9"/>
+                        </a:ext>
+                      </a:extLst>
+                    </a:blip>
+                    <a:stretch>
+                      <a:fillRect/>
+                    </a:stretch>
+                  </pic:blipFill>
+                  <pic:spPr>
+                    <a:xfrm>
+                      <a:off x="0" y="0"/>
+                      <a:ext cx="64770" cy="64770"/>
+                    </a:xfrm>
+                    <a:prstGeom prst="rect">
+                      <a:avLst/>
+                    </a:prstGeom>
+                  </pic:spPr>
+                </pic:pic>
+              </a:graphicData>
+            </a:graphic>
+            <wp14:sizeRelH relativeFrom="margin">
+              <wp14:pctWidth>0</wp14:pctWidth>
+            </wp14:sizeRelH>
+            <wp14:sizeRelV relativeFrom="margin">
+              <wp14:pctHeight>0</wp14:pctHeight>
+            </wp14:sizeRelV>
+          </wp:anchor>
+        </w:drawing>
+      </w:r>
+      <w:r>
+        <w:rPr>
+          <w:sz w:val="18"/>
+        </w:rPr>
         <w:t>☐ Convert the response to JSON.</w:t>
+      </w:r>
+      <w:r>
+        <w:rPr>
+          <w:noProof/>
+          <w:sz w:val="18"/>
+        </w:rPr>
+        <w:t xml:space="preserve"> </w:t>
       </w:r>
     </w:p>
     <w:p>
@@ -24574,9 +28115,77 @@
       </w:pPr>
       <w:r>
         <w:rPr>
+          <w:noProof/>
           <w:sz w:val="18"/>
         </w:rPr>
+        <w:drawing>
+          <wp:anchor distT="0" distB="0" distL="114300" distR="114300" simplePos="0" relativeHeight="251915264" behindDoc="0" locked="0" layoutInCell="1" allowOverlap="1" wp14:anchorId="188F4970" wp14:editId="4F3FB577">
+            <wp:simplePos x="0" y="0"/>
+            <wp:positionH relativeFrom="column">
+              <wp:posOffset>253706</wp:posOffset>
+            </wp:positionH>
+            <wp:positionV relativeFrom="paragraph">
+              <wp:posOffset>46935</wp:posOffset>
+            </wp:positionV>
+            <wp:extent cx="64770" cy="64770"/>
+            <wp:effectExtent l="0" t="0" r="0" b="0"/>
+            <wp:wrapNone/>
+            <wp:docPr id="2007300097" name="Graphic 1" descr="Checkmark with solid fill"/>
+            <wp:cNvGraphicFramePr>
+              <a:graphicFrameLocks xmlns:a="http://schemas.openxmlformats.org/drawingml/2006/main" noChangeAspect="1"/>
+            </wp:cNvGraphicFramePr>
+            <a:graphic xmlns:a="http://schemas.openxmlformats.org/drawingml/2006/main">
+              <a:graphicData uri="http://schemas.openxmlformats.org/drawingml/2006/picture">
+                <pic:pic xmlns:pic="http://schemas.openxmlformats.org/drawingml/2006/picture">
+                  <pic:nvPicPr>
+                    <pic:cNvPr id="1580647732" name="Graphic 1580647732" descr="Checkmark with solid fill"/>
+                    <pic:cNvPicPr/>
+                  </pic:nvPicPr>
+                  <pic:blipFill>
+                    <a:blip r:embed="rId8">
+                      <a:extLst>
+                        <a:ext uri="{96DAC541-7B7A-43D3-8B79-37D633B846F1}">
+                          <asvg:svgBlip xmlns:asvg="http://schemas.microsoft.com/office/drawing/2016/SVG/main" r:embed="rId9"/>
+                        </a:ext>
+                      </a:extLst>
+                    </a:blip>
+                    <a:stretch>
+                      <a:fillRect/>
+                    </a:stretch>
+                  </pic:blipFill>
+                  <pic:spPr>
+                    <a:xfrm>
+                      <a:off x="0" y="0"/>
+                      <a:ext cx="64770" cy="64770"/>
+                    </a:xfrm>
+                    <a:prstGeom prst="rect">
+                      <a:avLst/>
+                    </a:prstGeom>
+                  </pic:spPr>
+                </pic:pic>
+              </a:graphicData>
+            </a:graphic>
+            <wp14:sizeRelH relativeFrom="margin">
+              <wp14:pctWidth>0</wp14:pctWidth>
+            </wp14:sizeRelH>
+            <wp14:sizeRelV relativeFrom="margin">
+              <wp14:pctHeight>0</wp14:pctHeight>
+            </wp14:sizeRelV>
+          </wp:anchor>
+        </w:drawing>
+      </w:r>
+      <w:r>
+        <w:rPr>
+          <w:sz w:val="18"/>
+        </w:rPr>
         <w:t>☐ Display selected fields on the page.</w:t>
+      </w:r>
+      <w:r>
+        <w:rPr>
+          <w:noProof/>
+          <w:sz w:val="18"/>
+        </w:rPr>
+        <w:t xml:space="preserve"> </w:t>
       </w:r>
     </w:p>
     <w:p>
@@ -24590,9 +28199,77 @@
       </w:pPr>
       <w:r>
         <w:rPr>
+          <w:noProof/>
           <w:sz w:val="18"/>
         </w:rPr>
+        <w:drawing>
+          <wp:anchor distT="0" distB="0" distL="114300" distR="114300" simplePos="0" relativeHeight="251917312" behindDoc="0" locked="0" layoutInCell="1" allowOverlap="1" wp14:anchorId="02D2DF40" wp14:editId="1D7023DE">
+            <wp:simplePos x="0" y="0"/>
+            <wp:positionH relativeFrom="column">
+              <wp:posOffset>253706</wp:posOffset>
+            </wp:positionH>
+            <wp:positionV relativeFrom="paragraph">
+              <wp:posOffset>36999</wp:posOffset>
+            </wp:positionV>
+            <wp:extent cx="64770" cy="64770"/>
+            <wp:effectExtent l="0" t="0" r="0" b="0"/>
+            <wp:wrapNone/>
+            <wp:docPr id="1958557999" name="Graphic 1" descr="Checkmark with solid fill"/>
+            <wp:cNvGraphicFramePr>
+              <a:graphicFrameLocks xmlns:a="http://schemas.openxmlformats.org/drawingml/2006/main" noChangeAspect="1"/>
+            </wp:cNvGraphicFramePr>
+            <a:graphic xmlns:a="http://schemas.openxmlformats.org/drawingml/2006/main">
+              <a:graphicData uri="http://schemas.openxmlformats.org/drawingml/2006/picture">
+                <pic:pic xmlns:pic="http://schemas.openxmlformats.org/drawingml/2006/picture">
+                  <pic:nvPicPr>
+                    <pic:cNvPr id="1580647732" name="Graphic 1580647732" descr="Checkmark with solid fill"/>
+                    <pic:cNvPicPr/>
+                  </pic:nvPicPr>
+                  <pic:blipFill>
+                    <a:blip r:embed="rId8">
+                      <a:extLst>
+                        <a:ext uri="{96DAC541-7B7A-43D3-8B79-37D633B846F1}">
+                          <asvg:svgBlip xmlns:asvg="http://schemas.microsoft.com/office/drawing/2016/SVG/main" r:embed="rId9"/>
+                        </a:ext>
+                      </a:extLst>
+                    </a:blip>
+                    <a:stretch>
+                      <a:fillRect/>
+                    </a:stretch>
+                  </pic:blipFill>
+                  <pic:spPr>
+                    <a:xfrm>
+                      <a:off x="0" y="0"/>
+                      <a:ext cx="64770" cy="64770"/>
+                    </a:xfrm>
+                    <a:prstGeom prst="rect">
+                      <a:avLst/>
+                    </a:prstGeom>
+                  </pic:spPr>
+                </pic:pic>
+              </a:graphicData>
+            </a:graphic>
+            <wp14:sizeRelH relativeFrom="margin">
+              <wp14:pctWidth>0</wp14:pctWidth>
+            </wp14:sizeRelH>
+            <wp14:sizeRelV relativeFrom="margin">
+              <wp14:pctHeight>0</wp14:pctHeight>
+            </wp14:sizeRelV>
+          </wp:anchor>
+        </w:drawing>
+      </w:r>
+      <w:r>
+        <w:rPr>
+          <w:sz w:val="18"/>
+        </w:rPr>
         <w:t>☐ Show a loading or status message.</w:t>
+      </w:r>
+      <w:r>
+        <w:rPr>
+          <w:noProof/>
+          <w:sz w:val="18"/>
+        </w:rPr>
+        <w:t xml:space="preserve"> </w:t>
       </w:r>
     </w:p>
     <w:p>
@@ -24606,10 +28283,77 @@
       </w:pPr>
       <w:r>
         <w:rPr>
+          <w:noProof/>
           <w:sz w:val="18"/>
         </w:rPr>
-        <w:lastRenderedPageBreak/>
+        <w:drawing>
+          <wp:anchor distT="0" distB="0" distL="114300" distR="114300" simplePos="0" relativeHeight="251919360" behindDoc="0" locked="0" layoutInCell="1" allowOverlap="1" wp14:anchorId="7D3F031D" wp14:editId="0D2E55F4">
+            <wp:simplePos x="0" y="0"/>
+            <wp:positionH relativeFrom="column">
+              <wp:posOffset>243136</wp:posOffset>
+            </wp:positionH>
+            <wp:positionV relativeFrom="paragraph">
+              <wp:posOffset>36999</wp:posOffset>
+            </wp:positionV>
+            <wp:extent cx="64770" cy="64770"/>
+            <wp:effectExtent l="0" t="0" r="0" b="0"/>
+            <wp:wrapNone/>
+            <wp:docPr id="1976000648" name="Graphic 1" descr="Checkmark with solid fill"/>
+            <wp:cNvGraphicFramePr>
+              <a:graphicFrameLocks xmlns:a="http://schemas.openxmlformats.org/drawingml/2006/main" noChangeAspect="1"/>
+            </wp:cNvGraphicFramePr>
+            <a:graphic xmlns:a="http://schemas.openxmlformats.org/drawingml/2006/main">
+              <a:graphicData uri="http://schemas.openxmlformats.org/drawingml/2006/picture">
+                <pic:pic xmlns:pic="http://schemas.openxmlformats.org/drawingml/2006/picture">
+                  <pic:nvPicPr>
+                    <pic:cNvPr id="1580647732" name="Graphic 1580647732" descr="Checkmark with solid fill"/>
+                    <pic:cNvPicPr/>
+                  </pic:nvPicPr>
+                  <pic:blipFill>
+                    <a:blip r:embed="rId8">
+                      <a:extLst>
+                        <a:ext uri="{96DAC541-7B7A-43D3-8B79-37D633B846F1}">
+                          <asvg:svgBlip xmlns:asvg="http://schemas.microsoft.com/office/drawing/2016/SVG/main" r:embed="rId9"/>
+                        </a:ext>
+                      </a:extLst>
+                    </a:blip>
+                    <a:stretch>
+                      <a:fillRect/>
+                    </a:stretch>
+                  </pic:blipFill>
+                  <pic:spPr>
+                    <a:xfrm>
+                      <a:off x="0" y="0"/>
+                      <a:ext cx="64770" cy="64770"/>
+                    </a:xfrm>
+                    <a:prstGeom prst="rect">
+                      <a:avLst/>
+                    </a:prstGeom>
+                  </pic:spPr>
+                </pic:pic>
+              </a:graphicData>
+            </a:graphic>
+            <wp14:sizeRelH relativeFrom="margin">
+              <wp14:pctWidth>0</wp14:pctWidth>
+            </wp14:sizeRelH>
+            <wp14:sizeRelV relativeFrom="margin">
+              <wp14:pctHeight>0</wp14:pctHeight>
+            </wp14:sizeRelV>
+          </wp:anchor>
+        </w:drawing>
+      </w:r>
+      <w:r>
+        <w:rPr>
+          <w:sz w:val="18"/>
+        </w:rPr>
         <w:t>☐ Handle a failed request with catch or try...catch.</w:t>
+      </w:r>
+      <w:r>
+        <w:rPr>
+          <w:noProof/>
+          <w:sz w:val="18"/>
+        </w:rPr>
+        <w:t xml:space="preserve"> </w:t>
       </w:r>
     </w:p>
     <w:p>
@@ -24623,6 +28367,67 @@
       </w:pPr>
       <w:r>
         <w:rPr>
+          <w:noProof/>
+          <w:sz w:val="18"/>
+        </w:rPr>
+        <w:drawing>
+          <wp:anchor distT="0" distB="0" distL="114300" distR="114300" simplePos="0" relativeHeight="251921408" behindDoc="0" locked="0" layoutInCell="1" allowOverlap="1" wp14:anchorId="6EC87093" wp14:editId="1FCB0C57">
+            <wp:simplePos x="0" y="0"/>
+            <wp:positionH relativeFrom="column">
+              <wp:posOffset>248421</wp:posOffset>
+            </wp:positionH>
+            <wp:positionV relativeFrom="paragraph">
+              <wp:posOffset>46935</wp:posOffset>
+            </wp:positionV>
+            <wp:extent cx="64770" cy="64770"/>
+            <wp:effectExtent l="0" t="0" r="0" b="0"/>
+            <wp:wrapNone/>
+            <wp:docPr id="618592607" name="Graphic 1" descr="Checkmark with solid fill"/>
+            <wp:cNvGraphicFramePr>
+              <a:graphicFrameLocks xmlns:a="http://schemas.openxmlformats.org/drawingml/2006/main" noChangeAspect="1"/>
+            </wp:cNvGraphicFramePr>
+            <a:graphic xmlns:a="http://schemas.openxmlformats.org/drawingml/2006/main">
+              <a:graphicData uri="http://schemas.openxmlformats.org/drawingml/2006/picture">
+                <pic:pic xmlns:pic="http://schemas.openxmlformats.org/drawingml/2006/picture">
+                  <pic:nvPicPr>
+                    <pic:cNvPr id="1580647732" name="Graphic 1580647732" descr="Checkmark with solid fill"/>
+                    <pic:cNvPicPr/>
+                  </pic:nvPicPr>
+                  <pic:blipFill>
+                    <a:blip r:embed="rId8">
+                      <a:extLst>
+                        <a:ext uri="{96DAC541-7B7A-43D3-8B79-37D633B846F1}">
+                          <asvg:svgBlip xmlns:asvg="http://schemas.microsoft.com/office/drawing/2016/SVG/main" r:embed="rId9"/>
+                        </a:ext>
+                      </a:extLst>
+                    </a:blip>
+                    <a:stretch>
+                      <a:fillRect/>
+                    </a:stretch>
+                  </pic:blipFill>
+                  <pic:spPr>
+                    <a:xfrm>
+                      <a:off x="0" y="0"/>
+                      <a:ext cx="64770" cy="64770"/>
+                    </a:xfrm>
+                    <a:prstGeom prst="rect">
+                      <a:avLst/>
+                    </a:prstGeom>
+                  </pic:spPr>
+                </pic:pic>
+              </a:graphicData>
+            </a:graphic>
+            <wp14:sizeRelH relativeFrom="margin">
+              <wp14:pctWidth>0</wp14:pctWidth>
+            </wp14:sizeRelH>
+            <wp14:sizeRelV relativeFrom="margin">
+              <wp14:pctHeight>0</wp14:pctHeight>
+            </wp14:sizeRelV>
+          </wp:anchor>
+        </w:drawing>
+      </w:r>
+      <w:r>
+        <w:rPr>
           <w:sz w:val="18"/>
         </w:rPr>
         <w:t xml:space="preserve">☐ Do not expose confidential credentials or customer information. </w:t>
@@ -24647,9 +28452,77 @@
       </w:pPr>
       <w:r>
         <w:rPr>
+          <w:noProof/>
           <w:sz w:val="18"/>
         </w:rPr>
+        <w:drawing>
+          <wp:anchor distT="0" distB="0" distL="114300" distR="114300" simplePos="0" relativeHeight="251923456" behindDoc="0" locked="0" layoutInCell="1" allowOverlap="1" wp14:anchorId="46B6D3F4" wp14:editId="005012DF">
+            <wp:simplePos x="0" y="0"/>
+            <wp:positionH relativeFrom="column">
+              <wp:posOffset>243135</wp:posOffset>
+            </wp:positionH>
+            <wp:positionV relativeFrom="paragraph">
+              <wp:posOffset>46935</wp:posOffset>
+            </wp:positionV>
+            <wp:extent cx="64770" cy="64770"/>
+            <wp:effectExtent l="0" t="0" r="0" b="0"/>
+            <wp:wrapNone/>
+            <wp:docPr id="1870156794" name="Graphic 1" descr="Checkmark with solid fill"/>
+            <wp:cNvGraphicFramePr>
+              <a:graphicFrameLocks xmlns:a="http://schemas.openxmlformats.org/drawingml/2006/main" noChangeAspect="1"/>
+            </wp:cNvGraphicFramePr>
+            <a:graphic xmlns:a="http://schemas.openxmlformats.org/drawingml/2006/main">
+              <a:graphicData uri="http://schemas.openxmlformats.org/drawingml/2006/picture">
+                <pic:pic xmlns:pic="http://schemas.openxmlformats.org/drawingml/2006/picture">
+                  <pic:nvPicPr>
+                    <pic:cNvPr id="1580647732" name="Graphic 1580647732" descr="Checkmark with solid fill"/>
+                    <pic:cNvPicPr/>
+                  </pic:nvPicPr>
+                  <pic:blipFill>
+                    <a:blip r:embed="rId8">
+                      <a:extLst>
+                        <a:ext uri="{96DAC541-7B7A-43D3-8B79-37D633B846F1}">
+                          <asvg:svgBlip xmlns:asvg="http://schemas.microsoft.com/office/drawing/2016/SVG/main" r:embed="rId9"/>
+                        </a:ext>
+                      </a:extLst>
+                    </a:blip>
+                    <a:stretch>
+                      <a:fillRect/>
+                    </a:stretch>
+                  </pic:blipFill>
+                  <pic:spPr>
+                    <a:xfrm>
+                      <a:off x="0" y="0"/>
+                      <a:ext cx="64770" cy="64770"/>
+                    </a:xfrm>
+                    <a:prstGeom prst="rect">
+                      <a:avLst/>
+                    </a:prstGeom>
+                  </pic:spPr>
+                </pic:pic>
+              </a:graphicData>
+            </a:graphic>
+            <wp14:sizeRelH relativeFrom="margin">
+              <wp14:pctWidth>0</wp14:pctWidth>
+            </wp14:sizeRelH>
+            <wp14:sizeRelV relativeFrom="margin">
+              <wp14:pctHeight>0</wp14:pctHeight>
+            </wp14:sizeRelV>
+          </wp:anchor>
+        </w:drawing>
+      </w:r>
+      <w:r>
+        <w:rPr>
+          <w:sz w:val="18"/>
+        </w:rPr>
         <w:t>☐ HTML, CSS and JavaScript files.</w:t>
+      </w:r>
+      <w:r>
+        <w:rPr>
+          <w:noProof/>
+          <w:sz w:val="18"/>
+        </w:rPr>
+        <w:t xml:space="preserve"> </w:t>
       </w:r>
     </w:p>
     <w:p>
@@ -24663,9 +28536,77 @@
       </w:pPr>
       <w:r>
         <w:rPr>
+          <w:noProof/>
           <w:sz w:val="18"/>
         </w:rPr>
+        <w:drawing>
+          <wp:anchor distT="0" distB="0" distL="114300" distR="114300" simplePos="0" relativeHeight="251925504" behindDoc="0" locked="0" layoutInCell="1" allowOverlap="1" wp14:anchorId="76239535" wp14:editId="79F73495">
+            <wp:simplePos x="0" y="0"/>
+            <wp:positionH relativeFrom="column">
+              <wp:posOffset>248421</wp:posOffset>
+            </wp:positionH>
+            <wp:positionV relativeFrom="paragraph">
+              <wp:posOffset>64770</wp:posOffset>
+            </wp:positionV>
+            <wp:extent cx="64770" cy="64770"/>
+            <wp:effectExtent l="0" t="0" r="0" b="0"/>
+            <wp:wrapNone/>
+            <wp:docPr id="1961582918" name="Graphic 1" descr="Checkmark with solid fill"/>
+            <wp:cNvGraphicFramePr>
+              <a:graphicFrameLocks xmlns:a="http://schemas.openxmlformats.org/drawingml/2006/main" noChangeAspect="1"/>
+            </wp:cNvGraphicFramePr>
+            <a:graphic xmlns:a="http://schemas.openxmlformats.org/drawingml/2006/main">
+              <a:graphicData uri="http://schemas.openxmlformats.org/drawingml/2006/picture">
+                <pic:pic xmlns:pic="http://schemas.openxmlformats.org/drawingml/2006/picture">
+                  <pic:nvPicPr>
+                    <pic:cNvPr id="1580647732" name="Graphic 1580647732" descr="Checkmark with solid fill"/>
+                    <pic:cNvPicPr/>
+                  </pic:nvPicPr>
+                  <pic:blipFill>
+                    <a:blip r:embed="rId8">
+                      <a:extLst>
+                        <a:ext uri="{96DAC541-7B7A-43D3-8B79-37D633B846F1}">
+                          <asvg:svgBlip xmlns:asvg="http://schemas.microsoft.com/office/drawing/2016/SVG/main" r:embed="rId9"/>
+                        </a:ext>
+                      </a:extLst>
+                    </a:blip>
+                    <a:stretch>
+                      <a:fillRect/>
+                    </a:stretch>
+                  </pic:blipFill>
+                  <pic:spPr>
+                    <a:xfrm>
+                      <a:off x="0" y="0"/>
+                      <a:ext cx="64770" cy="64770"/>
+                    </a:xfrm>
+                    <a:prstGeom prst="rect">
+                      <a:avLst/>
+                    </a:prstGeom>
+                  </pic:spPr>
+                </pic:pic>
+              </a:graphicData>
+            </a:graphic>
+            <wp14:sizeRelH relativeFrom="margin">
+              <wp14:pctWidth>0</wp14:pctWidth>
+            </wp14:sizeRelH>
+            <wp14:sizeRelV relativeFrom="margin">
+              <wp14:pctHeight>0</wp14:pctHeight>
+            </wp14:sizeRelV>
+          </wp:anchor>
+        </w:drawing>
+      </w:r>
+      <w:r>
+        <w:rPr>
+          <w:sz w:val="18"/>
+        </w:rPr>
         <w:t>☐ Screenshot of API data displayed.</w:t>
+      </w:r>
+      <w:r>
+        <w:rPr>
+          <w:noProof/>
+          <w:sz w:val="18"/>
+        </w:rPr>
+        <w:t xml:space="preserve"> </w:t>
       </w:r>
     </w:p>
     <w:p>
@@ -24679,9 +28620,77 @@
       </w:pPr>
       <w:r>
         <w:rPr>
+          <w:noProof/>
           <w:sz w:val="18"/>
         </w:rPr>
+        <w:drawing>
+          <wp:anchor distT="0" distB="0" distL="114300" distR="114300" simplePos="0" relativeHeight="251927552" behindDoc="0" locked="0" layoutInCell="1" allowOverlap="1" wp14:anchorId="6A7EA782" wp14:editId="446470B9">
+            <wp:simplePos x="0" y="0"/>
+            <wp:positionH relativeFrom="column">
+              <wp:posOffset>237849</wp:posOffset>
+            </wp:positionH>
+            <wp:positionV relativeFrom="paragraph">
+              <wp:posOffset>52220</wp:posOffset>
+            </wp:positionV>
+            <wp:extent cx="64770" cy="64770"/>
+            <wp:effectExtent l="0" t="0" r="0" b="0"/>
+            <wp:wrapNone/>
+            <wp:docPr id="865323013" name="Graphic 1" descr="Checkmark with solid fill"/>
+            <wp:cNvGraphicFramePr>
+              <a:graphicFrameLocks xmlns:a="http://schemas.openxmlformats.org/drawingml/2006/main" noChangeAspect="1"/>
+            </wp:cNvGraphicFramePr>
+            <a:graphic xmlns:a="http://schemas.openxmlformats.org/drawingml/2006/main">
+              <a:graphicData uri="http://schemas.openxmlformats.org/drawingml/2006/picture">
+                <pic:pic xmlns:pic="http://schemas.openxmlformats.org/drawingml/2006/picture">
+                  <pic:nvPicPr>
+                    <pic:cNvPr id="1580647732" name="Graphic 1580647732" descr="Checkmark with solid fill"/>
+                    <pic:cNvPicPr/>
+                  </pic:nvPicPr>
+                  <pic:blipFill>
+                    <a:blip r:embed="rId8">
+                      <a:extLst>
+                        <a:ext uri="{96DAC541-7B7A-43D3-8B79-37D633B846F1}">
+                          <asvg:svgBlip xmlns:asvg="http://schemas.microsoft.com/office/drawing/2016/SVG/main" r:embed="rId9"/>
+                        </a:ext>
+                      </a:extLst>
+                    </a:blip>
+                    <a:stretch>
+                      <a:fillRect/>
+                    </a:stretch>
+                  </pic:blipFill>
+                  <pic:spPr>
+                    <a:xfrm>
+                      <a:off x="0" y="0"/>
+                      <a:ext cx="64770" cy="64770"/>
+                    </a:xfrm>
+                    <a:prstGeom prst="rect">
+                      <a:avLst/>
+                    </a:prstGeom>
+                  </pic:spPr>
+                </pic:pic>
+              </a:graphicData>
+            </a:graphic>
+            <wp14:sizeRelH relativeFrom="margin">
+              <wp14:pctWidth>0</wp14:pctWidth>
+            </wp14:sizeRelH>
+            <wp14:sizeRelV relativeFrom="margin">
+              <wp14:pctHeight>0</wp14:pctHeight>
+            </wp14:sizeRelV>
+          </wp:anchor>
+        </w:drawing>
+      </w:r>
+      <w:r>
+        <w:rPr>
+          <w:sz w:val="18"/>
+        </w:rPr>
         <w:t>☐ Screenshot of error-handling output or simulated failure.</w:t>
+      </w:r>
+      <w:r>
+        <w:rPr>
+          <w:noProof/>
+          <w:sz w:val="18"/>
+        </w:rPr>
+        <w:t xml:space="preserve"> </w:t>
       </w:r>
     </w:p>
     <w:p>
@@ -24695,6 +28704,67 @@
       </w:pPr>
       <w:r>
         <w:rPr>
+          <w:noProof/>
+          <w:sz w:val="18"/>
+        </w:rPr>
+        <w:drawing>
+          <wp:anchor distT="0" distB="0" distL="114300" distR="114300" simplePos="0" relativeHeight="251929600" behindDoc="0" locked="0" layoutInCell="1" allowOverlap="1" wp14:anchorId="3BD74AAB" wp14:editId="0BC20AAE">
+            <wp:simplePos x="0" y="0"/>
+            <wp:positionH relativeFrom="column">
+              <wp:posOffset>248421</wp:posOffset>
+            </wp:positionH>
+            <wp:positionV relativeFrom="paragraph">
+              <wp:posOffset>52856</wp:posOffset>
+            </wp:positionV>
+            <wp:extent cx="64770" cy="64770"/>
+            <wp:effectExtent l="0" t="0" r="0" b="0"/>
+            <wp:wrapNone/>
+            <wp:docPr id="603058421" name="Graphic 1" descr="Checkmark with solid fill"/>
+            <wp:cNvGraphicFramePr>
+              <a:graphicFrameLocks xmlns:a="http://schemas.openxmlformats.org/drawingml/2006/main" noChangeAspect="1"/>
+            </wp:cNvGraphicFramePr>
+            <a:graphic xmlns:a="http://schemas.openxmlformats.org/drawingml/2006/main">
+              <a:graphicData uri="http://schemas.openxmlformats.org/drawingml/2006/picture">
+                <pic:pic xmlns:pic="http://schemas.openxmlformats.org/drawingml/2006/picture">
+                  <pic:nvPicPr>
+                    <pic:cNvPr id="1580647732" name="Graphic 1580647732" descr="Checkmark with solid fill"/>
+                    <pic:cNvPicPr/>
+                  </pic:nvPicPr>
+                  <pic:blipFill>
+                    <a:blip r:embed="rId8">
+                      <a:extLst>
+                        <a:ext uri="{96DAC541-7B7A-43D3-8B79-37D633B846F1}">
+                          <asvg:svgBlip xmlns:asvg="http://schemas.microsoft.com/office/drawing/2016/SVG/main" r:embed="rId9"/>
+                        </a:ext>
+                      </a:extLst>
+                    </a:blip>
+                    <a:stretch>
+                      <a:fillRect/>
+                    </a:stretch>
+                  </pic:blipFill>
+                  <pic:spPr>
+                    <a:xfrm>
+                      <a:off x="0" y="0"/>
+                      <a:ext cx="64770" cy="64770"/>
+                    </a:xfrm>
+                    <a:prstGeom prst="rect">
+                      <a:avLst/>
+                    </a:prstGeom>
+                  </pic:spPr>
+                </pic:pic>
+              </a:graphicData>
+            </a:graphic>
+            <wp14:sizeRelH relativeFrom="margin">
+              <wp14:pctWidth>0</wp14:pctWidth>
+            </wp14:sizeRelH>
+            <wp14:sizeRelV relativeFrom="margin">
+              <wp14:pctHeight>0</wp14:pctHeight>
+            </wp14:sizeRelV>
+          </wp:anchor>
+        </w:drawing>
+      </w:r>
+      <w:r>
+        <w:rPr>
           <w:sz w:val="18"/>
         </w:rPr>
         <w:t xml:space="preserve">☐ Short explanation of request, response and JSON. </w:t>
@@ -24719,9 +28789,77 @@
       </w:pPr>
       <w:r>
         <w:rPr>
+          <w:noProof/>
           <w:sz w:val="18"/>
         </w:rPr>
+        <w:drawing>
+          <wp:anchor distT="0" distB="0" distL="114300" distR="114300" simplePos="0" relativeHeight="251931648" behindDoc="0" locked="0" layoutInCell="1" allowOverlap="1" wp14:anchorId="0E52E366" wp14:editId="2C412C21">
+            <wp:simplePos x="0" y="0"/>
+            <wp:positionH relativeFrom="column">
+              <wp:posOffset>248421</wp:posOffset>
+            </wp:positionH>
+            <wp:positionV relativeFrom="paragraph">
+              <wp:posOffset>57506</wp:posOffset>
+            </wp:positionV>
+            <wp:extent cx="64770" cy="64770"/>
+            <wp:effectExtent l="0" t="0" r="0" b="0"/>
+            <wp:wrapNone/>
+            <wp:docPr id="663501424" name="Graphic 1" descr="Checkmark with solid fill"/>
+            <wp:cNvGraphicFramePr>
+              <a:graphicFrameLocks xmlns:a="http://schemas.openxmlformats.org/drawingml/2006/main" noChangeAspect="1"/>
+            </wp:cNvGraphicFramePr>
+            <a:graphic xmlns:a="http://schemas.openxmlformats.org/drawingml/2006/main">
+              <a:graphicData uri="http://schemas.openxmlformats.org/drawingml/2006/picture">
+                <pic:pic xmlns:pic="http://schemas.openxmlformats.org/drawingml/2006/picture">
+                  <pic:nvPicPr>
+                    <pic:cNvPr id="1580647732" name="Graphic 1580647732" descr="Checkmark with solid fill"/>
+                    <pic:cNvPicPr/>
+                  </pic:nvPicPr>
+                  <pic:blipFill>
+                    <a:blip r:embed="rId8">
+                      <a:extLst>
+                        <a:ext uri="{96DAC541-7B7A-43D3-8B79-37D633B846F1}">
+                          <asvg:svgBlip xmlns:asvg="http://schemas.microsoft.com/office/drawing/2016/SVG/main" r:embed="rId9"/>
+                        </a:ext>
+                      </a:extLst>
+                    </a:blip>
+                    <a:stretch>
+                      <a:fillRect/>
+                    </a:stretch>
+                  </pic:blipFill>
+                  <pic:spPr>
+                    <a:xfrm>
+                      <a:off x="0" y="0"/>
+                      <a:ext cx="64770" cy="64770"/>
+                    </a:xfrm>
+                    <a:prstGeom prst="rect">
+                      <a:avLst/>
+                    </a:prstGeom>
+                  </pic:spPr>
+                </pic:pic>
+              </a:graphicData>
+            </a:graphic>
+            <wp14:sizeRelH relativeFrom="margin">
+              <wp14:pctWidth>0</wp14:pctWidth>
+            </wp14:sizeRelH>
+            <wp14:sizeRelV relativeFrom="margin">
+              <wp14:pctHeight>0</wp14:pctHeight>
+            </wp14:sizeRelV>
+          </wp:anchor>
+        </w:drawing>
+      </w:r>
+      <w:r>
+        <w:rPr>
+          <w:sz w:val="18"/>
+        </w:rPr>
         <w:t>☐ Request retrieves data successfully.</w:t>
+      </w:r>
+      <w:r>
+        <w:rPr>
+          <w:noProof/>
+          <w:sz w:val="18"/>
+        </w:rPr>
+        <w:t xml:space="preserve"> </w:t>
       </w:r>
     </w:p>
     <w:p>
@@ -24735,9 +28873,77 @@
       </w:pPr>
       <w:r>
         <w:rPr>
+          <w:noProof/>
           <w:sz w:val="18"/>
         </w:rPr>
+        <w:drawing>
+          <wp:anchor distT="0" distB="0" distL="114300" distR="114300" simplePos="0" relativeHeight="251933696" behindDoc="0" locked="0" layoutInCell="1" allowOverlap="1" wp14:anchorId="329AE3B2" wp14:editId="2AC4BDED">
+            <wp:simplePos x="0" y="0"/>
+            <wp:positionH relativeFrom="column">
+              <wp:posOffset>253707</wp:posOffset>
+            </wp:positionH>
+            <wp:positionV relativeFrom="paragraph">
+              <wp:posOffset>42284</wp:posOffset>
+            </wp:positionV>
+            <wp:extent cx="64770" cy="64770"/>
+            <wp:effectExtent l="0" t="0" r="0" b="0"/>
+            <wp:wrapNone/>
+            <wp:docPr id="1229793006" name="Graphic 1" descr="Checkmark with solid fill"/>
+            <wp:cNvGraphicFramePr>
+              <a:graphicFrameLocks xmlns:a="http://schemas.openxmlformats.org/drawingml/2006/main" noChangeAspect="1"/>
+            </wp:cNvGraphicFramePr>
+            <a:graphic xmlns:a="http://schemas.openxmlformats.org/drawingml/2006/main">
+              <a:graphicData uri="http://schemas.openxmlformats.org/drawingml/2006/picture">
+                <pic:pic xmlns:pic="http://schemas.openxmlformats.org/drawingml/2006/picture">
+                  <pic:nvPicPr>
+                    <pic:cNvPr id="1580647732" name="Graphic 1580647732" descr="Checkmark with solid fill"/>
+                    <pic:cNvPicPr/>
+                  </pic:nvPicPr>
+                  <pic:blipFill>
+                    <a:blip r:embed="rId8">
+                      <a:extLst>
+                        <a:ext uri="{96DAC541-7B7A-43D3-8B79-37D633B846F1}">
+                          <asvg:svgBlip xmlns:asvg="http://schemas.microsoft.com/office/drawing/2016/SVG/main" r:embed="rId9"/>
+                        </a:ext>
+                      </a:extLst>
+                    </a:blip>
+                    <a:stretch>
+                      <a:fillRect/>
+                    </a:stretch>
+                  </pic:blipFill>
+                  <pic:spPr>
+                    <a:xfrm>
+                      <a:off x="0" y="0"/>
+                      <a:ext cx="64770" cy="64770"/>
+                    </a:xfrm>
+                    <a:prstGeom prst="rect">
+                      <a:avLst/>
+                    </a:prstGeom>
+                  </pic:spPr>
+                </pic:pic>
+              </a:graphicData>
+            </a:graphic>
+            <wp14:sizeRelH relativeFrom="margin">
+              <wp14:pctWidth>0</wp14:pctWidth>
+            </wp14:sizeRelH>
+            <wp14:sizeRelV relativeFrom="margin">
+              <wp14:pctHeight>0</wp14:pctHeight>
+            </wp14:sizeRelV>
+          </wp:anchor>
+        </w:drawing>
+      </w:r>
+      <w:r>
+        <w:rPr>
+          <w:sz w:val="18"/>
+        </w:rPr>
         <w:t>☐ JSON fields are displayed clearly.</w:t>
+      </w:r>
+      <w:r>
+        <w:rPr>
+          <w:noProof/>
+          <w:sz w:val="18"/>
+        </w:rPr>
+        <w:t xml:space="preserve"> </w:t>
       </w:r>
     </w:p>
     <w:p>
@@ -24751,9 +28957,77 @@
       </w:pPr>
       <w:r>
         <w:rPr>
+          <w:noProof/>
           <w:sz w:val="18"/>
         </w:rPr>
+        <w:drawing>
+          <wp:anchor distT="0" distB="0" distL="114300" distR="114300" simplePos="0" relativeHeight="251935744" behindDoc="0" locked="0" layoutInCell="1" allowOverlap="1" wp14:anchorId="1921DE09" wp14:editId="67CE5C8D">
+            <wp:simplePos x="0" y="0"/>
+            <wp:positionH relativeFrom="column">
+              <wp:posOffset>253706</wp:posOffset>
+            </wp:positionH>
+            <wp:positionV relativeFrom="paragraph">
+              <wp:posOffset>41649</wp:posOffset>
+            </wp:positionV>
+            <wp:extent cx="64770" cy="64770"/>
+            <wp:effectExtent l="0" t="0" r="0" b="0"/>
+            <wp:wrapNone/>
+            <wp:docPr id="263064969" name="Graphic 1" descr="Checkmark with solid fill"/>
+            <wp:cNvGraphicFramePr>
+              <a:graphicFrameLocks xmlns:a="http://schemas.openxmlformats.org/drawingml/2006/main" noChangeAspect="1"/>
+            </wp:cNvGraphicFramePr>
+            <a:graphic xmlns:a="http://schemas.openxmlformats.org/drawingml/2006/main">
+              <a:graphicData uri="http://schemas.openxmlformats.org/drawingml/2006/picture">
+                <pic:pic xmlns:pic="http://schemas.openxmlformats.org/drawingml/2006/picture">
+                  <pic:nvPicPr>
+                    <pic:cNvPr id="1580647732" name="Graphic 1580647732" descr="Checkmark with solid fill"/>
+                    <pic:cNvPicPr/>
+                  </pic:nvPicPr>
+                  <pic:blipFill>
+                    <a:blip r:embed="rId8">
+                      <a:extLst>
+                        <a:ext uri="{96DAC541-7B7A-43D3-8B79-37D633B846F1}">
+                          <asvg:svgBlip xmlns:asvg="http://schemas.microsoft.com/office/drawing/2016/SVG/main" r:embed="rId9"/>
+                        </a:ext>
+                      </a:extLst>
+                    </a:blip>
+                    <a:stretch>
+                      <a:fillRect/>
+                    </a:stretch>
+                  </pic:blipFill>
+                  <pic:spPr>
+                    <a:xfrm>
+                      <a:off x="0" y="0"/>
+                      <a:ext cx="64770" cy="64770"/>
+                    </a:xfrm>
+                    <a:prstGeom prst="rect">
+                      <a:avLst/>
+                    </a:prstGeom>
+                  </pic:spPr>
+                </pic:pic>
+              </a:graphicData>
+            </a:graphic>
+            <wp14:sizeRelH relativeFrom="margin">
+              <wp14:pctWidth>0</wp14:pctWidth>
+            </wp14:sizeRelH>
+            <wp14:sizeRelV relativeFrom="margin">
+              <wp14:pctHeight>0</wp14:pctHeight>
+            </wp14:sizeRelV>
+          </wp:anchor>
+        </w:drawing>
+      </w:r>
+      <w:r>
+        <w:rPr>
+          <w:sz w:val="18"/>
+        </w:rPr>
         <w:t>☐ Failure is handled without crashing the page.</w:t>
+      </w:r>
+      <w:r>
+        <w:rPr>
+          <w:noProof/>
+          <w:sz w:val="18"/>
+        </w:rPr>
+        <w:t xml:space="preserve"> </w:t>
       </w:r>
     </w:p>
     <w:p>
@@ -24767,9 +29041,77 @@
       </w:pPr>
       <w:r>
         <w:rPr>
+          <w:noProof/>
           <w:sz w:val="18"/>
         </w:rPr>
+        <w:drawing>
+          <wp:anchor distT="0" distB="0" distL="114300" distR="114300" simplePos="0" relativeHeight="251937792" behindDoc="0" locked="0" layoutInCell="1" allowOverlap="1" wp14:anchorId="162275E7" wp14:editId="6C7F5D23">
+            <wp:simplePos x="0" y="0"/>
+            <wp:positionH relativeFrom="column">
+              <wp:posOffset>253706</wp:posOffset>
+            </wp:positionH>
+            <wp:positionV relativeFrom="paragraph">
+              <wp:posOffset>58141</wp:posOffset>
+            </wp:positionV>
+            <wp:extent cx="64770" cy="64770"/>
+            <wp:effectExtent l="0" t="0" r="0" b="0"/>
+            <wp:wrapNone/>
+            <wp:docPr id="676072806" name="Graphic 1" descr="Checkmark with solid fill"/>
+            <wp:cNvGraphicFramePr>
+              <a:graphicFrameLocks xmlns:a="http://schemas.openxmlformats.org/drawingml/2006/main" noChangeAspect="1"/>
+            </wp:cNvGraphicFramePr>
+            <a:graphic xmlns:a="http://schemas.openxmlformats.org/drawingml/2006/main">
+              <a:graphicData uri="http://schemas.openxmlformats.org/drawingml/2006/picture">
+                <pic:pic xmlns:pic="http://schemas.openxmlformats.org/drawingml/2006/picture">
+                  <pic:nvPicPr>
+                    <pic:cNvPr id="1580647732" name="Graphic 1580647732" descr="Checkmark with solid fill"/>
+                    <pic:cNvPicPr/>
+                  </pic:nvPicPr>
+                  <pic:blipFill>
+                    <a:blip r:embed="rId8">
+                      <a:extLst>
+                        <a:ext uri="{96DAC541-7B7A-43D3-8B79-37D633B846F1}">
+                          <asvg:svgBlip xmlns:asvg="http://schemas.microsoft.com/office/drawing/2016/SVG/main" r:embed="rId9"/>
+                        </a:ext>
+                      </a:extLst>
+                    </a:blip>
+                    <a:stretch>
+                      <a:fillRect/>
+                    </a:stretch>
+                  </pic:blipFill>
+                  <pic:spPr>
+                    <a:xfrm>
+                      <a:off x="0" y="0"/>
+                      <a:ext cx="64770" cy="64770"/>
+                    </a:xfrm>
+                    <a:prstGeom prst="rect">
+                      <a:avLst/>
+                    </a:prstGeom>
+                  </pic:spPr>
+                </pic:pic>
+              </a:graphicData>
+            </a:graphic>
+            <wp14:sizeRelH relativeFrom="margin">
+              <wp14:pctWidth>0</wp14:pctWidth>
+            </wp14:sizeRelH>
+            <wp14:sizeRelV relativeFrom="margin">
+              <wp14:pctHeight>0</wp14:pctHeight>
+            </wp14:sizeRelV>
+          </wp:anchor>
+        </w:drawing>
+      </w:r>
+      <w:r>
+        <w:rPr>
+          <w:sz w:val="18"/>
+        </w:rPr>
         <w:t>☐ Learner can explain the purpose of an API.</w:t>
+      </w:r>
+      <w:r>
+        <w:rPr>
+          <w:noProof/>
+          <w:sz w:val="18"/>
+        </w:rPr>
+        <w:t xml:space="preserve"> </w:t>
       </w:r>
     </w:p>
     <w:p>
@@ -24833,7 +29175,11 @@
               <w:right w:val="single" w:sz="4" w:space="0" w:color="B7B7B7"/>
             </w:tcBorders>
           </w:tcPr>
-          <w:p/>
+          <w:p>
+            <w:r>
+              <w:t>2026/09/15</w:t>
+            </w:r>
+          </w:p>
         </w:tc>
       </w:tr>
       <w:tr>
@@ -24872,7 +29218,11 @@
               <w:right w:val="single" w:sz="4" w:space="0" w:color="B7B7B7"/>
             </w:tcBorders>
           </w:tcPr>
-          <w:p/>
+          <w:p>
+            <w:r>
+              <w:t>2026/09/27</w:t>
+            </w:r>
+          </w:p>
         </w:tc>
       </w:tr>
       <w:tr>
@@ -24911,7 +29261,11 @@
               <w:right w:val="single" w:sz="4" w:space="0" w:color="B7B7B7"/>
             </w:tcBorders>
           </w:tcPr>
-          <w:p/>
+          <w:p>
+            <w:r>
+              <w:t>RedPanda Software</w:t>
+            </w:r>
+          </w:p>
         </w:tc>
       </w:tr>
       <w:tr>
@@ -24950,7 +29304,11 @@
               <w:right w:val="single" w:sz="4" w:space="0" w:color="B7B7B7"/>
             </w:tcBorders>
           </w:tcPr>
-          <w:p/>
+          <w:p>
+            <w:r>
+              <w:t>2-3 Hours</w:t>
+            </w:r>
+          </w:p>
         </w:tc>
       </w:tr>
       <w:tr>
@@ -24975,6 +29333,7 @@
                 <w:color w:val="111111"/>
                 <w:sz w:val="16"/>
               </w:rPr>
+              <w:lastRenderedPageBreak/>
               <w:t>GitHub repository / link</w:t>
             </w:r>
           </w:p>
@@ -25028,7 +29387,11 @@
               <w:right w:val="single" w:sz="4" w:space="0" w:color="B7B7B7"/>
             </w:tcBorders>
           </w:tcPr>
-          <w:p/>
+          <w:p>
+            <w:r>
+              <w:t>PM 03\pm03-contact-form\evidence</w:t>
+            </w:r>
+          </w:p>
         </w:tc>
       </w:tr>
       <w:tr>
@@ -25067,7 +29430,17 @@
               <w:right w:val="single" w:sz="4" w:space="0" w:color="B7B7B7"/>
             </w:tcBorders>
           </w:tcPr>
-          <w:p/>
+          <w:p>
+            <w:r>
+              <w:t xml:space="preserve">Asynchronous Execution Flaws: Forgetting that the network requests </w:t>
+            </w:r>
+            <w:r>
+              <w:t>take time, leading to attempts to read of display the API data before the fetch() p</w:t>
+            </w:r>
+            <w:r>
+              <w:t>romise had fully resolved.</w:t>
+            </w:r>
+          </w:p>
         </w:tc>
       </w:tr>
       <w:tr>
@@ -25106,7 +29479,17 @@
               <w:right w:val="single" w:sz="4" w:space="0" w:color="B7B7B7"/>
             </w:tcBorders>
           </w:tcPr>
-          <w:p/>
+          <w:p>
+            <w:r>
+              <w:t xml:space="preserve">Structured Promise Chains: Implemented </w:t>
+            </w:r>
+            <w:r>
+              <w:t xml:space="preserve">sequential .then() blocks and clean conversion methods </w:t>
+            </w:r>
+            <w:r>
+              <w:t>to ensure incoming responses were fully converted to JSON before data processing</w:t>
+            </w:r>
+          </w:p>
         </w:tc>
       </w:tr>
     </w:tbl>
@@ -25137,13 +29520,17 @@
       <w:pPr>
         <w:spacing w:after="99"/>
         <w:ind w:left="-5" w:right="3583" w:hanging="10"/>
-      </w:pPr>
-      <w:r>
         <w:rPr>
           <w:color w:val="888888"/>
           <w:sz w:val="16"/>
         </w:rPr>
-        <w:t>________________________________________________________________________________</w:t>
+      </w:pPr>
+      <w:r>
+        <w:rPr>
+          <w:color w:val="888888"/>
+          <w:sz w:val="16"/>
+        </w:rPr>
+        <w:t xml:space="preserve">I retrieved data from a public/mock API using JavaScript and dynamically displayed selected JSON fields on a web page. </w:t>
       </w:r>
     </w:p>
     <w:p>
@@ -25156,7 +29543,20 @@
           <w:color w:val="888888"/>
           <w:sz w:val="16"/>
         </w:rPr>
-        <w:t>________________________________________________________________________________</w:t>
+        <w:t>I also added status/loading indicators and error-handling routines so the application handles successful and failed network requests gracefully.</w:t>
+      </w:r>
+    </w:p>
+    <w:p>
+      <w:pPr>
+        <w:spacing w:after="99"/>
+        <w:ind w:left="-5" w:right="3583" w:hanging="10"/>
+      </w:pPr>
+      <w:r>
+        <w:rPr>
+          <w:color w:val="888888"/>
+          <w:sz w:val="16"/>
+        </w:rPr>
+        <w:t>_______________________________________________________________________________</w:t>
       </w:r>
     </w:p>
     <w:p>
@@ -25176,26 +29576,97 @@
       <w:pPr>
         <w:spacing w:after="99"/>
         <w:ind w:left="-5" w:right="3583" w:hanging="10"/>
-      </w:pPr>
-      <w:r>
         <w:rPr>
           <w:color w:val="888888"/>
           <w:sz w:val="16"/>
         </w:rPr>
-        <w:t>________________________________________________________________________________</w:t>
+      </w:pPr>
+      <w:r>
+        <w:rPr>
+          <w:color w:val="888888"/>
+          <w:sz w:val="16"/>
+        </w:rPr>
+        <w:t>Fetch API (fetch()): Sent asynchronous GET requests to an external API endpoint to fetch raw data.</w:t>
       </w:r>
     </w:p>
     <w:p>
       <w:pPr>
         <w:spacing w:after="99"/>
         <w:ind w:left="-5" w:right="3583" w:hanging="10"/>
-      </w:pPr>
-      <w:r>
         <w:rPr>
           <w:color w:val="888888"/>
           <w:sz w:val="16"/>
         </w:rPr>
-        <w:t>________________________________________________________________________________</w:t>
+      </w:pPr>
+      <w:r>
+        <w:rPr>
+          <w:color w:val="888888"/>
+          <w:sz w:val="16"/>
+        </w:rPr>
+        <w:t>Promises &amp; JSON Parsing: Converted the raw API response stream into readable JSON objects using .</w:t>
+      </w:r>
+      <w:proofErr w:type="spellStart"/>
+      <w:r>
+        <w:rPr>
+          <w:color w:val="888888"/>
+          <w:sz w:val="16"/>
+        </w:rPr>
+        <w:t>json</w:t>
+      </w:r>
+      <w:proofErr w:type="spellEnd"/>
+      <w:r>
+        <w:rPr>
+          <w:color w:val="888888"/>
+          <w:sz w:val="16"/>
+        </w:rPr>
+        <w:t>().</w:t>
+      </w:r>
+    </w:p>
+    <w:p>
+      <w:pPr>
+        <w:spacing w:after="99"/>
+        <w:ind w:left="-5" w:right="3583" w:hanging="10"/>
+        <w:rPr>
+          <w:color w:val="888888"/>
+          <w:sz w:val="16"/>
+        </w:rPr>
+      </w:pPr>
+      <w:r>
+        <w:rPr>
+          <w:color w:val="888888"/>
+          <w:sz w:val="16"/>
+        </w:rPr>
+        <w:t>Asynchronous Control (try...catch): Managed network outcomes and errors using try...catch blocks to prevent app crashes.</w:t>
+      </w:r>
+    </w:p>
+    <w:p>
+      <w:pPr>
+        <w:spacing w:after="99"/>
+        <w:ind w:left="-5" w:right="3583" w:hanging="10"/>
+        <w:rPr>
+          <w:color w:val="888888"/>
+          <w:sz w:val="16"/>
+        </w:rPr>
+      </w:pPr>
+      <w:r>
+        <w:rPr>
+          <w:color w:val="888888"/>
+          <w:sz w:val="16"/>
+        </w:rPr>
+        <w:t>DOM Data Rendering: Injected specific JSON fields dynamically into targeted HTML elements.</w:t>
+      </w:r>
+    </w:p>
+    <w:p>
+      <w:pPr>
+        <w:spacing w:after="99"/>
+        <w:ind w:right="3583"/>
+      </w:pPr>
+      <w:r>
+        <w:rPr>
+          <w:color w:val="888888"/>
+          <w:sz w:val="16"/>
+        </w:rPr>
+        <w:t>_______________________________________________________________________________</w:t>
       </w:r>
     </w:p>
     <w:p>
@@ -25215,13 +29686,30 @@
       <w:pPr>
         <w:spacing w:after="99"/>
         <w:ind w:left="-5" w:right="3583" w:hanging="10"/>
-      </w:pPr>
-      <w:r>
         <w:rPr>
           <w:color w:val="888888"/>
           <w:sz w:val="16"/>
         </w:rPr>
-        <w:t>________________________________________________________________________________</w:t>
+      </w:pPr>
+      <w:r>
+        <w:rPr>
+          <w:color w:val="888888"/>
+          <w:sz w:val="16"/>
+        </w:rPr>
+        <w:t xml:space="preserve">Displaying a loading message immediately provided a responsive user experience while the request was in progress. </w:t>
+      </w:r>
+    </w:p>
+    <w:p>
+      <w:pPr>
+        <w:spacing w:after="99"/>
+        <w:ind w:left="-5" w:right="3583" w:hanging="10"/>
+      </w:pPr>
+      <w:r>
+        <w:rPr>
+          <w:color w:val="888888"/>
+          <w:sz w:val="16"/>
+        </w:rPr>
+        <w:t>Converting the API response straight into JSON made extracting and rendering specific fields straightforward.</w:t>
       </w:r>
     </w:p>
     <w:p>
@@ -25234,7 +29722,7 @@
           <w:color w:val="888888"/>
           <w:sz w:val="16"/>
         </w:rPr>
-        <w:t xml:space="preserve">________________________________________________________________________________ </w:t>
+        <w:t>_______________________________________________________________________________</w:t>
       </w:r>
       <w:r>
         <w:rPr>
@@ -25248,27 +29736,79 @@
       <w:pPr>
         <w:spacing w:after="99"/>
         <w:ind w:left="-5" w:right="3583" w:hanging="10"/>
-      </w:pPr>
-      <w:r>
         <w:rPr>
           <w:color w:val="888888"/>
           <w:sz w:val="16"/>
         </w:rPr>
-        <w:lastRenderedPageBreak/>
-        <w:t>________________________________________________________________________________</w:t>
+      </w:pPr>
+      <w:r>
+        <w:rPr>
+          <w:color w:val="888888"/>
+          <w:sz w:val="16"/>
+        </w:rPr>
+        <w:t>Unresolved Promises / Syntax Errors: Forgetting to await the .</w:t>
+      </w:r>
+      <w:proofErr w:type="spellStart"/>
+      <w:r>
+        <w:rPr>
+          <w:color w:val="888888"/>
+          <w:sz w:val="16"/>
+        </w:rPr>
+        <w:t>json</w:t>
+      </w:r>
+      <w:proofErr w:type="spellEnd"/>
+      <w:r>
+        <w:rPr>
+          <w:color w:val="888888"/>
+          <w:sz w:val="16"/>
+        </w:rPr>
+        <w:t>() conversion step, which returned an empty Promise object instead of actual data.</w:t>
       </w:r>
     </w:p>
     <w:p>
       <w:pPr>
         <w:spacing w:after="99"/>
         <w:ind w:left="-5" w:right="3583" w:hanging="10"/>
-      </w:pPr>
-      <w:r>
         <w:rPr>
           <w:color w:val="888888"/>
           <w:sz w:val="16"/>
         </w:rPr>
-        <w:t>________________________________________________________________________________</w:t>
+      </w:pPr>
+      <w:r>
+        <w:rPr>
+          <w:color w:val="888888"/>
+          <w:sz w:val="16"/>
+        </w:rPr>
+        <w:t xml:space="preserve">Unchecked HTTP Errors: Learning that fetch() doesn't automatically reject HTTP error statuses (like 404 or 500), requiring manual checks on </w:t>
+      </w:r>
+      <w:proofErr w:type="spellStart"/>
+      <w:r>
+        <w:rPr>
+          <w:color w:val="888888"/>
+          <w:sz w:val="16"/>
+        </w:rPr>
+        <w:t>response.ok</w:t>
+      </w:r>
+      <w:proofErr w:type="spellEnd"/>
+      <w:r>
+        <w:rPr>
+          <w:color w:val="888888"/>
+          <w:sz w:val="16"/>
+        </w:rPr>
+        <w:t>.</w:t>
+      </w:r>
+    </w:p>
+    <w:p>
+      <w:pPr>
+        <w:spacing w:after="99"/>
+        <w:ind w:left="-5" w:right="3583" w:hanging="10"/>
+      </w:pPr>
+      <w:r>
+        <w:rPr>
+          <w:color w:val="888888"/>
+          <w:sz w:val="16"/>
+        </w:rPr>
+        <w:t>_______________________________________________________________________________</w:t>
       </w:r>
     </w:p>
     <w:p>
@@ -25294,7 +29834,7 @@
           <w:color w:val="888888"/>
           <w:sz w:val="16"/>
         </w:rPr>
-        <w:t>________________________________________________________________________________</w:t>
+        <w:t>Fetching data from APIs allows web applications to display real-time information—such as live product inventory, customer profile data, pricing updates, or order tracking information—directly from a central workplace database without needing manual page updates.</w:t>
       </w:r>
     </w:p>
     <w:p>
@@ -25307,7 +29847,7 @@
           <w:color w:val="888888"/>
           <w:sz w:val="16"/>
         </w:rPr>
-        <w:t>________________________________________________________________________________</w:t>
+        <w:t>_______________________________________________________________________________</w:t>
       </w:r>
     </w:p>
     <w:p>
@@ -25316,6 +29856,7 @@
         <w:ind w:left="-5"/>
       </w:pPr>
       <w:r>
+        <w:lastRenderedPageBreak/>
         <w:t>Facilitator / Assessor Verification</w:t>
       </w:r>
     </w:p>
@@ -26224,7 +30765,6 @@
         <w:rPr>
           <w:sz w:val="18"/>
         </w:rPr>
-        <w:lastRenderedPageBreak/>
         <w:t>☐ Option 4: Mini Quiz Application</w:t>
       </w:r>
     </w:p>
@@ -26411,6 +30951,7 @@
         <w:rPr>
           <w:color w:val="111111"/>
         </w:rPr>
+        <w:lastRenderedPageBreak/>
         <w:t>Activity 4.1: Project Planning and Design</w:t>
       </w:r>
     </w:p>
@@ -27007,7 +31548,6 @@
                 <w:color w:val="111111"/>
                 <w:sz w:val="16"/>
               </w:rPr>
-              <w:lastRenderedPageBreak/>
               <w:t>Evidence file names</w:t>
             </w:r>
           </w:p>
@@ -27150,6 +31690,7 @@
           <w:color w:val="888888"/>
           <w:sz w:val="16"/>
         </w:rPr>
+        <w:lastRenderedPageBreak/>
         <w:t xml:space="preserve">________________________________________________________________________________ </w:t>
       </w:r>
       <w:r>
@@ -27853,7 +32394,6 @@
                 <w:color w:val="111111"/>
                 <w:sz w:val="15"/>
               </w:rPr>
-              <w:lastRenderedPageBreak/>
               <w:t>Evidence shows approval before full build.</w:t>
             </w:r>
           </w:p>
@@ -28111,6 +32651,7 @@
                 <w:color w:val="111111"/>
                 <w:sz w:val="18"/>
               </w:rPr>
+              <w:lastRenderedPageBreak/>
               <w:t>Date</w:t>
             </w:r>
           </w:p>
@@ -28753,7 +33294,6 @@
                 <w:color w:val="111111"/>
                 <w:sz w:val="16"/>
               </w:rPr>
-              <w:lastRenderedPageBreak/>
               <w:t>GitHub repository / link</w:t>
             </w:r>
           </w:p>
@@ -28922,6 +33462,7 @@
           <w:color w:val="888888"/>
           <w:sz w:val="16"/>
         </w:rPr>
+        <w:lastRenderedPageBreak/>
         <w:t>________________________________________________________________________________</w:t>
       </w:r>
     </w:p>
@@ -29608,7 +34149,6 @@
                 <w:color w:val="111111"/>
                 <w:sz w:val="18"/>
               </w:rPr>
-              <w:lastRenderedPageBreak/>
               <w:t>Overall result: Competent / Not Yet Competent</w:t>
             </w:r>
           </w:p>
@@ -29817,6 +34357,7 @@
                 <w:color w:val="111111"/>
                 <w:sz w:val="18"/>
               </w:rPr>
+              <w:lastRenderedPageBreak/>
               <w:t>Learner acknowledgement and signature</w:t>
             </w:r>
           </w:p>
@@ -30453,7 +34994,6 @@
                 <w:color w:val="111111"/>
                 <w:sz w:val="16"/>
               </w:rPr>
-              <w:lastRenderedPageBreak/>
               <w:t>Challenges experienced</w:t>
             </w:r>
           </w:p>
@@ -30557,6 +35097,7 @@
           <w:color w:val="888888"/>
           <w:sz w:val="16"/>
         </w:rPr>
+        <w:lastRenderedPageBreak/>
         <w:t>________________________________________________________________________________</w:t>
       </w:r>
     </w:p>
@@ -31287,7 +35828,6 @@
                 <w:color w:val="111111"/>
                 <w:sz w:val="18"/>
               </w:rPr>
-              <w:lastRenderedPageBreak/>
               <w:t>Assessor / facilitator name</w:t>
             </w:r>
           </w:p>
@@ -31470,6 +36010,7 @@
         <w:rPr>
           <w:color w:val="111111"/>
         </w:rPr>
+        <w:lastRenderedPageBreak/>
         <w:t>Activity 4.4: Final Demonstration, Presentation and Reflection</w:t>
       </w:r>
     </w:p>
@@ -32132,7 +36673,6 @@
                 <w:color w:val="111111"/>
                 <w:sz w:val="16"/>
               </w:rPr>
-              <w:lastRenderedPageBreak/>
               <w:t>How challenges were resolved</w:t>
             </w:r>
           </w:p>
@@ -32204,6 +36744,7 @@
           <w:color w:val="888888"/>
           <w:sz w:val="16"/>
         </w:rPr>
+        <w:lastRenderedPageBreak/>
         <w:t>________________________________________________________________________________</w:t>
       </w:r>
     </w:p>
@@ -32908,7 +37449,6 @@
                 <w:color w:val="111111"/>
                 <w:sz w:val="18"/>
               </w:rPr>
-              <w:lastRenderedPageBreak/>
               <w:t>Assessor / facilitator name</w:t>
             </w:r>
           </w:p>
@@ -33147,6 +37687,7 @@
                 <w:color w:val="FFFFFF"/>
                 <w:sz w:val="13"/>
               </w:rPr>
+              <w:lastRenderedPageBreak/>
               <w:t>Date</w:t>
             </w:r>
           </w:p>
@@ -35995,6 +40536,7 @@
                 <w:color w:val="FFFFFF"/>
                 <w:sz w:val="13"/>
               </w:rPr>
+              <w:lastRenderedPageBreak/>
               <w:t>Date</w:t>
             </w:r>
           </w:p>
@@ -47788,7 +52330,6 @@
   <w:style w:type="character" w:default="1" w:styleId="DefaultParagraphFont">
     <w:name w:val="Default Paragraph Font"/>
     <w:uiPriority w:val="1"/>
-    <w:semiHidden/>
     <w:unhideWhenUsed/>
   </w:style>
   <w:style w:type="table" w:default="1" w:styleId="TableNormal">
@@ -47877,6 +52418,18 @@
         <w:right w:w="0" w:type="dxa"/>
       </w:tblCellMar>
     </w:tblPr>
+  </w:style>
+  <w:style w:type="paragraph" w:styleId="NormalWeb">
+    <w:name w:val="Normal (Web)"/>
+    <w:basedOn w:val="Normal"/>
+    <w:uiPriority w:val="99"/>
+    <w:semiHidden/>
+    <w:unhideWhenUsed/>
+    <w:rsid w:val="00044C69"/>
+    <w:rPr>
+      <w:rFonts w:ascii="Times New Roman" w:hAnsi="Times New Roman" w:cs="Times New Roman"/>
+      <w:sz w:val="24"/>
+    </w:rPr>
   </w:style>
 </w:styles>
 </file>
